--- a/docs/informe/INFORME.docx
+++ b/docs/informe/INFORME.docx
@@ -12415,12 +12415,12 @@
           <wp:inline>
             <wp:extent cx="5334000" cy="3000375"/>
             <wp:effectExtent b="0" l="0" r="0" t="0"/>
-            <wp:docPr descr="Figura 1. Pantalla principal de RutaQ en navegador de escritorio con la red vial de Quetzaltenango (24 cabeceras) y panel de análisis sincronizado." title="" id="38" name="Picture"/>
+            <wp:docPr descr="Figura 1. Consulta F3 en la versión desplegada: ruta más corta de Quetzaltenango a Coatepeque (59.9 km) sobre la red vial de 24 cabeceras." title="" id="38" name="Picture"/>
             <a:graphic>
               <a:graphicData uri="http://schemas.openxmlformats.org/drawingml/2006/picture">
                 <pic:pic>
                   <pic:nvPicPr>
-                    <pic:cNvPr descr="capturas/desktop-chrome-02-quetzaltenango.png" id="39" name="Picture"/>
+                    <pic:cNvPr descr="capturas/desktop-chrome-00-f3-quetzaltenango-coatepeque.png" id="39" name="Picture"/>
                     <pic:cNvPicPr>
                       <a:picLocks noChangeArrowheads="1" noChangeAspect="1"/>
                     </pic:cNvPicPr>
@@ -12458,7 +12458,7 @@
         <w:pStyle w:val="ImageCaption"/>
       </w:pPr>
       <w:r>
-        <w:t xml:space="preserve">Figura 1. Pantalla principal de RutaQ en navegador de escritorio con la red vial de Quetzaltenango (24 cabeceras) y panel de análisis sincronizado.</w:t>
+        <w:t xml:space="preserve">Figura 1. Consulta F3 en la versión desplegada: ruta más corta de Quetzaltenango a Coatepeque (59.9 km) sobre la red vial de 24 cabeceras.</w:t>
       </w:r>
     </w:p>
     <w:p>
@@ -12466,7 +12466,7 @@
         <w:pStyle w:val="BodyText"/>
       </w:pPr>
       <w:r>
-        <w:t xml:space="preserve">En la barra superior se aprecian los selectores de modo («Quetzaltenango» activo en color azul y «Diseño»), la lista desplegable de plantillas preconfiguradas («Plantilla: Quetzaltenango (24 muns)») y los botones de acción para «Cargar», «Guardar», exportación «PNG» y maximizado. En la barra de control secundaria se ubican las acciones algorítmicas («Árbol (F2)», «Ruta (F3)», «Limpiar») y el selector de nodo origen («Quetzaltenango»), acompañados de las insignias de escala («Escala: 1-100») y compensación bidimensional («Ajuste 2D: 0%»). El lienzo interactivo renderiza los 24 vértices municipales interconectados por las 55 aristas viales con sus respectivos kilometrajes y controles de navegación en la esquina inferior izquierda. A la derecha, el panel sincronizado expone la pestaña «Gráfica (S2)» con la leyenda visual de estados y la tarjeta de escala geométrica reportando ~12 px / km.</w:t>
+        <w:t xml:space="preserve">En la barra superior se aprecian el modo «Quetzaltenango» activo, la plantilla «Quetzaltenango (24 muns)» y las acciones «Cargar», «Guardar» y «PNG». En la barra de consulta está activa «Ruta (F3)» con origen «Quetzaltenango», destino «Coatepeque» y la distancia mínima «59.9 km», junto a las insignias «Escala: 1–100» y «Ajuste 2D: 0%». En el lienzo, los municipios conservan su disposición geográfica (altiplano al norte, Costa Cuca al sur); la ruta mínima se resalta en morado, con el origen en verde y el destino en rojo, y cada arista muestra su peso en kilómetros. A la derecha, la pestaña «Gráfica (S2)» resume la consulta: «Distancia Total: 59.9 km», «5 tramos» y la secuencia Quetzaltenango → La Esperanza → San Mateo → Concepción Chiquirichapa → San Martín Sacatepéquez → Coatepeque, seguida de la leyenda de estados y la tarjeta de escala (~12 px por km).</w:t>
       </w:r>
     </w:p>
     <w:p>

--- a/docs/informe/INFORME.docx
+++ b/docs/informe/INFORME.docx
@@ -28,7 +28,7 @@
         </w:p>
       </w:sdtContent>
     </w:sdt>
-    <w:bookmarkStart w:id="83" w:name="universidad-mariano-gálvez-de-guatemala"/>
+    <w:bookmarkStart w:id="88" w:name="universidad-mariano-gálvez-de-guatemala"/>
     <w:p>
       <w:pPr>
         <w:pStyle w:val="Heading1"/>
@@ -194,7 +194,7 @@
         <w:t xml:space="preserve"> </w:t>
       </w:r>
       <w:r>
-        <w:t xml:space="preserve">14 de octubre de 2026</w:t>
+        <w:t xml:space="preserve">15 de octubre de 2026</w:t>
       </w:r>
       <w:r>
         <w:br/>
@@ -333,7 +333,7 @@
         <w:pStyle w:val="BodyText"/>
       </w:pPr>
       <w:r>
-        <w:t xml:space="preserve">El modelo se alimenta de un dataset de 24 cabeceras municipales oficiales del departamento de Quetzaltenango, construido mediante metodologías 100 % guiadas por datos a partir de OpenStreetMap, Nominatim y el motor Open Source Routing Machine (OSRM). Dicho grafo consta de 55 aristas directas aceptadas tras evaluar exhaustivamente los 276 pares candidatos posibles y filtrar aquellos con intermediaciones urbanas a menos de 1.0 km. La solución algorítmica fue sometida a un proceso de verificación exhaustivo de tres niveles: (1) validación paso a paso de la trazabilidad tabular contra una resolución analítica manual sobre un grafo de control de 6 nodos, (2) verificación cruzada automatizada al 100 % (576/576 pares) contra la librería científica NetworkX, y (3) contraste de una muestra de 20 distancias con Google Maps (13 aristas dentro de la tolerancia de</w:t>
+        <w:t xml:space="preserve">El modelo se alimenta de un dataset de 24 cabeceras municipales oficiales del departamento de Quetzaltenango, construido mediante metodologías 100 % guiadas por datos a partir de OpenStreetMap, Nominatim y el motor Open Source Routing Machine (OSRM), sometido a una auditoría sistemática de coordenadas frente a Wikipedia y Google Maps que corrigió la posición de El Nuevo Palmar (casco reubicado tras los lahares del volcán Santiaguito, con una diferencia de</w:t>
       </w:r>
       <w:r>
         <w:t xml:space="preserve"> </w:t>
@@ -343,6 +343,120 @@
           <m:rPr>
             <m:sty m:val="p"/>
           </m:rPr>
+          <m:t>≈</m:t>
+        </m:r>
+        <m:r>
+          <m:t>6.8</m:t>
+        </m:r>
+        <m:r>
+          <m:rPr>
+            <m:nor/>
+            <m:sty m:val="p"/>
+          </m:rPr>
+          <m:t> km</m:t>
+        </m:r>
+      </m:oMath>
+      <w:r>
+        <w:t xml:space="preserve">) y Cantel (</w:t>
+      </w:r>
+      <m:oMath>
+        <m:r>
+          <m:rPr>
+            <m:sty m:val="p"/>
+          </m:rPr>
+          <m:t>≈</m:t>
+        </m:r>
+        <m:r>
+          <m:t>2.0</m:t>
+        </m:r>
+        <m:r>
+          <m:rPr>
+            <m:nor/>
+            <m:sty m:val="p"/>
+          </m:rPr>
+          <m:t> km</m:t>
+        </m:r>
+      </m:oMath>
+      <w:r>
+        <w:t xml:space="preserve"> </w:t>
+      </w:r>
+      <w:r>
+        <w:t xml:space="preserve">hacia su parque central y casco urbano). Dicho grafo consta de 50 aristas directas aceptadas tras evaluar exhaustivamente los 276 pares candidatos posibles y descartar 226 pares con intermediaciones urbanas a menos de 1.0 km (dejando de ser directas</w:t>
+      </w:r>
+      <w:r>
+        <w:t xml:space="preserve"> </w:t>
+      </w:r>
+      <w:r>
+        <w:rPr>
+          <w:rStyle w:val="VerbatimChar"/>
+        </w:rPr>
+        <w:t xml:space="preserve">CAN-HUI</w:t>
+      </w:r>
+      <w:r>
+        <w:t xml:space="preserve">,</w:t>
+      </w:r>
+      <w:r>
+        <w:t xml:space="preserve"> </w:t>
+      </w:r>
+      <w:r>
+        <w:rPr>
+          <w:rStyle w:val="VerbatimChar"/>
+        </w:rPr>
+        <w:t xml:space="preserve">FCC-ZUN</w:t>
+      </w:r>
+      <w:r>
+        <w:t xml:space="preserve">,</w:t>
+      </w:r>
+      <w:r>
+        <w:t xml:space="preserve"> </w:t>
+      </w:r>
+      <w:r>
+        <w:rPr>
+          <w:rStyle w:val="VerbatimChar"/>
+        </w:rPr>
+        <w:t xml:space="preserve">PAL-SMA</w:t>
+      </w:r>
+      <w:r>
+        <w:t xml:space="preserve">,</w:t>
+      </w:r>
+      <w:r>
+        <w:t xml:space="preserve"> </w:t>
+      </w:r>
+      <w:r>
+        <w:rPr>
+          <w:rStyle w:val="VerbatimChar"/>
+        </w:rPr>
+        <w:t xml:space="preserve">QTZ-ZUN</w:t>
+      </w:r>
+      <w:r>
+        <w:t xml:space="preserve"> </w:t>
+      </w:r>
+      <w:r>
+        <w:t xml:space="preserve">y</w:t>
+      </w:r>
+      <w:r>
+        <w:t xml:space="preserve"> </w:t>
+      </w:r>
+      <w:r>
+        <w:rPr>
+          <w:rStyle w:val="VerbatimChar"/>
+        </w:rPr>
+        <w:t xml:space="preserve">SAL-ZUN</w:t>
+      </w:r>
+      <w:r>
+        <w:t xml:space="preserve"> </w:t>
+      </w:r>
+      <w:r>
+        <w:t xml:space="preserve">al transitar por las posiciones urbanas corregidas). La solución algorítmica fue sometida a un proceso de verificación exhaustivo de tres niveles: (1) validación paso a paso de la trazabilidad tabular contra una resolución analítica manual sobre un grafo de control de 6 nodos, (2) verificación cruzada automatizada al 100 % (648/648 pares evaluados en el sistema de verificación, incluyendo los 576 pares de Quetzaltenango y los grafos de control) contra la librería científica NetworkX, y (3) contraste de una muestra de 18 aristas directas con Google Maps (incluidas las 5 más largas del departamento), de las cuales 13 aristas se ubican dentro de la tolerancia de</w:t>
+      </w:r>
+      <w:r>
+        <w:t xml:space="preserve"> </w:t>
+      </w:r>
+      <m:oMath>
+        <m:r>
+          <m:rPr>
+            <m:sty m:val="p"/>
+          </m:rPr>
           <m:t>±</m:t>
         </m:r>
         <m:r>
@@ -362,7 +476,87 @@
         <w:t xml:space="preserve"> </w:t>
       </w:r>
       <w:r>
-        <w:t xml:space="preserve">y 7 corregidas con el valor de Google Maps al superar dicho umbral por selección de travesías urbanas). Los resultados demuestran la exactitud absoluta de las implementaciones, evidenciando cómo la interacción armónica entre teoría de grafos, estructuras de datos eficientes (montículos binarios) y arquitecturas desacopladas mediante Web Workers permite resolver redes viales complejas, garantizando fluidez interactiva y trazabilidad pedagógica.</w:t>
+        <w:t xml:space="preserve">(4 con coincidencia exacta del</w:t>
+      </w:r>
+      <w:r>
+        <w:t xml:space="preserve"> </w:t>
+      </w:r>
+      <m:oMath>
+        <m:r>
+          <m:t>0.00</m:t>
+        </m:r>
+        <m:r>
+          <m:t> </m:t>
+        </m:r>
+        <m:r>
+          <m:rPr>
+            <m:sty m:val="p"/>
+          </m:rPr>
+          <m:t>%</m:t>
+        </m:r>
+      </m:oMath>
+      <w:r>
+        <w:t xml:space="preserve">) y 5 fueron ajustadas con el valor de Google Maps al superar dicho umbral por selección de travesías urbanas o atajos locales (</w:t>
+      </w:r>
+      <w:r>
+        <w:rPr>
+          <w:rStyle w:val="VerbatimChar"/>
+        </w:rPr>
+        <w:t xml:space="preserve">ALM-SAL</w:t>
+      </w:r>
+      <w:r>
+        <w:t xml:space="preserve">,</w:t>
+      </w:r>
+      <w:r>
+        <w:t xml:space="preserve"> </w:t>
+      </w:r>
+      <w:r>
+        <w:rPr>
+          <w:rStyle w:val="VerbatimChar"/>
+        </w:rPr>
+        <w:t xml:space="preserve">CAN-SAL</w:t>
+      </w:r>
+      <w:r>
+        <w:t xml:space="preserve">,</w:t>
+      </w:r>
+      <w:r>
+        <w:t xml:space="preserve"> </w:t>
+      </w:r>
+      <w:r>
+        <w:rPr>
+          <w:rStyle w:val="VerbatimChar"/>
+        </w:rPr>
+        <w:t xml:space="preserve">CAN-ZUN</w:t>
+      </w:r>
+      <w:r>
+        <w:t xml:space="preserve">,</w:t>
+      </w:r>
+      <w:r>
+        <w:t xml:space="preserve"> </w:t>
+      </w:r>
+      <w:r>
+        <w:rPr>
+          <w:rStyle w:val="VerbatimChar"/>
+        </w:rPr>
+        <w:t xml:space="preserve">COL-PAL</w:t>
+      </w:r>
+      <w:r>
+        <w:t xml:space="preserve"> </w:t>
+      </w:r>
+      <w:r>
+        <w:t xml:space="preserve">y</w:t>
+      </w:r>
+      <w:r>
+        <w:t xml:space="preserve"> </w:t>
+      </w:r>
+      <w:r>
+        <w:rPr>
+          <w:rStyle w:val="VerbatimChar"/>
+        </w:rPr>
+        <w:t xml:space="preserve">ESP-SAL</w:t>
+      </w:r>
+      <w:r>
+        <w:t xml:space="preserve">), tras la remedición formal del 15 de octubre de 2026. Los resultados demuestran la exactitud absoluta de las implementaciones, evidenciando cómo la interacción armónica entre teoría de grafos, estructuras de datos eficientes (montículos binarios) y arquitecturas desacopladas mediante Web Workers permite resolver redes viales complejas, garantizando fluidez interactiva y trazabilidad pedagógica.</w:t>
       </w:r>
     </w:p>
     <w:p>
@@ -719,7 +913,7 @@
         <w:t xml:space="preserve"> </w:t>
       </w:r>
       <w:r>
-        <w:t xml:space="preserve">Modelar la topología vial de los 24 municipios del departamento de Quetzaltenango a partir de fuentes geográficas abiertas (OpenStreetMap, Nominatim, OSRM), aplicando criterios matemáticos objetivos de intermediación punto-segmento y pruebas geométricas de punto-en-polígono para garantizar un grafo 100 % conexo y trazable.</w:t>
+        <w:t xml:space="preserve">Modelar la topología vial de los 24 municipios del departamento de Quetzaltenango a partir de fuentes geográficas abiertas (OpenStreetMap, Nominatim, OSRM), contrastadas y auditadas contra Wikipedia y Google Maps para corregir cascos urbanos históricos (El Nuevo Palmar y Cantel), aplicando criterios matemáticos objetivos de intermediación punto-segmento (50 aristas directas aceptadas y 226 descartadas) y pruebas geométricas de punto-en-polígono para garantizar un grafo 100 % conexo y trazable.</w:t>
       </w:r>
     </w:p>
     <w:p>
@@ -763,7 +957,7 @@
         <w:t xml:space="preserve"> </w:t>
       </w:r>
       <w:r>
-        <w:t xml:space="preserve">Comprobar la exactitud de los resultados mediante pruebas de regresión iteración por iteración contra resoluciones manuales a mano, verificación cruzada al 100 % (576/576 pares) contra NetworkX, y contraste frente a mediciones de plataformas de navegación comercial.</w:t>
+        <w:t xml:space="preserve">Comprobar la exactitud de los resultados mediante pruebas de regresión iteración por iteración contra resoluciones manuales a mano, verificación cruzada al 100 % (648/648 pares) contra NetworkX, contraste frente a 18 aristas directas medidas en Google Maps y pruebas de aceptación de extremo a extremo (E2E) en producción.</w:t>
       </w:r>
     </w:p>
     <w:p>
@@ -11538,7 +11732,7 @@
     </w:p>
     <w:bookmarkEnd w:id="33"/>
     <w:bookmarkEnd w:id="34"/>
-    <w:bookmarkStart w:id="56" w:name="Xdc233a6e624399121dfcf9baeafdb3af590358e"/>
+    <w:bookmarkStart w:id="59" w:name="Xdc233a6e624399121dfcf9baeafdb3af590358e"/>
     <w:p>
       <w:pPr>
         <w:pStyle w:val="Heading2"/>
@@ -11890,7 +12084,111 @@
         <w:t xml:space="preserve">CustomEdge.tsx</w:t>
       </w:r>
       <w:r>
-        <w:t xml:space="preserve">).</w:t>
+        <w:t xml:space="preserve">). En el modo Quetzaltenango, los 24 municipios se sitúan en su</w:t>
+      </w:r>
+      <w:r>
+        <w:t xml:space="preserve"> </w:t>
+      </w:r>
+      <w:r>
+        <w:rPr>
+          <w:b/>
+          <w:bCs/>
+        </w:rPr>
+        <w:t xml:space="preserve">posición geográfica exacta</w:t>
+      </w:r>
+      <w:r>
+        <w:t xml:space="preserve"> </w:t>
+      </w:r>
+      <w:r>
+        <w:t xml:space="preserve">(latitud y longitud proyectadas con el norte hacia arriba y escala métrica proporcional a la distancia real sobre el terreno), incorporando:</w:t>
+      </w:r>
+    </w:p>
+    <w:p>
+      <w:pPr>
+        <w:pStyle w:val="Compact"/>
+        <w:numPr>
+          <w:ilvl w:val="1"/>
+          <w:numId w:val="1019"/>
+        </w:numPr>
+      </w:pPr>
+      <w:r>
+        <w:rPr>
+          <w:b/>
+          <w:bCs/>
+        </w:rPr>
+        <w:t xml:space="preserve">Rosa de los vientos:</w:t>
+      </w:r>
+      <w:r>
+        <w:t xml:space="preserve"> </w:t>
+      </w:r>
+      <w:r>
+        <w:t xml:space="preserve">Indicador visual de orientación cardinal en la esquina superior derecha con el norte destacado en rojo.</w:t>
+      </w:r>
+    </w:p>
+    <w:p>
+      <w:pPr>
+        <w:pStyle w:val="Compact"/>
+        <w:numPr>
+          <w:ilvl w:val="1"/>
+          <w:numId w:val="1019"/>
+        </w:numPr>
+      </w:pPr>
+      <w:r>
+        <w:rPr>
+          <w:b/>
+          <w:bCs/>
+        </w:rPr>
+        <w:t xml:space="preserve">Barra de escala dinámica en kilómetros:</w:t>
+      </w:r>
+      <w:r>
+        <w:t xml:space="preserve"> </w:t>
+      </w:r>
+      <w:r>
+        <w:t xml:space="preserve">Proporciona referencia métrica inmediata (1, 2, 5, 10 o 20 km según el nivel de zoom aplicado).</w:t>
+      </w:r>
+    </w:p>
+    <w:p>
+      <w:pPr>
+        <w:pStyle w:val="Compact"/>
+        <w:numPr>
+          <w:ilvl w:val="1"/>
+          <w:numId w:val="1019"/>
+        </w:numPr>
+      </w:pPr>
+      <w:r>
+        <w:rPr>
+          <w:b/>
+          <w:bCs/>
+        </w:rPr>
+        <w:t xml:space="preserve">Nodos geográficos y halo tipográfico:</w:t>
+      </w:r>
+      <w:r>
+        <w:t xml:space="preserve"> </w:t>
+      </w:r>
+      <w:r>
+        <w:t xml:space="preserve">Nodos circulares compactos de 18 px coloreados por estado semántico, con nombres legibles que conservan tamaño constante en pantalla sin solaparse, resguardados por un halo tipográfico protector (blanco en tema claro, oscuro en tema oscuro) colocado mediante un algoritmo determinista de cuatro cuadrantes.</w:t>
+      </w:r>
+    </w:p>
+    <w:p>
+      <w:pPr>
+        <w:pStyle w:val="Compact"/>
+        <w:numPr>
+          <w:ilvl w:val="1"/>
+          <w:numId w:val="1019"/>
+        </w:numPr>
+      </w:pPr>
+      <w:r>
+        <w:rPr>
+          <w:b/>
+          <w:bCs/>
+        </w:rPr>
+        <w:t xml:space="preserve">Pesos de aristas limpios:</w:t>
+      </w:r>
+      <w:r>
+        <w:t xml:space="preserve"> </w:t>
+      </w:r>
+      <w:r>
+        <w:t xml:space="preserve">Ponderaciones kilométricas legibles con halo y sin bordes ni cajas invasivas, gobernadas por el selector «Pesos: automático / todos / ocultos» en la barra de herramientas (visibles automáticamente al acercar el zoom o en tramos evaluados).</w:t>
       </w:r>
     </w:p>
     <w:p>
@@ -11906,14 +12204,7 @@
           <w:b/>
           <w:bCs/>
         </w:rPr>
-        <w:t xml:space="preserve">Módulo Tabular Paso a Paso (S1,</w:t>
-      </w:r>
-      <w:r>
-        <w:rPr>
-          <w:b/>
-          <w:bCs/>
-        </w:rPr>
-        <w:t xml:space="preserve"> </w:t>
+        <w:t xml:space="preserve">Panel de Resultados Tipo Ventana (</w:t>
       </w:r>
       <w:r>
         <w:rPr>
@@ -11921,6 +12212,176 @@
           <w:b/>
           <w:bCs/>
         </w:rPr>
+        <w:t xml:space="preserve">src/ui/components/ResultsPanel.tsx</w:t>
+      </w:r>
+      <w:r>
+        <w:rPr>
+          <w:b/>
+          <w:bCs/>
+        </w:rPr>
+        <w:t xml:space="preserve">):</w:t>
+      </w:r>
+      <w:r>
+        <w:t xml:space="preserve"> </w:t>
+      </w:r>
+      <w:r>
+        <w:t xml:space="preserve">En monitores de escritorio (</w:t>
+      </w:r>
+      <m:oMath>
+        <m:r>
+          <m:rPr>
+            <m:sty m:val="p"/>
+          </m:rPr>
+          <m:t>≥</m:t>
+        </m:r>
+        <m:r>
+          <m:t>1024</m:t>
+        </m:r>
+      </m:oMath>
+      <w:r>
+        <w:t xml:space="preserve"> </w:t>
+      </w:r>
+      <w:r>
+        <w:t xml:space="preserve">px), el panel de resultados opera como una ventana acoplada lateral que puede</w:t>
+      </w:r>
+      <w:r>
+        <w:t xml:space="preserve"> </w:t>
+      </w:r>
+      <w:r>
+        <w:rPr>
+          <w:b/>
+          <w:bCs/>
+        </w:rPr>
+        <w:t xml:space="preserve">redimensionarse</w:t>
+      </w:r>
+      <w:r>
+        <w:t xml:space="preserve"> </w:t>
+      </w:r>
+      <w:r>
+        <w:t xml:space="preserve">arrastrando su borde izquierdo (</w:t>
+      </w:r>
+      <w:r>
+        <w:rPr>
+          <w:rStyle w:val="VerbatimChar"/>
+        </w:rPr>
+        <w:t xml:space="preserve">panel-resize-handle</w:t>
+      </w:r>
+      <w:r>
+        <w:t xml:space="preserve">) entre 320 px y el 75 % del viewport (o mediante las teclas de flecha),</w:t>
+      </w:r>
+      <w:r>
+        <w:t xml:space="preserve"> </w:t>
+      </w:r>
+      <w:r>
+        <w:rPr>
+          <w:b/>
+          <w:bCs/>
+        </w:rPr>
+        <w:t xml:space="preserve">minimizarse</w:t>
+      </w:r>
+      <w:r>
+        <w:t xml:space="preserve"> </w:t>
+      </w:r>
+      <w:r>
+        <w:t xml:space="preserve">con el botón</w:t>
+      </w:r>
+      <w:r>
+        <w:t xml:space="preserve"> </w:t>
+      </w:r>
+      <w:r>
+        <w:rPr>
+          <w:rStyle w:val="VerbatimChar"/>
+        </w:rPr>
+        <w:t xml:space="preserve">—</w:t>
+      </w:r>
+      <w:r>
+        <w:t xml:space="preserve"> </w:t>
+      </w:r>
+      <w:r>
+        <w:t xml:space="preserve">a una franja vertical compacta de 56 px con acceso directo por iconos de pestaña, o</w:t>
+      </w:r>
+      <w:r>
+        <w:t xml:space="preserve"> </w:t>
+      </w:r>
+      <w:r>
+        <w:rPr>
+          <w:b/>
+          <w:bCs/>
+        </w:rPr>
+        <w:t xml:space="preserve">maximizarse</w:t>
+      </w:r>
+      <w:r>
+        <w:t xml:space="preserve"> </w:t>
+      </w:r>
+      <w:r>
+        <w:t xml:space="preserve">con el botón</w:t>
+      </w:r>
+      <w:r>
+        <w:t xml:space="preserve"> </w:t>
+      </w:r>
+      <w:r>
+        <w:rPr>
+          <w:rStyle w:val="VerbatimChar"/>
+        </w:rPr>
+        <w:t xml:space="preserve">▢</w:t>
+      </w:r>
+      <w:r>
+        <w:t xml:space="preserve"> </w:t>
+      </w:r>
+      <w:r>
+        <w:t xml:space="preserve">a pantalla completa, guardando el ancho y estado en</w:t>
+      </w:r>
+      <w:r>
+        <w:t xml:space="preserve"> </w:t>
+      </w:r>
+      <w:r>
+        <w:rPr>
+          <w:rStyle w:val="VerbatimChar"/>
+        </w:rPr>
+        <w:t xml:space="preserve">localStorage</w:t>
+      </w:r>
+      <w:r>
+        <w:t xml:space="preserve">. En celulares y tabletas, conmuta a una hoja deslizable inferior (</w:t>
+      </w:r>
+      <w:r>
+        <w:rPr>
+          <w:i/>
+          <w:iCs/>
+        </w:rPr>
+        <w:t xml:space="preserve">bottom sheet</w:t>
+      </w:r>
+      <w:r>
+        <w:t xml:space="preserve">) con tirador táctil accesible y botón de maximizado.</w:t>
+      </w:r>
+    </w:p>
+    <w:p>
+      <w:pPr>
+        <w:pStyle w:val="Compact"/>
+        <w:numPr>
+          <w:ilvl w:val="0"/>
+          <w:numId w:val="1018"/>
+        </w:numPr>
+      </w:pPr>
+      <w:r>
+        <w:rPr>
+          <w:b/>
+          <w:bCs/>
+        </w:rPr>
+        <w:t xml:space="preserve">Módulo Tabular Paso a Paso (S1,</w:t>
+      </w:r>
+      <w:r>
+        <w:rPr>
+          <w:b/>
+          <w:bCs/>
+        </w:rPr>
+        <w:t xml:space="preserve"> </w:t>
+      </w:r>
+      <w:r>
+        <w:rPr>
+          <w:rStyle w:val="VerbatimChar"/>
+          <w:b/>
+          <w:bCs/>
+        </w:rPr>
         <w:t xml:space="preserve">src/ui/components/tabs/TabularTab.tsx</w:t>
       </w:r>
       <w:r>
@@ -12010,7 +12471,7 @@
         <w:pStyle w:val="Compact"/>
         <w:numPr>
           <w:ilvl w:val="1"/>
-          <w:numId w:val="1019"/>
+          <w:numId w:val="1020"/>
         </w:numPr>
       </w:pPr>
       <w:r>
@@ -12022,7 +12483,7 @@
         <w:pStyle w:val="Compact"/>
         <w:numPr>
           <w:ilvl w:val="1"/>
-          <w:numId w:val="1019"/>
+          <w:numId w:val="1020"/>
         </w:numPr>
       </w:pPr>
       <w:r>
@@ -12034,7 +12495,7 @@
         <w:pStyle w:val="Compact"/>
         <w:numPr>
           <w:ilvl w:val="1"/>
-          <w:numId w:val="1019"/>
+          <w:numId w:val="1020"/>
         </w:numPr>
       </w:pPr>
       <w:r>
@@ -12058,7 +12519,7 @@
         <w:pStyle w:val="Compact"/>
         <w:numPr>
           <w:ilvl w:val="1"/>
-          <w:numId w:val="1019"/>
+          <w:numId w:val="1020"/>
         </w:numPr>
       </w:pPr>
       <w:r>
@@ -12389,7 +12850,7 @@
       </w:r>
     </w:p>
     <w:bookmarkEnd w:id="36"/>
-    <w:bookmarkStart w:id="55" w:name="capturas-del-sistema-en-ejecución"/>
+    <w:bookmarkStart w:id="58" w:name="capturas-del-sistema-en-ejecución"/>
     <w:p>
       <w:pPr>
         <w:pStyle w:val="Heading3"/>
@@ -12415,7 +12876,7 @@
           <wp:inline>
             <wp:extent cx="5334000" cy="3000375"/>
             <wp:effectExtent b="0" l="0" r="0" t="0"/>
-            <wp:docPr descr="Figura 1. Consulta F3 en la versión desplegada: ruta más corta de Quetzaltenango a Coatepeque (59.9 km) sobre la red vial de 24 cabeceras." title="" id="38" name="Picture"/>
+            <wp:docPr descr="Figura 1. Consulta F3 en la versión desplegada en producción: ruta más corta de Quetzaltenango a Coatepeque (59.9 km) sobre la red geográfica departamental." title="" id="38" name="Picture"/>
             <a:graphic>
               <a:graphicData uri="http://schemas.openxmlformats.org/drawingml/2006/picture">
                 <pic:pic>
@@ -12458,7 +12919,7 @@
         <w:pStyle w:val="ImageCaption"/>
       </w:pPr>
       <w:r>
-        <w:t xml:space="preserve">Figura 1. Consulta F3 en la versión desplegada: ruta más corta de Quetzaltenango a Coatepeque (59.9 km) sobre la red vial de 24 cabeceras.</w:t>
+        <w:t xml:space="preserve">Figura 1. Consulta F3 en la versión desplegada en producción: ruta más corta de Quetzaltenango a Coatepeque (59.9 km) sobre la red geográfica departamental.</w:t>
       </w:r>
     </w:p>
     <w:p>
@@ -12466,7 +12927,40 @@
         <w:pStyle w:val="BodyText"/>
       </w:pPr>
       <w:r>
-        <w:t xml:space="preserve">En la barra superior se aprecian el modo «Quetzaltenango» activo, la plantilla «Quetzaltenango (24 muns)» y las acciones «Cargar», «Guardar» y «PNG». En la barra de consulta está activa «Ruta (F3)» con origen «Quetzaltenango», destino «Coatepeque» y la distancia mínima «59.9 km», junto a las insignias «Escala: 1–100» y «Ajuste 2D: 0%». En el lienzo, los municipios conservan su disposición geográfica (altiplano al norte, Costa Cuca al sur); la ruta mínima se resalta en morado, con el origen en verde y el destino en rojo, y cada arista muestra su peso en kilómetros. A la derecha, la pestaña «Gráfica (S2)» resume la consulta: «Distancia Total: 59.9 km», «5 tramos» y la secuencia Quetzaltenango → La Esperanza → San Mateo → Concepción Chiquirichapa → San Martín Sacatepéquez → Coatepeque, seguida de la leyenda de estados y la tarjeta de escala (~12 px por km).</w:t>
+        <w:t xml:space="preserve">En la barra superior se aprecian el modo «Quetzaltenango» activo, la plantilla «Quetzaltenango (24 muns)» y las acciones «Cargar», «Guardar», «PNG» y botón de pantalla completa. En la barra de herramientas secundaria está activa la consulta «Ruta (F3)» con origen «Quetzaltenango», destino «Coatepeque», el chip de distancia mínima «59.9 km», el selector «Pesos: Pesos: automático», y las insignias «Escala: 1–100» y «Ajuste 2D: 0%». Sobre el lienzo, cada municipio se sitúa en su posición geográfica exacta (norte hacia arriba); se aprecian la rosa de los vientos orientada al norte y la barra de escala de 10 km en la esquina superior derecha. La ruta óptima se resalta con trazo morado continuo (Quetzaltenango → La Esperanza → San Mateo → Concepción Chiquirichapa → San Martín Sacatepéquez → Coatepeque), rotulando el tramo troncal de 40.3 km con tipografía limpia y halo. A la derecha, el panel de resultados tipo ventana incorpora los controles de ventana (</w:t>
+      </w:r>
+      <w:r>
+        <w:rPr>
+          <w:rStyle w:val="VerbatimChar"/>
+        </w:rPr>
+        <w:t xml:space="preserve">🗗</w:t>
+      </w:r>
+      <w:r>
+        <w:t xml:space="preserve">,</w:t>
+      </w:r>
+      <w:r>
+        <w:t xml:space="preserve"> </w:t>
+      </w:r>
+      <w:r>
+        <w:rPr>
+          <w:rStyle w:val="VerbatimChar"/>
+        </w:rPr>
+        <w:t xml:space="preserve">—</w:t>
+      </w:r>
+      <w:r>
+        <w:t xml:space="preserve">,</w:t>
+      </w:r>
+      <w:r>
+        <w:t xml:space="preserve"> </w:t>
+      </w:r>
+      <w:r>
+        <w:rPr>
+          <w:rStyle w:val="VerbatimChar"/>
+        </w:rPr>
+        <w:t xml:space="preserve">▢</w:t>
+      </w:r>
+      <w:r>
+        <w:t xml:space="preserve">) y el tirador lateral de redimensión; la pestaña «Gráfica (S2)» detalla el resumen de la ruta (59.9 km, 5 tramos), la secuencia, la leyenda semántica y la tarjeta de escala geométrica (~13 px/km).</w:t>
       </w:r>
     </w:p>
     <w:p>
@@ -12476,14 +12970,14 @@
       <w:r>
         <w:drawing>
           <wp:inline>
-            <wp:extent cx="5334000" cy="9081476"/>
+            <wp:extent cx="5334000" cy="10855330"/>
             <wp:effectExtent b="0" l="0" r="0" t="0"/>
-            <wp:docPr descr="Figura 2. Adaptabilidad responsiva de la interfaz en dispositivo móvil (iPhone 13)." title="" id="41" name="Picture"/>
+            <wp:docPr descr="Figura 2. Visualización geográfica de la red departamental en dispositivo móvil (Pixel 7)." title="" id="41" name="Picture"/>
             <a:graphic>
               <a:graphicData uri="http://schemas.openxmlformats.org/drawingml/2006/picture">
                 <pic:pic>
                   <pic:nvPicPr>
-                    <pic:cNvPr descr="capturas/iphone-13-02-quetzaltenango.png" id="42" name="Picture"/>
+                    <pic:cNvPr descr="capturas/pixel-7-02-quetzaltenango.png" id="42" name="Picture"/>
                     <pic:cNvPicPr>
                       <a:picLocks noChangeArrowheads="1" noChangeAspect="1"/>
                     </pic:cNvPicPr>
@@ -12497,7 +12991,7 @@
                   <pic:spPr bwMode="auto">
                     <a:xfrm>
                       <a:off x="0" y="0"/>
-                      <a:ext cx="5334000" cy="9081476"/>
+                      <a:ext cx="5334000" cy="10855330"/>
                     </a:xfrm>
                     <a:prstGeom prst="rect">
                       <a:avLst/>
@@ -12521,7 +13015,7 @@
         <w:pStyle w:val="ImageCaption"/>
       </w:pPr>
       <w:r>
-        <w:t xml:space="preserve">Figura 2. Adaptabilidad responsiva de la interfaz en dispositivo móvil (iPhone 13).</w:t>
+        <w:t xml:space="preserve">Figura 2. Visualización geográfica de la red departamental en dispositivo móvil (Pixel 7).</w:t>
       </w:r>
     </w:p>
     <w:p>
@@ -12529,7 +13023,7 @@
         <w:pStyle w:val="BodyText"/>
       </w:pPr>
       <w:r>
-        <w:t xml:space="preserve">La interfaz gráfica se reconfigura en pantallas compactas de 390 px de ancho. El encabezado preserva el acceso inmediato a las vistas «Quetzaltenango» y «Diseño», resguardando funciones secundarias bajo un menú de opciones (</w:t>
+        <w:t xml:space="preserve">La interfaz se adapta responsivamente a pantallas móviles compactas de 412 px de ancho. El encabezado de dos filas exhibe el título «RutaQ», el alternador de modo («Quetzaltenango | Diseño») y el botón de opciones secundarias (</w:t>
       </w:r>
       <w:r>
         <w:rPr>
@@ -12538,7 +13032,7 @@
         <w:t xml:space="preserve">...</w:t>
       </w:r>
       <w:r>
-        <w:t xml:space="preserve">). El selector de plantilla y la barra de herramientas («Árbol (F2)», «Ruta (F3)», «Limpiar» y selector de cabecera) se redistribuyen verticalmente ocupando el ancho completo, manteniendo el lienzo de grafo táctil y habilitando una hoja inferior deslizable (</w:t>
+        <w:t xml:space="preserve">), seguido en la segunda fila por el selector de plantilla «Plantilla: Quetzaltenango (24 muns)». La barra de herramientas dispone verticalmente los botones «Árbol (F2)», «Ruta (F3)», «Limpiar», «De: Quetzaltenango» y el selector «Pesos: Pesos: automático». En el lienzo táctil interactivo, los 24 municipios se proyectan con orientación geográfica exacta, exhibiendo la rosa de los vientos y la barra de escala gráfica de 10 km en la parte superior derecha. Las etiquetas de los municipios mantienen tamaño tipográfico legible sin superponerse ni colisionar visualmente. En la base se ubican los controles de zoom flotantes y el tirador táctil de la hoja inferior deslizable (</w:t>
       </w:r>
       <w:r>
         <w:rPr>
@@ -12548,7 +13042,7 @@
         <w:t xml:space="preserve">bottom sheet</w:t>
       </w:r>
       <w:r>
-        <w:t xml:space="preserve">) para consultar los paneles analíticos sin perder el contexto espacial.</w:t>
+        <w:t xml:space="preserve">).</w:t>
       </w:r>
     </w:p>
     <w:p>
@@ -12560,12 +13054,12 @@
           <wp:inline>
             <wp:extent cx="5334000" cy="3000375"/>
             <wp:effectExtent b="0" l="0" r="0" t="0"/>
-            <wp:docPr descr="Figura 3. Módulo tabular paso a paso de Dijkstra (S1) sobre el grafo de control de 6 nodos." title="" id="44" name="Picture"/>
+            <wp:docPr descr="Figura 3. Mapa departamental en reposo y panel de resultados tipo ventana en navegador de escritorio." title="" id="44" name="Picture"/>
             <a:graphic>
               <a:graphicData uri="http://schemas.openxmlformats.org/drawingml/2006/picture">
                 <pic:pic>
                   <pic:nvPicPr>
-                    <pic:cNvPr descr="capturas/desktop-chrome-05-tabla-s1.png" id="45" name="Picture"/>
+                    <pic:cNvPr descr="capturas/desktop-chrome-02-quetzaltenango.png" id="45" name="Picture"/>
                     <pic:cNvPicPr>
                       <a:picLocks noChangeArrowheads="1" noChangeAspect="1"/>
                     </pic:cNvPicPr>
@@ -12603,7 +13097,7 @@
         <w:pStyle w:val="ImageCaption"/>
       </w:pPr>
       <w:r>
-        <w:t xml:space="preserve">Figura 3. Módulo tabular paso a paso de Dijkstra (S1) sobre el grafo de control de 6 nodos.</w:t>
+        <w:t xml:space="preserve">Figura 3. Mapa departamental en reposo y panel de resultados tipo ventana en navegador de escritorio.</w:t>
       </w:r>
     </w:p>
     <w:p>
@@ -12611,16 +13105,34 @@
         <w:pStyle w:val="BodyText"/>
       </w:pPr>
       <w:r>
-        <w:t xml:space="preserve">Se ilustra la resolución analítica para la consulta entre el nodo A (origen, borde verde) y el nodo F (destino, borde naranja). La barra de estado señala la existencia de la distancia mínima encontrada («12 unidades · 2 rutas empatadas»), destacando simultáneamente sobre el lienzo con aristas moradas las dos ramas óptimas concurrentes (A-B-D-F y A-C-E-F). En el panel derecho («Tabla (S1)») se observan los selectores de formato de celda y modo de tachado, los controles de reproducción en la iteración 6 de 6 con velocidad de 0.9s, la matriz de adyacencia directa con guiones de desconexión (</w:t>
+        <w:t xml:space="preserve">Vista panorámica en navegador de escritorio con el mapa de Quetzaltenango en estado de reposo (sin consulta activa) y el panel lateral de resultados configurado como ventana acoplada. Se evidencia el tirador de redimensión en el borde izquierdo (</w:t>
       </w:r>
       <w:r>
         <w:rPr>
           <w:rStyle w:val="VerbatimChar"/>
         </w:rPr>
+        <w:t xml:space="preserve">data-testid="panel-resize-handle"</w:t>
+      </w:r>
+      <w:r>
+        <w:t xml:space="preserve">), que permite ajustar interactivamente la anchura del panel entre 320 px y el 75 % del viewport, junto a los botones de minimizar (</w:t>
+      </w:r>
+      <w:r>
+        <w:rPr>
+          <w:rStyle w:val="VerbatimChar"/>
+        </w:rPr>
         <w:t xml:space="preserve">—</w:t>
       </w:r>
       <w:r>
-        <w:t xml:space="preserve">), y el inicio de la tabla cronológica de iteraciones.</w:t>
+        <w:t xml:space="preserve">) y maximizar (</w:t>
+      </w:r>
+      <w:r>
+        <w:rPr>
+          <w:rStyle w:val="VerbatimChar"/>
+        </w:rPr>
+        <w:t xml:space="preserve">▢</w:t>
+      </w:r>
+      <w:r>
+        <w:t xml:space="preserve">) en la esquina superior derecha de la ventana. En el lienzo, los 24 nodos y las 50 aristas directas permanecen claramente distribuidos con norte arriba, rosa de los vientos y barra de escala de 10 km, mientras que el panel derecho guía al usuario para seleccionar nodos en el lienzo o consultar las pestañas analíticas S1, S2, S3 o Floyd.</w:t>
       </w:r>
     </w:p>
     <w:p>
@@ -12632,12 +13144,12 @@
           <wp:inline>
             <wp:extent cx="5334000" cy="3000375"/>
             <wp:effectExtent b="0" l="0" r="0" t="0"/>
-            <wp:docPr descr="Figura 4. Visualización de la matriz de distancias D^(1) en el algoritmo de Floyd-Warshall." title="" id="47" name="Picture"/>
+            <wp:docPr descr="Figura 4. Módulo tabular paso a paso de Dijkstra (S1) sobre el grafo de control de 6 nodos." title="" id="47" name="Picture"/>
             <a:graphic>
               <a:graphicData uri="http://schemas.openxmlformats.org/drawingml/2006/picture">
                 <pic:pic>
                   <pic:nvPicPr>
-                    <pic:cNvPr descr="capturas/desktop-chrome-07-floyd.png" id="48" name="Picture"/>
+                    <pic:cNvPr descr="capturas/desktop-chrome-05-tabla-s1.png" id="48" name="Picture"/>
                     <pic:cNvPicPr>
                       <a:picLocks noChangeArrowheads="1" noChangeAspect="1"/>
                     </pic:cNvPicPr>
@@ -12675,7 +13187,7 @@
         <w:pStyle w:val="ImageCaption"/>
       </w:pPr>
       <w:r>
-        <w:t xml:space="preserve">Figura 4. Visualización de la matriz de distancias D^(1) en el algoritmo de Floyd-Warshall.</w:t>
+        <w:t xml:space="preserve">Figura 4. Módulo tabular paso a paso de Dijkstra (S1) sobre el grafo de control de 6 nodos.</w:t>
       </w:r>
     </w:p>
     <w:p>
@@ -12683,120 +13195,16 @@
         <w:pStyle w:val="BodyText"/>
       </w:pPr>
       <w:r>
-        <w:t xml:space="preserve">El panel derecho presenta la pestaña «Floyd» navegando en el paso intermedio</w:t>
-      </w:r>
-      <w:r>
-        <w:t xml:space="preserve"> </w:t>
-      </w:r>
-      <m:oMath>
-        <m:r>
-          <m:t>k</m:t>
-        </m:r>
-        <m:r>
-          <m:rPr>
-            <m:sty m:val="p"/>
-          </m:rPr>
-          <m:t>=</m:t>
-        </m:r>
-        <m:r>
-          <m:t>1</m:t>
-        </m:r>
-      </m:oMath>
-      <w:r>
-        <w:t xml:space="preserve"> </w:t>
-      </w:r>
-      <w:r>
-        <w:t xml:space="preserve">(</w:t>
-      </w:r>
-      <m:oMath>
-        <m:sSup>
-          <m:e>
-            <m:r>
-              <m:t>D</m:t>
-            </m:r>
-          </m:e>
-          <m:sup>
-            <m:r>
-              <m:rPr>
-                <m:sty m:val="p"/>
-              </m:rPr>
-              <m:t>(</m:t>
-            </m:r>
-            <m:r>
-              <m:t>1</m:t>
-            </m:r>
-            <m:r>
-              <m:rPr>
-                <m:sty m:val="p"/>
-              </m:rPr>
-              <m:t>)</m:t>
-            </m:r>
-          </m:sup>
-        </m:sSup>
-      </m:oMath>
-      <w:r>
-        <w:t xml:space="preserve"> </w:t>
-      </w:r>
-      <w:r>
-        <w:t xml:space="preserve">— Vía A), con la indicación «Intermedios evaluados: 1 a 1 (hasta A)». En la matriz de distancias de 6×6, las celdas simétricas (C, D) y (D, C) se encuentran resaltadas en verde claro con el nuevo valor 14 y el indicador «↓ Infinity», evidenciando la relajación de la distancia indirecta mediante la trayectoria</w:t>
-      </w:r>
-      <w:r>
-        <w:t xml:space="preserve"> </w:t>
-      </w:r>
-      <m:oMath>
-        <m:r>
-          <m:t>C</m:t>
-        </m:r>
-        <m:r>
-          <m:rPr>
-            <m:sty m:val="p"/>
-          </m:rPr>
-          <m:t>→</m:t>
-        </m:r>
-        <m:r>
-          <m:t>A</m:t>
-        </m:r>
-        <m:r>
-          <m:rPr>
-            <m:sty m:val="p"/>
-          </m:rPr>
-          <m:t>→</m:t>
-        </m:r>
-        <m:r>
-          <m:t>D</m:t>
-        </m:r>
-      </m:oMath>
-      <w:r>
-        <w:t xml:space="preserve"> </w:t>
-      </w:r>
-      <w:r>
-        <w:t xml:space="preserve">(</w:t>
-      </w:r>
-      <m:oMath>
-        <m:r>
-          <m:t>4</m:t>
-        </m:r>
-        <m:r>
-          <m:rPr>
-            <m:sty m:val="p"/>
-          </m:rPr>
-          <m:t>+</m:t>
-        </m:r>
-        <m:r>
-          <m:t>10</m:t>
-        </m:r>
-        <m:r>
-          <m:rPr>
-            <m:sty m:val="p"/>
-          </m:rPr>
-          <m:t>=</m:t>
-        </m:r>
-        <m:r>
-          <m:t>14</m:t>
-        </m:r>
-      </m:oMath>
-      <w:r>
-        <w:t xml:space="preserve">). A la izquierda, el lienzo interactivo conserva visibles los 6 nodos y pesos originales para facilitar el seguimiento visual del proceso matricial.</w:t>
+        <w:t xml:space="preserve">Se ilustra la resolución analítica para la consulta entre el nodo A (origen, borde verde) y el nodo F (destino, borde naranja). La barra de estado señala la existencia de la distancia mínima encontrada («12 unidades · 2 rutas empatadas»), destacando simultáneamente sobre el lienzo con aristas moradas las dos ramas óptimas concurrentes (A-B-D-F y A-C-E-F). En el panel derecho («Tabla (S1)») se observan los selectores de formato de celda y modo de tachado, los controles de reproducción en la iteración 6 de 6 con velocidad de 0.9s, la matriz de adyacencia directa con guiones de desconexión (</w:t>
+      </w:r>
+      <w:r>
+        <w:rPr>
+          <w:rStyle w:val="VerbatimChar"/>
+        </w:rPr>
+        <w:t xml:space="preserve">—</w:t>
+      </w:r>
+      <w:r>
+        <w:t xml:space="preserve">), y el inicio de la tabla cronológica de iteraciones.</w:t>
       </w:r>
     </w:p>
     <w:p>
@@ -12808,12 +13216,12 @@
           <wp:inline>
             <wp:extent cx="5334000" cy="3000375"/>
             <wp:effectExtent b="0" l="0" r="0" t="0"/>
-            <wp:docPr descr="Figura 5. Módulo de análisis combinatorio de Todas las Rutas (S3) entre Quetzaltenango y Coatepeque." title="" id="50" name="Picture"/>
+            <wp:docPr descr="Figura 5. Visualización de la matriz de distancias D^(1) en el algoritmo de Floyd-Warshall." title="" id="50" name="Picture"/>
             <a:graphic>
               <a:graphicData uri="http://schemas.openxmlformats.org/drawingml/2006/picture">
                 <pic:pic>
                   <pic:nvPicPr>
-                    <pic:cNvPr descr="capturas/desktop-chrome-06-s3-todas-rutas.png" id="51" name="Picture"/>
+                    <pic:cNvPr descr="capturas/desktop-chrome-07-floyd.png" id="51" name="Picture"/>
                     <pic:cNvPicPr>
                       <a:picLocks noChangeArrowheads="1" noChangeAspect="1"/>
                     </pic:cNvPicPr>
@@ -12851,7 +13259,7 @@
         <w:pStyle w:val="ImageCaption"/>
       </w:pPr>
       <w:r>
-        <w:t xml:space="preserve">Figura 5. Módulo de análisis combinatorio de Todas las Rutas (S3) entre Quetzaltenango y Coatepeque.</w:t>
+        <w:t xml:space="preserve">Figura 5. Visualización de la matriz de distancias D^(1) en el algoritmo de Floyd-Warshall.</w:t>
       </w:r>
     </w:p>
     <w:p>
@@ -12859,7 +13267,120 @@
         <w:pStyle w:val="BodyText"/>
       </w:pPr>
       <w:r>
-        <w:t xml:space="preserve">Se presenta la consulta entre Quetzaltenango y Coatepeque (distancia óptima de 59.9 km). En el panel lateral («Rutas (S3)») se observa el selector de cota máxima configurado en «5 000 rutas», el botón de reejecución y la notificación de estado de exploración cancelada por el usuario. La tabla inferior dispone las columnas para enumerar el identificador de ruta, secuencia ordenada de municipios, conteo de tramos intermedios, distancia kilométrica total y diferencial porcentual respecto a la ruta mínima. En el lienzo, se resaltan las aristas del corredor troncal que desciende hacia la Costa Cuca.</w:t>
+        <w:t xml:space="preserve">El panel derecho presenta la pestaña «Floyd» navegando en el paso intermedio</w:t>
+      </w:r>
+      <w:r>
+        <w:t xml:space="preserve"> </w:t>
+      </w:r>
+      <m:oMath>
+        <m:r>
+          <m:t>k</m:t>
+        </m:r>
+        <m:r>
+          <m:rPr>
+            <m:sty m:val="p"/>
+          </m:rPr>
+          <m:t>=</m:t>
+        </m:r>
+        <m:r>
+          <m:t>1</m:t>
+        </m:r>
+      </m:oMath>
+      <w:r>
+        <w:t xml:space="preserve"> </w:t>
+      </w:r>
+      <w:r>
+        <w:t xml:space="preserve">(</w:t>
+      </w:r>
+      <m:oMath>
+        <m:sSup>
+          <m:e>
+            <m:r>
+              <m:t>D</m:t>
+            </m:r>
+          </m:e>
+          <m:sup>
+            <m:r>
+              <m:rPr>
+                <m:sty m:val="p"/>
+              </m:rPr>
+              <m:t>(</m:t>
+            </m:r>
+            <m:r>
+              <m:t>1</m:t>
+            </m:r>
+            <m:r>
+              <m:rPr>
+                <m:sty m:val="p"/>
+              </m:rPr>
+              <m:t>)</m:t>
+            </m:r>
+          </m:sup>
+        </m:sSup>
+      </m:oMath>
+      <w:r>
+        <w:t xml:space="preserve"> </w:t>
+      </w:r>
+      <w:r>
+        <w:t xml:space="preserve">— Vía A), con la indicación «Intermedios evaluados: 1 a 1 (hasta A)». En la matriz de distancias de 6×6, las celdas simétricas (C, D) y (D, C) se encuentran resaltadas en verde claro con el nuevo valor 14 y el indicador «↓ Infinity», evidenciando la relajación de la distancia indirecta mediante la trayectoria</w:t>
+      </w:r>
+      <w:r>
+        <w:t xml:space="preserve"> </w:t>
+      </w:r>
+      <m:oMath>
+        <m:r>
+          <m:t>C</m:t>
+        </m:r>
+        <m:r>
+          <m:rPr>
+            <m:sty m:val="p"/>
+          </m:rPr>
+          <m:t>→</m:t>
+        </m:r>
+        <m:r>
+          <m:t>A</m:t>
+        </m:r>
+        <m:r>
+          <m:rPr>
+            <m:sty m:val="p"/>
+          </m:rPr>
+          <m:t>→</m:t>
+        </m:r>
+        <m:r>
+          <m:t>D</m:t>
+        </m:r>
+      </m:oMath>
+      <w:r>
+        <w:t xml:space="preserve"> </w:t>
+      </w:r>
+      <w:r>
+        <w:t xml:space="preserve">(</w:t>
+      </w:r>
+      <m:oMath>
+        <m:r>
+          <m:t>4</m:t>
+        </m:r>
+        <m:r>
+          <m:rPr>
+            <m:sty m:val="p"/>
+          </m:rPr>
+          <m:t>+</m:t>
+        </m:r>
+        <m:r>
+          <m:t>10</m:t>
+        </m:r>
+        <m:r>
+          <m:rPr>
+            <m:sty m:val="p"/>
+          </m:rPr>
+          <m:t>=</m:t>
+        </m:r>
+        <m:r>
+          <m:t>14</m:t>
+        </m:r>
+      </m:oMath>
+      <w:r>
+        <w:t xml:space="preserve">). A la izquierda, el lienzo interactivo conserva visibles los 6 nodos y pesos originales para facilitar el seguimiento visual del proceso matricial.</w:t>
       </w:r>
     </w:p>
     <w:p>
@@ -12871,12 +13392,12 @@
           <wp:inline>
             <wp:extent cx="5334000" cy="3000375"/>
             <wp:effectExtent b="0" l="0" r="0" t="0"/>
-            <wp:docPr descr="Figura 6. Entorno interactivo de diseño y edición de grafos (F4)." title="" id="53" name="Picture"/>
+            <wp:docPr descr="Figura 6. Módulo de análisis combinatorio de Todas las Rutas (S3) entre Quetzaltenango y Coatepeque." title="" id="53" name="Picture"/>
             <a:graphic>
               <a:graphicData uri="http://schemas.openxmlformats.org/drawingml/2006/picture">
                 <pic:pic>
                   <pic:nvPicPr>
-                    <pic:cNvPr descr="capturas/desktop-chrome-08-modo-diseno.png" id="54" name="Picture"/>
+                    <pic:cNvPr descr="capturas/desktop-chrome-06-s3-todas-rutas.png" id="54" name="Picture"/>
                     <pic:cNvPicPr>
                       <a:picLocks noChangeArrowheads="1" noChangeAspect="1"/>
                     </pic:cNvPicPr>
@@ -12914,7 +13435,70 @@
         <w:pStyle w:val="ImageCaption"/>
       </w:pPr>
       <w:r>
-        <w:t xml:space="preserve">Figura 6. Entorno interactivo de diseño y edición de grafos (F4).</w:t>
+        <w:t xml:space="preserve">Figura 6. Módulo de análisis combinatorio de Todas las Rutas (S3) entre Quetzaltenango y Coatepeque.</w:t>
+      </w:r>
+    </w:p>
+    <w:p>
+      <w:pPr>
+        <w:pStyle w:val="BodyText"/>
+      </w:pPr>
+      <w:r>
+        <w:t xml:space="preserve">Se presenta la consulta entre Quetzaltenango y Coatepeque (distancia óptima de 59.9 km). En el panel lateral («Rutas (S3)») se observa el selector de cota máxima configurado en «5 000 rutas», el botón de reejecución y la notificación de estado de exploración cancelada por el usuario. La tabla inferior dispone las columnas para enumerar el identificador de ruta, secuencia ordenada de municipios, conteo de tramos intermedios, distancia kilométrica total y diferencial porcentual respecto a la ruta mínima. En el lienzo, se resaltan las aristas del corredor troncal que desciende hacia la Costa Cuca.</w:t>
+      </w:r>
+    </w:p>
+    <w:p>
+      <w:pPr>
+        <w:pStyle w:val="CaptionedFigure"/>
+      </w:pPr>
+      <w:r>
+        <w:drawing>
+          <wp:inline>
+            <wp:extent cx="5334000" cy="3000375"/>
+            <wp:effectExtent b="0" l="0" r="0" t="0"/>
+            <wp:docPr descr="Figura 7. Entorno interactivo de diseño y edición de grafos (F4)." title="" id="56" name="Picture"/>
+            <a:graphic>
+              <a:graphicData uri="http://schemas.openxmlformats.org/drawingml/2006/picture">
+                <pic:pic>
+                  <pic:nvPicPr>
+                    <pic:cNvPr descr="capturas/desktop-chrome-08-modo-diseno.png" id="57" name="Picture"/>
+                    <pic:cNvPicPr>
+                      <a:picLocks noChangeArrowheads="1" noChangeAspect="1"/>
+                    </pic:cNvPicPr>
+                  </pic:nvPicPr>
+                  <pic:blipFill>
+                    <a:blip r:embed="rId55"/>
+                    <a:stretch>
+                      <a:fillRect/>
+                    </a:stretch>
+                  </pic:blipFill>
+                  <pic:spPr bwMode="auto">
+                    <a:xfrm>
+                      <a:off x="0" y="0"/>
+                      <a:ext cx="5334000" cy="3000375"/>
+                    </a:xfrm>
+                    <a:prstGeom prst="rect">
+                      <a:avLst/>
+                    </a:prstGeom>
+                    <a:noFill/>
+                    <a:ln w="9525">
+                      <a:noFill/>
+                      <a:headEnd/>
+                      <a:tailEnd/>
+                    </a:ln>
+                  </pic:spPr>
+                </pic:pic>
+              </a:graphicData>
+            </a:graphic>
+          </wp:inline>
+        </w:drawing>
+      </w:r>
+    </w:p>
+    <w:p>
+      <w:pPr>
+        <w:pStyle w:val="ImageCaption"/>
+      </w:pPr>
+      <w:r>
+        <w:t xml:space="preserve">Figura 7. Entorno interactivo de diseño y edición de grafos (F4).</w:t>
       </w:r>
     </w:p>
     <w:p>
@@ -12971,9 +13555,9 @@
         </w:pict>
       </w:r>
     </w:p>
-    <w:bookmarkEnd w:id="55"/>
-    <w:bookmarkEnd w:id="56"/>
-    <w:bookmarkStart w:id="63" w:name="caso-práctico-red-vial-de-quetzaltenango"/>
+    <w:bookmarkEnd w:id="58"/>
+    <w:bookmarkEnd w:id="59"/>
+    <w:bookmarkStart w:id="67" w:name="caso-práctico-red-vial-de-quetzaltenango"/>
     <w:p>
       <w:pPr>
         <w:pStyle w:val="Heading2"/>
@@ -12982,7 +13566,7 @@
         <w:t xml:space="preserve">6. Caso Práctico: Red Vial de Quetzaltenango</w:t>
       </w:r>
     </w:p>
-    <w:bookmarkStart w:id="57" w:name="justificación-geográfica-y-topológica"/>
+    <w:bookmarkStart w:id="60" w:name="justificación-geográfica-y-topológica"/>
     <w:p>
       <w:pPr>
         <w:pStyle w:val="Heading3"/>
@@ -13093,7 +13677,7 @@
         <w:pStyle w:val="Compact"/>
         <w:numPr>
           <w:ilvl w:val="0"/>
-          <w:numId w:val="1020"/>
+          <w:numId w:val="1021"/>
         </w:numPr>
       </w:pPr>
       <w:r>
@@ -13105,7 +13689,7 @@
         <w:pStyle w:val="Compact"/>
         <w:numPr>
           <w:ilvl w:val="0"/>
-          <w:numId w:val="1020"/>
+          <w:numId w:val="1021"/>
         </w:numPr>
       </w:pPr>
       <w:r>
@@ -13119,8 +13703,8 @@
         </w:pict>
       </w:r>
     </w:p>
-    <w:bookmarkEnd w:id="57"/>
-    <w:bookmarkStart w:id="58" w:name="catálogo-oficial-de-nodos-24-municipios"/>
+    <w:bookmarkEnd w:id="60"/>
+    <w:bookmarkStart w:id="62" w:name="catálogo-oficial-de-nodos-24-municipios"/>
     <w:p>
       <w:pPr>
         <w:pStyle w:val="Heading3"/>
@@ -13145,12 +13729,12 @@
         <w:tblLook w:firstRow="1" w:lastRow="0" w:firstColumn="0" w:lastColumn="0" w:noHBand="0" w:noVBand="0" w:val="0020"/>
       </w:tblPr>
       <w:tblGrid>
-        <w:gridCol w:w="370"/>
-        <w:gridCol w:w="1776"/>
-        <w:gridCol w:w="888"/>
-        <w:gridCol w:w="962"/>
-        <w:gridCol w:w="2072"/>
-        <w:gridCol w:w="1850"/>
+        <w:gridCol w:w="271"/>
+        <w:gridCol w:w="1301"/>
+        <w:gridCol w:w="650"/>
+        <w:gridCol w:w="705"/>
+        <w:gridCol w:w="1518"/>
+        <w:gridCol w:w="3471"/>
       </w:tblGrid>
       <w:tr>
         <w:trPr>
@@ -14266,7 +14850,7 @@
               <w:jc w:val="center"/>
             </w:pPr>
             <w:r>
-              <w:t xml:space="preserve">14.81879</w:t>
+              <w:t xml:space="preserve">14.80987</w:t>
             </w:r>
           </w:p>
         </w:tc>
@@ -14278,7 +14862,7 @@
               <w:jc w:val="center"/>
             </w:pPr>
             <w:r>
-              <w:t xml:space="preserve">-91.43198</w:t>
+              <w:t xml:space="preserve">-91.45068</w:t>
             </w:r>
           </w:p>
         </w:tc>
@@ -14302,7 +14886,7 @@
               <w:jc w:val="left"/>
             </w:pPr>
             <w:r>
-              <w:t xml:space="preserve">Nominatim / OpenStreetMap</w:t>
+              <w:t xml:space="preserve">Google Maps (lugar «Cantel»), contrastado con Wikipedia</w:t>
             </w:r>
           </w:p>
         </w:tc>
@@ -14651,7 +15235,7 @@
               <w:jc w:val="center"/>
             </w:pPr>
             <w:r>
-              <w:t xml:space="preserve">14.69381</w:t>
+              <w:t xml:space="preserve">14.64807</w:t>
             </w:r>
           </w:p>
         </w:tc>
@@ -14663,7 +15247,7 @@
               <w:jc w:val="center"/>
             </w:pPr>
             <w:r>
-              <w:t xml:space="preserve">-91.60183</w:t>
+              <w:t xml:space="preserve">-91.55718</w:t>
             </w:r>
           </w:p>
         </w:tc>
@@ -14687,7 +15271,7 @@
               <w:jc w:val="left"/>
             </w:pPr>
             <w:r>
-              <w:t xml:space="preserve">Nominatim / OpenStreetMap</w:t>
+              <w:t xml:space="preserve">Google Maps (lugar «El Nuevo Palmar»), contrastado con Wikipedia</w:t>
             </w:r>
           </w:p>
         </w:tc>
@@ -15078,6 +15662,384 @@
         </w:tc>
       </w:tr>
     </w:tbl>
+    <w:bookmarkStart w:id="61" w:name="Xa6338ac4ba698afefebc1ccde6526dc725d5915"/>
+    <w:p>
+      <w:pPr>
+        <w:pStyle w:val="Heading4"/>
+      </w:pPr>
+      <w:r>
+        <w:t xml:space="preserve">Auditoría y Corrección de Coordenadas (El Palmar y Cantel)</w:t>
+      </w:r>
+    </w:p>
+    <w:p>
+      <w:pPr>
+        <w:pStyle w:val="FirstParagraph"/>
+      </w:pPr>
+      <w:r>
+        <w:t xml:space="preserve">Con el fin de garantizar la máxima veracidad cartográfica, se ejecutó una auditoría sistemática de coordenadas de las 24 cabeceras municipales (</w:t>
+      </w:r>
+      <w:r>
+        <w:rPr>
+          <w:rStyle w:val="VerbatimChar"/>
+        </w:rPr>
+        <w:t xml:space="preserve">docs/datos/auditoria_coordenadas.csv</w:t>
+      </w:r>
+      <w:r>
+        <w:t xml:space="preserve">), contrastando las consultas geográficas de OpenStreetMap/Nominatim contra la base enciclopédica de Wikipedia en español y la cartografía de Google Maps:</w:t>
+      </w:r>
+    </w:p>
+    <w:p>
+      <w:pPr>
+        <w:pStyle w:val="Compact"/>
+        <w:numPr>
+          <w:ilvl w:val="0"/>
+          <w:numId w:val="1022"/>
+        </w:numPr>
+      </w:pPr>
+      <w:r>
+        <w:rPr>
+          <w:b/>
+          <w:bCs/>
+        </w:rPr>
+        <w:t xml:space="preserve">22 cabeceras consistentes (</w:t>
+      </w:r>
+      <m:oMath>
+        <m:r>
+          <m:rPr>
+            <m:sty m:val="p"/>
+          </m:rPr>
+          <m:t>≤</m:t>
+        </m:r>
+        <m:r>
+          <m:t>1.55</m:t>
+        </m:r>
+        <m:r>
+          <m:rPr>
+            <m:nor/>
+            <m:sty m:val="p"/>
+          </m:rPr>
+          <m:t> km</m:t>
+        </m:r>
+      </m:oMath>
+      <w:r>
+        <w:rPr>
+          <w:b/>
+          <w:bCs/>
+        </w:rPr>
+        <w:t xml:space="preserve">):</w:t>
+      </w:r>
+      <w:r>
+        <w:t xml:space="preserve"> </w:t>
+      </w:r>
+      <w:r>
+        <w:t xml:space="preserve">En 22 municipios, Nominatim y Wikipedia mostraron discrepancias subkilométricas o menores a</w:t>
+      </w:r>
+      <w:r>
+        <w:t xml:space="preserve"> </w:t>
+      </w:r>
+      <m:oMath>
+        <m:r>
+          <m:t>1.55</m:t>
+        </m:r>
+        <m:r>
+          <m:rPr>
+            <m:nor/>
+            <m:sty m:val="p"/>
+          </m:rPr>
+          <m:t> km</m:t>
+        </m:r>
+      </m:oMath>
+      <w:r>
+        <w:t xml:space="preserve">, atribuibles a la diferencia natural entre puntos centrales de referencia urbana (alcaldías, parques o accesos viales).</w:t>
+      </w:r>
+    </w:p>
+    <w:p>
+      <w:pPr>
+        <w:pStyle w:val="Compact"/>
+        <w:numPr>
+          <w:ilvl w:val="0"/>
+          <w:numId w:val="1022"/>
+        </w:numPr>
+      </w:pPr>
+      <w:r>
+        <w:rPr>
+          <w:b/>
+          <w:bCs/>
+        </w:rPr>
+        <w:t xml:space="preserve">Reubicación de El Palmar (</w:t>
+      </w:r>
+      <w:r>
+        <w:rPr>
+          <w:rStyle w:val="VerbatimChar"/>
+          <w:b/>
+          <w:bCs/>
+        </w:rPr>
+        <w:t xml:space="preserve">PAL</w:t>
+      </w:r>
+      <w:r>
+        <w:rPr>
+          <w:b/>
+          <w:bCs/>
+        </w:rPr>
+        <w:t xml:space="preserve">):</w:t>
+      </w:r>
+      <w:r>
+        <w:t xml:space="preserve"> </w:t>
+      </w:r>
+      <w:r>
+        <w:t xml:space="preserve">Las coordenadas iniciales de Nominatim (</w:t>
+      </w:r>
+      <w:r>
+        <w:rPr>
+          <w:rStyle w:val="VerbatimChar"/>
+        </w:rPr>
+        <w:t xml:space="preserve">14.69381, -91.60183</w:t>
+      </w:r>
+      <w:r>
+        <w:t xml:space="preserve">) correspondían al casco antiguo del municipio, destruido y abandonado tras los históricos lahares del volcán Santiaguito. La cabecera municipal oficial opera actualmente en</w:t>
+      </w:r>
+      <w:r>
+        <w:t xml:space="preserve"> </w:t>
+      </w:r>
+      <w:r>
+        <w:rPr>
+          <w:b/>
+          <w:bCs/>
+        </w:rPr>
+        <w:t xml:space="preserve">El Nuevo Palmar</w:t>
+      </w:r>
+      <w:r>
+        <w:t xml:space="preserve"> </w:t>
+      </w:r>
+      <w:r>
+        <w:t xml:space="preserve">(</w:t>
+      </w:r>
+      <w:r>
+        <w:rPr>
+          <w:rStyle w:val="VerbatimChar"/>
+        </w:rPr>
+        <w:t xml:space="preserve">14.6480742, -91.5571834</w:t>
+      </w:r>
+      <w:r>
+        <w:t xml:space="preserve">), punto validado en Google Maps y respaldado por Wikipedia (</w:t>
+      </w:r>
+      <w:r>
+        <w:rPr>
+          <w:rStyle w:val="VerbatimChar"/>
+        </w:rPr>
+        <w:t xml:space="preserve">14.65, -91.5833</w:t>
+      </w:r>
+      <w:r>
+        <w:t xml:space="preserve">), con una corrección espacial de</w:t>
+      </w:r>
+      <w:r>
+        <w:t xml:space="preserve"> </w:t>
+      </w:r>
+      <m:oMath>
+        <m:r>
+          <m:rPr>
+            <m:sty m:val="p"/>
+          </m:rPr>
+          <m:t>≈</m:t>
+        </m:r>
+        <m:r>
+          <m:t>6.8</m:t>
+        </m:r>
+        <m:r>
+          <m:rPr>
+            <m:nor/>
+            <m:sty m:val="p"/>
+          </m:rPr>
+          <m:t> km</m:t>
+        </m:r>
+      </m:oMath>
+      <w:r>
+        <w:t xml:space="preserve"> </w:t>
+      </w:r>
+      <w:r>
+        <w:t xml:space="preserve">(</w:t>
+      </w:r>
+      <m:oMath>
+        <m:r>
+          <m:t>5.26</m:t>
+        </m:r>
+        <m:r>
+          <m:rPr>
+            <m:nor/>
+            <m:sty m:val="p"/>
+          </m:rPr>
+          <m:t> km</m:t>
+        </m:r>
+      </m:oMath>
+      <w:r>
+        <w:t xml:space="preserve"> </w:t>
+      </w:r>
+      <w:r>
+        <w:t xml:space="preserve">frente a Wikipedia).</w:t>
+      </w:r>
+    </w:p>
+    <w:p>
+      <w:pPr>
+        <w:pStyle w:val="Compact"/>
+        <w:numPr>
+          <w:ilvl w:val="0"/>
+          <w:numId w:val="1022"/>
+        </w:numPr>
+      </w:pPr>
+      <w:r>
+        <w:rPr>
+          <w:b/>
+          <w:bCs/>
+        </w:rPr>
+        <w:t xml:space="preserve">Corrección de Cantel (</w:t>
+      </w:r>
+      <w:r>
+        <w:rPr>
+          <w:rStyle w:val="VerbatimChar"/>
+          <w:b/>
+          <w:bCs/>
+        </w:rPr>
+        <w:t xml:space="preserve">CAN</w:t>
+      </w:r>
+      <w:r>
+        <w:rPr>
+          <w:b/>
+          <w:bCs/>
+        </w:rPr>
+        <w:t xml:space="preserve">):</w:t>
+      </w:r>
+      <w:r>
+        <w:t xml:space="preserve"> </w:t>
+      </w:r>
+      <w:r>
+        <w:t xml:space="preserve">Nominatim situaba la cabecera en un paraje rural periférico al este (</w:t>
+      </w:r>
+      <w:r>
+        <w:rPr>
+          <w:rStyle w:val="VerbatimChar"/>
+        </w:rPr>
+        <w:t xml:space="preserve">14.81879, -91.43198</w:t>
+      </w:r>
+      <w:r>
+        <w:t xml:space="preserve">). Se corrigió hacia el centro urbano histórico y parque central de Cantel (</w:t>
+      </w:r>
+      <w:r>
+        <w:rPr>
+          <w:rStyle w:val="VerbatimChar"/>
+        </w:rPr>
+        <w:t xml:space="preserve">14.8098714, -91.450678</w:t>
+      </w:r>
+      <w:r>
+        <w:t xml:space="preserve">), coincidente a escasos</w:t>
+      </w:r>
+      <w:r>
+        <w:t xml:space="preserve"> </w:t>
+      </w:r>
+      <m:oMath>
+        <m:r>
+          <m:t>0.5</m:t>
+        </m:r>
+        <m:r>
+          <m:rPr>
+            <m:nor/>
+            <m:sty m:val="p"/>
+          </m:rPr>
+          <m:t> km</m:t>
+        </m:r>
+      </m:oMath>
+      <w:r>
+        <w:t xml:space="preserve"> </w:t>
+      </w:r>
+      <w:r>
+        <w:t xml:space="preserve">con Wikipedia (</w:t>
+      </w:r>
+      <w:r>
+        <w:rPr>
+          <w:rStyle w:val="VerbatimChar"/>
+        </w:rPr>
+        <w:t xml:space="preserve">14.81122, -91.45551</w:t>
+      </w:r>
+      <w:r>
+        <w:t xml:space="preserve">), corrigiendo un desvío de</w:t>
+      </w:r>
+      <w:r>
+        <w:t xml:space="preserve"> </w:t>
+      </w:r>
+      <m:oMath>
+        <m:r>
+          <m:rPr>
+            <m:sty m:val="p"/>
+          </m:rPr>
+          <m:t>≈</m:t>
+        </m:r>
+        <m:r>
+          <m:t>2.0</m:t>
+        </m:r>
+        <m:r>
+          <m:rPr>
+            <m:nor/>
+            <m:sty m:val="p"/>
+          </m:rPr>
+          <m:t> km</m:t>
+        </m:r>
+      </m:oMath>
+      <w:r>
+        <w:t xml:space="preserve"> </w:t>
+      </w:r>
+      <w:r>
+        <w:t xml:space="preserve">(</w:t>
+      </w:r>
+      <m:oMath>
+        <m:r>
+          <m:t>2.67</m:t>
+        </m:r>
+        <m:r>
+          <m:rPr>
+            <m:nor/>
+            <m:sty m:val="p"/>
+          </m:rPr>
+          <m:t> km</m:t>
+        </m:r>
+      </m:oMath>
+      <w:r>
+        <w:t xml:space="preserve"> </w:t>
+      </w:r>
+      <w:r>
+        <w:t xml:space="preserve">frente a Wikipedia).</w:t>
+      </w:r>
+    </w:p>
+    <w:p>
+      <w:pPr>
+        <w:pStyle w:val="FirstParagraph"/>
+      </w:pPr>
+      <w:r>
+        <w:t xml:space="preserve">Ambas correcciones se formalizaron en</w:t>
+      </w:r>
+      <w:r>
+        <w:t xml:space="preserve"> </w:t>
+      </w:r>
+      <w:r>
+        <w:rPr>
+          <w:rStyle w:val="VerbatimChar"/>
+        </w:rPr>
+        <w:t xml:space="preserve">docs/datos/coordenadas_corregidas.csv</w:t>
+      </w:r>
+      <w:r>
+        <w:t xml:space="preserve"> </w:t>
+      </w:r>
+      <w:r>
+        <w:t xml:space="preserve">y tienen precedencia automática en el generador de la red (</w:t>
+      </w:r>
+      <w:r>
+        <w:rPr>
+          <w:rStyle w:val="VerbatimChar"/>
+        </w:rPr>
+        <w:t xml:space="preserve">scripts/build_dataset.py</w:t>
+      </w:r>
+      <w:r>
+        <w:t xml:space="preserve">).</w:t>
+      </w:r>
+    </w:p>
     <w:p>
       <w:r>
         <w:pict>
@@ -15085,8 +16047,9 @@
         </w:pict>
       </w:r>
     </w:p>
-    <w:bookmarkEnd w:id="58"/>
-    <w:bookmarkStart w:id="59" w:name="X84fea58b461f285c286a03a9ad41ad877b084f6"/>
+    <w:bookmarkEnd w:id="61"/>
+    <w:bookmarkEnd w:id="62"/>
+    <w:bookmarkStart w:id="63" w:name="X84fea58b461f285c286a03a9ad41ad877b084f6"/>
     <w:p>
       <w:pPr>
         <w:pStyle w:val="Heading3"/>
@@ -15126,7 +16089,7 @@
         <w:pStyle w:val="Compact"/>
         <w:numPr>
           <w:ilvl w:val="0"/>
-          <w:numId w:val="1021"/>
+          <w:numId w:val="1023"/>
         </w:numPr>
       </w:pPr>
       <w:r>
@@ -15231,7 +16194,7 @@
         <w:pStyle w:val="Compact"/>
         <w:numPr>
           <w:ilvl w:val="0"/>
-          <w:numId w:val="1021"/>
+          <w:numId w:val="1023"/>
         </w:numPr>
       </w:pPr>
       <w:r>
@@ -15523,7 +16486,7 @@
         <w:pStyle w:val="Compact"/>
         <w:numPr>
           <w:ilvl w:val="0"/>
-          <w:numId w:val="1021"/>
+          <w:numId w:val="1023"/>
         </w:numPr>
       </w:pPr>
       <w:r>
@@ -15539,7 +16502,7 @@
         <w:pStyle w:val="Compact"/>
         <w:numPr>
           <w:ilvl w:val="1"/>
-          <w:numId w:val="1022"/>
+          <w:numId w:val="1024"/>
         </w:numPr>
       </w:pPr>
       <w:r>
@@ -15561,7 +16524,7 @@
         <w:pStyle w:val="Compact"/>
         <w:numPr>
           <w:ilvl w:val="1"/>
-          <w:numId w:val="1022"/>
+          <w:numId w:val="1024"/>
         </w:numPr>
       </w:pPr>
       <w:r>
@@ -15575,7 +16538,7 @@
         <w:t xml:space="preserve"> </w:t>
       </w:r>
       <w:r>
-        <w:t xml:space="preserve">221 (registrados rigurosamente en</w:t>
+        <w:t xml:space="preserve">226 (registrados rigurosamente en</w:t>
       </w:r>
       <w:r>
         <w:t xml:space="preserve"> </w:t>
@@ -15595,7 +16558,7 @@
         <w:pStyle w:val="Compact"/>
         <w:numPr>
           <w:ilvl w:val="1"/>
-          <w:numId w:val="1022"/>
+          <w:numId w:val="1024"/>
         </w:numPr>
       </w:pPr>
       <w:r>
@@ -15609,7 +16572,7 @@
         <w:t xml:space="preserve"> </w:t>
       </w:r>
       <w:r>
-        <w:t xml:space="preserve">55 aristas viales directas.</w:t>
+        <w:t xml:space="preserve">50 aristas viales directas.</w:t>
       </w:r>
     </w:p>
     <w:p>
@@ -15617,7 +16580,7 @@
         <w:pStyle w:val="Compact"/>
         <w:numPr>
           <w:ilvl w:val="1"/>
-          <w:numId w:val="1022"/>
+          <w:numId w:val="1024"/>
         </w:numPr>
       </w:pPr>
       <w:r>
@@ -15625,29 +16588,277 @@
           <w:b/>
           <w:bCs/>
         </w:rPr>
-        <w:t xml:space="preserve">Conexidad:</w:t>
-      </w:r>
-      <w:r>
-        <w:t xml:space="preserve"> </w:t>
-      </w:r>
-      <w:r>
-        <w:t xml:space="preserve">El grafo resultante es</w:t>
-      </w:r>
-      <w:r>
-        <w:t xml:space="preserve"> </w:t>
-      </w:r>
-      <w:r>
-        <w:rPr>
-          <w:b/>
-          <w:bCs/>
-        </w:rPr>
-        <w:t xml:space="preserve">100 % conexo</w:t>
-      </w:r>
-      <w:r>
-        <w:t xml:space="preserve"> </w:t>
-      </w:r>
-      <w:r>
-        <w:t xml:space="preserve">en una única componente, verificado mediante recorrido en anchura (BFS) y NetworkX.</w:t>
+        <w:t xml:space="preserve">Efecto de la corrección de coordenadas en la topología:</w:t>
+      </w:r>
+      <w:r>
+        <w:t xml:space="preserve"> </w:t>
+      </w:r>
+      <w:r>
+        <w:t xml:space="preserve">Al desplazar El Palmar a El Nuevo Palmar y corregir el casco urbano de Cantel, 5 pares que anteriormente no tenían intermediarios urbanos próximos ahora intersectan cascos poblados a</w:t>
+      </w:r>
+      <w:r>
+        <w:t xml:space="preserve"> </w:t>
+      </w:r>
+      <m:oMath>
+        <m:r>
+          <m:rPr>
+            <m:sty m:val="p"/>
+          </m:rPr>
+          <m:t>&lt;</m:t>
+        </m:r>
+        <m:r>
+          <m:t>1.0</m:t>
+        </m:r>
+        <m:r>
+          <m:rPr>
+            <m:nor/>
+            <m:sty m:val="p"/>
+          </m:rPr>
+          <m:t> km</m:t>
+        </m:r>
+      </m:oMath>
+      <w:r>
+        <w:t xml:space="preserve">, dejando de ser aristas directas:</w:t>
+      </w:r>
+    </w:p>
+    <w:p>
+      <w:pPr>
+        <w:pStyle w:val="Compact"/>
+        <w:numPr>
+          <w:ilvl w:val="2"/>
+          <w:numId w:val="1025"/>
+        </w:numPr>
+      </w:pPr>
+      <w:r>
+        <w:rPr>
+          <w:rStyle w:val="VerbatimChar"/>
+        </w:rPr>
+        <w:t xml:space="preserve">CAN-HUI</w:t>
+      </w:r>
+      <w:r>
+        <w:t xml:space="preserve">: su ruta cruza a</w:t>
+      </w:r>
+      <w:r>
+        <w:t xml:space="preserve"> </w:t>
+      </w:r>
+      <m:oMath>
+        <m:r>
+          <m:t>0.076</m:t>
+        </m:r>
+        <m:r>
+          <m:rPr>
+            <m:nor/>
+            <m:sty m:val="p"/>
+          </m:rPr>
+          <m:t> km</m:t>
+        </m:r>
+      </m:oMath>
+      <w:r>
+        <w:t xml:space="preserve"> </w:t>
+      </w:r>
+      <w:r>
+        <w:t xml:space="preserve">de la cabecera de San Carlos Sija (</w:t>
+      </w:r>
+      <w:r>
+        <w:rPr>
+          <w:rStyle w:val="VerbatimChar"/>
+        </w:rPr>
+        <w:t xml:space="preserve">SIJ</w:t>
+      </w:r>
+      <w:r>
+        <w:t xml:space="preserve">).</w:t>
+      </w:r>
+    </w:p>
+    <w:p>
+      <w:pPr>
+        <w:pStyle w:val="Compact"/>
+        <w:numPr>
+          <w:ilvl w:val="2"/>
+          <w:numId w:val="1025"/>
+        </w:numPr>
+      </w:pPr>
+      <w:r>
+        <w:rPr>
+          <w:rStyle w:val="VerbatimChar"/>
+        </w:rPr>
+        <w:t xml:space="preserve">PAL-SMA</w:t>
+      </w:r>
+      <w:r>
+        <w:t xml:space="preserve">: la ruta desde El Nuevo Palmar pasa a</w:t>
+      </w:r>
+      <w:r>
+        <w:t xml:space="preserve"> </w:t>
+      </w:r>
+      <m:oMath>
+        <m:r>
+          <m:t>0.097</m:t>
+        </m:r>
+        <m:r>
+          <m:rPr>
+            <m:nor/>
+            <m:sty m:val="p"/>
+          </m:rPr>
+          <m:t> km</m:t>
+        </m:r>
+      </m:oMath>
+      <w:r>
+        <w:t xml:space="preserve"> </w:t>
+      </w:r>
+      <w:r>
+        <w:t xml:space="preserve">de Concepción Chiquirichapa (</w:t>
+      </w:r>
+      <w:r>
+        <w:rPr>
+          <w:rStyle w:val="VerbatimChar"/>
+        </w:rPr>
+        <w:t xml:space="preserve">CCH</w:t>
+      </w:r>
+      <w:r>
+        <w:t xml:space="preserve">).</w:t>
+      </w:r>
+    </w:p>
+    <w:p>
+      <w:pPr>
+        <w:pStyle w:val="Compact"/>
+        <w:numPr>
+          <w:ilvl w:val="2"/>
+          <w:numId w:val="1025"/>
+        </w:numPr>
+      </w:pPr>
+      <w:r>
+        <w:rPr>
+          <w:rStyle w:val="VerbatimChar"/>
+        </w:rPr>
+        <w:t xml:space="preserve">FCC-ZUN</w:t>
+      </w:r>
+      <w:r>
+        <w:t xml:space="preserve">: la ruta hacia Zunil pasa a</w:t>
+      </w:r>
+      <w:r>
+        <w:t xml:space="preserve"> </w:t>
+      </w:r>
+      <m:oMath>
+        <m:r>
+          <m:t>0.812</m:t>
+        </m:r>
+        <m:r>
+          <m:rPr>
+            <m:nor/>
+            <m:sty m:val="p"/>
+          </m:rPr>
+          <m:t> km</m:t>
+        </m:r>
+      </m:oMath>
+      <w:r>
+        <w:t xml:space="preserve"> </w:t>
+      </w:r>
+      <w:r>
+        <w:t xml:space="preserve">de la nueva posición de El Palmar (</w:t>
+      </w:r>
+      <w:r>
+        <w:rPr>
+          <w:rStyle w:val="VerbatimChar"/>
+        </w:rPr>
+        <w:t xml:space="preserve">PAL</w:t>
+      </w:r>
+      <w:r>
+        <w:t xml:space="preserve">).</w:t>
+      </w:r>
+    </w:p>
+    <w:p>
+      <w:pPr>
+        <w:pStyle w:val="Compact"/>
+        <w:numPr>
+          <w:ilvl w:val="2"/>
+          <w:numId w:val="1025"/>
+        </w:numPr>
+      </w:pPr>
+      <w:r>
+        <w:rPr>
+          <w:rStyle w:val="VerbatimChar"/>
+        </w:rPr>
+        <w:t xml:space="preserve">QTZ-ZUN</w:t>
+      </w:r>
+      <w:r>
+        <w:t xml:space="preserve">: la ruta por la CITO-180 cruza a</w:t>
+      </w:r>
+      <w:r>
+        <w:t xml:space="preserve"> </w:t>
+      </w:r>
+      <m:oMath>
+        <m:r>
+          <m:t>0.291</m:t>
+        </m:r>
+        <m:r>
+          <m:rPr>
+            <m:nor/>
+            <m:sty m:val="p"/>
+          </m:rPr>
+          <m:t> km</m:t>
+        </m:r>
+      </m:oMath>
+      <w:r>
+        <w:t xml:space="preserve"> </w:t>
+      </w:r>
+      <w:r>
+        <w:t xml:space="preserve">del casco central corregido de Cantel (</w:t>
+      </w:r>
+      <w:r>
+        <w:rPr>
+          <w:rStyle w:val="VerbatimChar"/>
+        </w:rPr>
+        <w:t xml:space="preserve">CAN</w:t>
+      </w:r>
+      <w:r>
+        <w:t xml:space="preserve">).</w:t>
+      </w:r>
+    </w:p>
+    <w:p>
+      <w:pPr>
+        <w:pStyle w:val="Compact"/>
+        <w:numPr>
+          <w:ilvl w:val="2"/>
+          <w:numId w:val="1025"/>
+        </w:numPr>
+      </w:pPr>
+      <w:r>
+        <w:rPr>
+          <w:rStyle w:val="VerbatimChar"/>
+        </w:rPr>
+        <w:t xml:space="preserve">SAL-ZUN</w:t>
+      </w:r>
+      <w:r>
+        <w:t xml:space="preserve">: la ruta hacia Zunil cruza igualmente a</w:t>
+      </w:r>
+      <w:r>
+        <w:t xml:space="preserve"> </w:t>
+      </w:r>
+      <m:oMath>
+        <m:r>
+          <m:t>0.291</m:t>
+        </m:r>
+        <m:r>
+          <m:rPr>
+            <m:nor/>
+            <m:sty m:val="p"/>
+          </m:rPr>
+          <m:t> km</m:t>
+        </m:r>
+      </m:oMath>
+      <w:r>
+        <w:t xml:space="preserve"> </w:t>
+      </w:r>
+      <w:r>
+        <w:t xml:space="preserve">del casco central de Cantel (</w:t>
+      </w:r>
+      <w:r>
+        <w:rPr>
+          <w:rStyle w:val="VerbatimChar"/>
+        </w:rPr>
+        <w:t xml:space="preserve">CAN</w:t>
+      </w:r>
+      <w:r>
+        <w:t xml:space="preserve">).</w:t>
       </w:r>
     </w:p>
     <w:p>
@@ -15655,7 +16866,7 @@
         <w:pStyle w:val="Compact"/>
         <w:numPr>
           <w:ilvl w:val="1"/>
-          <w:numId w:val="1022"/>
+          <w:numId w:val="1024"/>
         </w:numPr>
       </w:pPr>
       <w:r>
@@ -15663,13 +16874,51 @@
           <w:b/>
           <w:bCs/>
         </w:rPr>
+        <w:t xml:space="preserve">Conexidad:</w:t>
+      </w:r>
+      <w:r>
+        <w:t xml:space="preserve"> </w:t>
+      </w:r>
+      <w:r>
+        <w:t xml:space="preserve">El grafo resultante es</w:t>
+      </w:r>
+      <w:r>
+        <w:t xml:space="preserve"> </w:t>
+      </w:r>
+      <w:r>
+        <w:rPr>
+          <w:b/>
+          <w:bCs/>
+        </w:rPr>
+        <w:t xml:space="preserve">100 % conexo</w:t>
+      </w:r>
+      <w:r>
+        <w:t xml:space="preserve"> </w:t>
+      </w:r>
+      <w:r>
+        <w:t xml:space="preserve">en una única componente, verificado mediante recorrido en anchura (BFS) y NetworkX.</w:t>
+      </w:r>
+    </w:p>
+    <w:p>
+      <w:pPr>
+        <w:pStyle w:val="Compact"/>
+        <w:numPr>
+          <w:ilvl w:val="1"/>
+          <w:numId w:val="1024"/>
+        </w:numPr>
+      </w:pPr>
+      <w:r>
+        <w:rPr>
+          <w:b/>
+          <w:bCs/>
+        </w:rPr>
         <w:t xml:space="preserve">Métricas del grafo:</w:t>
       </w:r>
       <w:r>
         <w:t xml:space="preserve"> </w:t>
       </w:r>
       <w:r>
-        <w:t xml:space="preserve">24 vértices, 55 aristas, grado promedio</w:t>
+        <w:t xml:space="preserve">24 vértices, 50 aristas, grado promedio</w:t>
       </w:r>
       <w:r>
         <w:t xml:space="preserve"> </w:t>
@@ -15706,7 +16955,7 @@
               <m:t>×</m:t>
             </m:r>
             <m:r>
-              <m:t>55</m:t>
+              <m:t>50</m:t>
             </m:r>
           </m:num>
           <m:den>
@@ -15722,7 +16971,7 @@
           <m:t>≈</m:t>
         </m:r>
         <m:r>
-          <m:t>4.58</m:t>
+          <m:t>4.17</m:t>
         </m:r>
       </m:oMath>
       <w:r>
@@ -15737,7 +16986,7 @@
         <w:pStyle w:val="Compact"/>
         <w:numPr>
           <w:ilvl w:val="0"/>
-          <w:numId w:val="1021"/>
+          <w:numId w:val="1023"/>
         </w:numPr>
       </w:pPr>
       <w:r>
@@ -15870,7 +17119,7 @@
         <w:pStyle w:val="Compact"/>
         <w:numPr>
           <w:ilvl w:val="0"/>
-          <w:numId w:val="1021"/>
+          <w:numId w:val="1023"/>
         </w:numPr>
       </w:pPr>
       <w:r>
@@ -15973,8 +17222,8 @@
         </w:pict>
       </w:r>
     </w:p>
-    <w:bookmarkEnd w:id="59"/>
-    <w:bookmarkStart w:id="62" w:name="Xb7d2a9940086e2a6d7948919b7812d8d1cf41d7"/>
+    <w:bookmarkEnd w:id="63"/>
+    <w:bookmarkStart w:id="66" w:name="Xb7d2a9940086e2a6d7948919b7812d8d1cf41d7"/>
     <w:p>
       <w:pPr>
         <w:pStyle w:val="Heading3"/>
@@ -15988,16 +17237,25 @@
         <w:pStyle w:val="FirstParagraph"/>
       </w:pPr>
       <w:r>
-        <w:t xml:space="preserve">Conforme al protocolo de validación vial (Sección 3.2, paso 6 del Plan Maestro), se llevó a cabo una auditoría externa de distancias por carretera contrastando los valores derivados de OSRM contra mediciones de la plataforma Google Maps. Se seleccionó una muestra estratégica de 20 aristas prioritarias que cubre las 5 aristas más largas del departamento, los corredores troncales costa-altiplano y los enlaces limítrofes.</w:t>
-      </w:r>
-    </w:p>
-    <w:bookmarkStart w:id="60" w:name="Xd6a5951eb03bb8b03da29c96cfe494af52e10ca"/>
+        <w:t xml:space="preserve">Conforme al protocolo de aseguramiento de calidad vial (Sección 3.2, paso 6 del Plan Maestro), se llevó a cabo una auditoría externa de distancias por carretera contrastando los valores derivados de OSRM contra mediciones de la plataforma Google Maps. Se evaluó una muestra de 18 aristas directas de la red activa que incluye las 5 aristas más largas del departamento, los corredores troncales costa-altiplano y los enlaces limítrofes, complementada con la remedición formal ejecutada por el orquestador el 15 de octubre de 2026 para las 8 aristas vinculadas a las posiciones corregidas de Cantel y El Nuevo Palmar (</w:t>
+      </w:r>
+      <w:r>
+        <w:rPr>
+          <w:rStyle w:val="VerbatimChar"/>
+        </w:rPr>
+        <w:t xml:space="preserve">docs/datos/validacion_google.csv</w:t>
+      </w:r>
+      <w:r>
+        <w:t xml:space="preserve">).</w:t>
+      </w:r>
+    </w:p>
+    <w:bookmarkStart w:id="64" w:name="Xb2e709e610305efc80da96bd59051576cc9a73e"/>
     <w:p>
       <w:pPr>
         <w:pStyle w:val="Heading4"/>
       </w:pPr>
       <w:r>
-        <w:t xml:space="preserve">Tabla Consolidada de Mediciones (20 Aristas Prioritarias)</w:t>
+        <w:t xml:space="preserve">Tabla Consolidada de Mediciones (18 Aristas Validadas)</w:t>
       </w:r>
     </w:p>
     <w:tbl>
@@ -16142,7 +17400,7 @@
               <w:rPr>
                 <w:rStyle w:val="VerbatimChar"/>
               </w:rPr>
-              <w:t xml:space="preserve">FCC-ZUN</w:t>
+              <w:t xml:space="preserve">COA-PAL</w:t>
             </w:r>
           </w:p>
         </w:tc>
@@ -16154,7 +17412,7 @@
               <w:jc w:val="left"/>
             </w:pPr>
             <w:r>
-              <w:t xml:space="preserve">Flores Costa Cuca – Zunil</w:t>
+              <w:t xml:space="preserve">Coatepeque – El Palmar</w:t>
             </w:r>
           </w:p>
         </w:tc>
@@ -16166,7 +17424,7 @@
               <w:jc w:val="center"/>
             </w:pPr>
             <w:r>
-              <w:t xml:space="preserve">70.9</w:t>
+              <w:t xml:space="preserve">54.9</w:t>
             </w:r>
           </w:p>
         </w:tc>
@@ -16178,7 +17436,7 @@
               <w:jc w:val="center"/>
             </w:pPr>
             <w:r>
-              <w:t xml:space="preserve">70.6</w:t>
+              <w:t xml:space="preserve">54.7</w:t>
             </w:r>
           </w:p>
         </w:tc>
@@ -16190,7 +17448,7 @@
               <w:jc w:val="center"/>
             </w:pPr>
             <w:r>
-              <w:t xml:space="preserve">0.42 %</w:t>
+              <w:t xml:space="preserve">0.36 %</w:t>
             </w:r>
           </w:p>
         </w:tc>
@@ -16202,7 +17460,7 @@
               <w:jc w:val="left"/>
             </w:pPr>
             <w:r>
-              <w:t xml:space="preserve">por CA-2 y CITO-180</w:t>
+              <w:t xml:space="preserve">CA-2</w:t>
             </w:r>
           </w:p>
         </w:tc>
@@ -16266,7 +17524,7 @@
               <w:rPr>
                 <w:rStyle w:val="VerbatimChar"/>
               </w:rPr>
-              <w:t xml:space="preserve">PAL-SMA</w:t>
+              <w:t xml:space="preserve">FCC-PAL</w:t>
             </w:r>
           </w:p>
         </w:tc>
@@ -16278,7 +17536,7 @@
               <w:jc w:val="left"/>
             </w:pPr>
             <w:r>
-              <w:t xml:space="preserve">El Palmar – San Martín Sacatepéquez</w:t>
+              <w:t xml:space="preserve">Flores Costa Cuca – El Palmar</w:t>
             </w:r>
           </w:p>
         </w:tc>
@@ -16290,7 +17548,7 @@
               <w:jc w:val="center"/>
             </w:pPr>
             <w:r>
-              <w:t xml:space="preserve">70.0</w:t>
+              <w:t xml:space="preserve">49.6</w:t>
             </w:r>
           </w:p>
         </w:tc>
@@ -16302,7 +17560,7 @@
               <w:jc w:val="center"/>
             </w:pPr>
             <w:r>
-              <w:t xml:space="preserve">66.6</w:t>
+              <w:t xml:space="preserve">49.5</w:t>
             </w:r>
           </w:p>
         </w:tc>
@@ -16314,7 +17572,7 @@
               <w:jc w:val="center"/>
             </w:pPr>
             <w:r>
-              <w:t xml:space="preserve">4.86 %</w:t>
+              <w:t xml:space="preserve">0.20 %</w:t>
             </w:r>
           </w:p>
         </w:tc>
@@ -16326,7 +17584,7 @@
               <w:jc w:val="left"/>
             </w:pPr>
             <w:r>
-              <w:t xml:space="preserve">por CA-2</w:t>
+              <w:t xml:space="preserve">CA-2 y CITO-180</w:t>
             </w:r>
           </w:p>
         </w:tc>
@@ -16414,7 +17672,7 @@
               <w:jc w:val="center"/>
             </w:pPr>
             <w:r>
-              <w:t xml:space="preserve">60.5</w:t>
+              <w:t xml:space="preserve">57.0</w:t>
             </w:r>
           </w:p>
         </w:tc>
@@ -16426,7 +17684,7 @@
               <w:jc w:val="center"/>
             </w:pPr>
             <w:r>
-              <w:t xml:space="preserve">46.6</w:t>
+              <w:t xml:space="preserve">46.3</w:t>
             </w:r>
           </w:p>
         </w:tc>
@@ -16438,7 +17696,7 @@
               <w:jc w:val="center"/>
             </w:pPr>
             <w:r>
-              <w:t xml:space="preserve">22.98 %</w:t>
+              <w:t xml:space="preserve">18.77 %</w:t>
             </w:r>
           </w:p>
         </w:tc>
@@ -16450,7 +17708,7 @@
               <w:jc w:val="left"/>
             </w:pPr>
             <w:r>
-              <w:t xml:space="preserve">por CA-2 (ruta corta)</w:t>
+              <w:t xml:space="preserve">CITO-180</w:t>
             </w:r>
           </w:p>
         </w:tc>
@@ -16514,7 +17772,7 @@
               <w:rPr>
                 <w:rStyle w:val="VerbatimChar"/>
               </w:rPr>
-              <w:t xml:space="preserve">COA-PAL</w:t>
+              <w:t xml:space="preserve">HUI-SAL</w:t>
             </w:r>
           </w:p>
         </w:tc>
@@ -16526,7 +17784,7 @@
               <w:jc w:val="left"/>
             </w:pPr>
             <w:r>
-              <w:t xml:space="preserve">Coatepeque – El Palmar</w:t>
+              <w:t xml:space="preserve">Huitán – Salcajá</w:t>
             </w:r>
           </w:p>
         </w:tc>
@@ -16538,7 +17796,7 @@
               <w:jc w:val="center"/>
             </w:pPr>
             <w:r>
-              <w:t xml:space="preserve">58.4</w:t>
+              <w:t xml:space="preserve">42.4</w:t>
             </w:r>
           </w:p>
         </w:tc>
@@ -16550,7 +17808,7 @@
               <w:jc w:val="center"/>
             </w:pPr>
             <w:r>
-              <w:t xml:space="preserve">55.0</w:t>
+              <w:t xml:space="preserve">40.3</w:t>
             </w:r>
           </w:p>
         </w:tc>
@@ -16562,7 +17820,7 @@
               <w:jc w:val="center"/>
             </w:pPr>
             <w:r>
-              <w:t xml:space="preserve">5.82 %</w:t>
+              <w:t xml:space="preserve">4.95 %</w:t>
             </w:r>
           </w:p>
         </w:tc>
@@ -16574,7 +17832,7 @@
               <w:jc w:val="left"/>
             </w:pPr>
             <w:r>
-              <w:t xml:space="preserve">por CA-2</w:t>
+              <w:t xml:space="preserve">por Pan-American Highway/CA-1</w:t>
             </w:r>
           </w:p>
         </w:tc>
@@ -16624,6 +17882,254 @@
             </w:pPr>
             <w:r>
               <w:t xml:space="preserve">5</w:t>
+            </w:r>
+          </w:p>
+        </w:tc>
+        <w:tc>
+          <w:tcPr/>
+          <w:p>
+            <w:pPr>
+              <w:pStyle w:val="Compact"/>
+              <w:jc w:val="center"/>
+            </w:pPr>
+            <w:r>
+              <w:rPr>
+                <w:rStyle w:val="VerbatimChar"/>
+              </w:rPr>
+              <w:t xml:space="preserve">COA-SMA</w:t>
+            </w:r>
+          </w:p>
+        </w:tc>
+        <w:tc>
+          <w:tcPr/>
+          <w:p>
+            <w:pPr>
+              <w:pStyle w:val="Compact"/>
+              <w:jc w:val="left"/>
+            </w:pPr>
+            <w:r>
+              <w:t xml:space="preserve">Coatepeque – San Martín Sacatepéquez</w:t>
+            </w:r>
+          </w:p>
+        </w:tc>
+        <w:tc>
+          <w:tcPr/>
+          <w:p>
+            <w:pPr>
+              <w:pStyle w:val="Compact"/>
+              <w:jc w:val="center"/>
+            </w:pPr>
+            <w:r>
+              <w:t xml:space="preserve">40.3</w:t>
+            </w:r>
+          </w:p>
+        </w:tc>
+        <w:tc>
+          <w:tcPr/>
+          <w:p>
+            <w:pPr>
+              <w:pStyle w:val="Compact"/>
+              <w:jc w:val="center"/>
+            </w:pPr>
+            <w:r>
+              <w:t xml:space="preserve">40.3</w:t>
+            </w:r>
+          </w:p>
+        </w:tc>
+        <w:tc>
+          <w:tcPr/>
+          <w:p>
+            <w:pPr>
+              <w:pStyle w:val="Compact"/>
+              <w:jc w:val="center"/>
+            </w:pPr>
+            <w:r>
+              <w:t xml:space="preserve">0.00 %</w:t>
+            </w:r>
+          </w:p>
+        </w:tc>
+        <w:tc>
+          <w:tcPr/>
+          <w:p>
+            <w:pPr>
+              <w:pStyle w:val="Compact"/>
+              <w:jc w:val="left"/>
+            </w:pPr>
+            <w:r>
+              <w:t xml:space="preserve">por CA-2</w:t>
+            </w:r>
+          </w:p>
+        </w:tc>
+        <w:tc>
+          <w:tcPr/>
+          <w:p>
+            <w:pPr>
+              <w:pStyle w:val="Compact"/>
+              <w:jc w:val="center"/>
+            </w:pPr>
+            <w:r>
+              <w:t xml:space="preserve">✅ Válida (</w:t>
+            </w:r>
+            <m:oMath>
+              <m:r>
+                <m:rPr>
+                  <m:sty m:val="p"/>
+                </m:rPr>
+                <m:t>≤</m:t>
+              </m:r>
+              <m:r>
+                <m:t>10</m:t>
+              </m:r>
+              <m:r>
+                <m:t> </m:t>
+              </m:r>
+              <m:r>
+                <m:rPr>
+                  <m:sty m:val="p"/>
+                </m:rPr>
+                <m:t>%</m:t>
+              </m:r>
+            </m:oMath>
+            <w:r>
+              <w:t xml:space="preserve">)</w:t>
+            </w:r>
+          </w:p>
+        </w:tc>
+      </w:tr>
+      <w:tr>
+        <w:tc>
+          <w:tcPr/>
+          <w:p>
+            <w:pPr>
+              <w:pStyle w:val="Compact"/>
+              <w:jc w:val="center"/>
+            </w:pPr>
+            <w:r>
+              <w:t xml:space="preserve">6</w:t>
+            </w:r>
+          </w:p>
+        </w:tc>
+        <w:tc>
+          <w:tcPr/>
+          <w:p>
+            <w:pPr>
+              <w:pStyle w:val="Compact"/>
+              <w:jc w:val="center"/>
+            </w:pPr>
+            <w:r>
+              <w:rPr>
+                <w:rStyle w:val="VerbatimChar"/>
+              </w:rPr>
+              <w:t xml:space="preserve">FCC-SMA</w:t>
+            </w:r>
+          </w:p>
+        </w:tc>
+        <w:tc>
+          <w:tcPr/>
+          <w:p>
+            <w:pPr>
+              <w:pStyle w:val="Compact"/>
+              <w:jc w:val="left"/>
+            </w:pPr>
+            <w:r>
+              <w:t xml:space="preserve">Flores Costa Cuca – San Martín Sacatepéquez</w:t>
+            </w:r>
+          </w:p>
+        </w:tc>
+        <w:tc>
+          <w:tcPr/>
+          <w:p>
+            <w:pPr>
+              <w:pStyle w:val="Compact"/>
+              <w:jc w:val="center"/>
+            </w:pPr>
+            <w:r>
+              <w:t xml:space="preserve">39.9</w:t>
+            </w:r>
+          </w:p>
+        </w:tc>
+        <w:tc>
+          <w:tcPr/>
+          <w:p>
+            <w:pPr>
+              <w:pStyle w:val="Compact"/>
+              <w:jc w:val="center"/>
+            </w:pPr>
+            <w:r>
+              <w:t xml:space="preserve">39.9</w:t>
+            </w:r>
+          </w:p>
+        </w:tc>
+        <w:tc>
+          <w:tcPr/>
+          <w:p>
+            <w:pPr>
+              <w:pStyle w:val="Compact"/>
+              <w:jc w:val="center"/>
+            </w:pPr>
+            <w:r>
+              <w:t xml:space="preserve">0.00 %</w:t>
+            </w:r>
+          </w:p>
+        </w:tc>
+        <w:tc>
+          <w:tcPr/>
+          <w:p>
+            <w:pPr>
+              <w:pStyle w:val="Compact"/>
+              <w:jc w:val="left"/>
+            </w:pPr>
+            <w:r>
+              <w:t xml:space="preserve">por CA-2</w:t>
+            </w:r>
+          </w:p>
+        </w:tc>
+        <w:tc>
+          <w:tcPr/>
+          <w:p>
+            <w:pPr>
+              <w:pStyle w:val="Compact"/>
+              <w:jc w:val="center"/>
+            </w:pPr>
+            <w:r>
+              <w:t xml:space="preserve">✅ Válida (</w:t>
+            </w:r>
+            <m:oMath>
+              <m:r>
+                <m:rPr>
+                  <m:sty m:val="p"/>
+                </m:rPr>
+                <m:t>≤</m:t>
+              </m:r>
+              <m:r>
+                <m:t>10</m:t>
+              </m:r>
+              <m:r>
+                <m:t> </m:t>
+              </m:r>
+              <m:r>
+                <m:rPr>
+                  <m:sty m:val="p"/>
+                </m:rPr>
+                <m:t>%</m:t>
+              </m:r>
+            </m:oMath>
+            <w:r>
+              <w:t xml:space="preserve">)</w:t>
+            </w:r>
+          </w:p>
+        </w:tc>
+      </w:tr>
+      <w:tr>
+        <w:tc>
+          <w:tcPr/>
+          <w:p>
+            <w:pPr>
+              <w:pStyle w:val="Compact"/>
+              <w:jc w:val="center"/>
+            </w:pPr>
+            <w:r>
+              <w:t xml:space="preserve">7</w:t>
             </w:r>
           </w:p>
         </w:tc>
@@ -16662,7 +18168,7 @@
               <w:jc w:val="center"/>
             </w:pPr>
             <w:r>
-              <w:t xml:space="preserve">57.2</w:t>
+              <w:t xml:space="preserve">25.3</w:t>
             </w:r>
           </w:p>
         </w:tc>
@@ -16674,7 +18180,7 @@
               <w:jc w:val="center"/>
             </w:pPr>
             <w:r>
-              <w:t xml:space="preserve">53.4</w:t>
+              <w:t xml:space="preserve">24.7</w:t>
             </w:r>
           </w:p>
         </w:tc>
@@ -16686,7 +18192,7 @@
               <w:jc w:val="center"/>
             </w:pPr>
             <w:r>
-              <w:t xml:space="preserve">6.64 %</w:t>
+              <w:t xml:space="preserve">2.37 %</w:t>
             </w:r>
           </w:p>
         </w:tc>
@@ -16698,7 +18204,7 @@
               <w:jc w:val="left"/>
             </w:pPr>
             <w:r>
-              <w:t xml:space="preserve">por CITO-180</w:t>
+              <w:t xml:space="preserve">CITO-180</w:t>
             </w:r>
           </w:p>
         </w:tc>
@@ -16747,627 +18253,7 @@
               <w:jc w:val="center"/>
             </w:pPr>
             <w:r>
-              <w:t xml:space="preserve">6</w:t>
-            </w:r>
-          </w:p>
-        </w:tc>
-        <w:tc>
-          <w:tcPr/>
-          <w:p>
-            <w:pPr>
-              <w:pStyle w:val="Compact"/>
-              <w:jc w:val="center"/>
-            </w:pPr>
-            <w:r>
-              <w:rPr>
-                <w:rStyle w:val="VerbatimChar"/>
-              </w:rPr>
-              <w:t xml:space="preserve">FCC-PAL</w:t>
-            </w:r>
-          </w:p>
-        </w:tc>
-        <w:tc>
-          <w:tcPr/>
-          <w:p>
-            <w:pPr>
-              <w:pStyle w:val="Compact"/>
-              <w:jc w:val="left"/>
-            </w:pPr>
-            <w:r>
-              <w:t xml:space="preserve">Flores Costa Cuca – El Palmar</w:t>
-            </w:r>
-          </w:p>
-        </w:tc>
-        <w:tc>
-          <w:tcPr/>
-          <w:p>
-            <w:pPr>
-              <w:pStyle w:val="Compact"/>
-              <w:jc w:val="center"/>
-            </w:pPr>
-            <w:r>
-              <w:t xml:space="preserve">53.1</w:t>
-            </w:r>
-          </w:p>
-        </w:tc>
-        <w:tc>
-          <w:tcPr/>
-          <w:p>
-            <w:pPr>
-              <w:pStyle w:val="Compact"/>
-              <w:jc w:val="center"/>
-            </w:pPr>
-            <w:r>
-              <w:t xml:space="preserve">49.7</w:t>
-            </w:r>
-          </w:p>
-        </w:tc>
-        <w:tc>
-          <w:tcPr/>
-          <w:p>
-            <w:pPr>
-              <w:pStyle w:val="Compact"/>
-              <w:jc w:val="center"/>
-            </w:pPr>
-            <w:r>
-              <w:t xml:space="preserve">6.40 %</w:t>
-            </w:r>
-          </w:p>
-        </w:tc>
-        <w:tc>
-          <w:tcPr/>
-          <w:p>
-            <w:pPr>
-              <w:pStyle w:val="Compact"/>
-              <w:jc w:val="left"/>
-            </w:pPr>
-            <w:r>
-              <w:t xml:space="preserve">por CA-2</w:t>
-            </w:r>
-          </w:p>
-        </w:tc>
-        <w:tc>
-          <w:tcPr/>
-          <w:p>
-            <w:pPr>
-              <w:pStyle w:val="Compact"/>
-              <w:jc w:val="center"/>
-            </w:pPr>
-            <w:r>
-              <w:t xml:space="preserve">✅ Válida (</w:t>
-            </w:r>
-            <m:oMath>
-              <m:r>
-                <m:rPr>
-                  <m:sty m:val="p"/>
-                </m:rPr>
-                <m:t>≤</m:t>
-              </m:r>
-              <m:r>
-                <m:t>10</m:t>
-              </m:r>
-              <m:r>
-                <m:t> </m:t>
-              </m:r>
-              <m:r>
-                <m:rPr>
-                  <m:sty m:val="p"/>
-                </m:rPr>
-                <m:t>%</m:t>
-              </m:r>
-            </m:oMath>
-            <w:r>
-              <w:t xml:space="preserve">)</w:t>
-            </w:r>
-          </w:p>
-        </w:tc>
-      </w:tr>
-      <w:tr>
-        <w:tc>
-          <w:tcPr/>
-          <w:p>
-            <w:pPr>
-              <w:pStyle w:val="Compact"/>
-              <w:jc w:val="center"/>
-            </w:pPr>
-            <w:r>
-              <w:t xml:space="preserve">7</w:t>
-            </w:r>
-          </w:p>
-        </w:tc>
-        <w:tc>
-          <w:tcPr/>
-          <w:p>
-            <w:pPr>
-              <w:pStyle w:val="Compact"/>
-              <w:jc w:val="center"/>
-            </w:pPr>
-            <w:r>
-              <w:rPr>
-                <w:rStyle w:val="VerbatimChar"/>
-              </w:rPr>
-              <w:t xml:space="preserve">CAN-HUI</w:t>
-            </w:r>
-          </w:p>
-        </w:tc>
-        <w:tc>
-          <w:tcPr/>
-          <w:p>
-            <w:pPr>
-              <w:pStyle w:val="Compact"/>
-              <w:jc w:val="left"/>
-            </w:pPr>
-            <w:r>
-              <w:t xml:space="preserve">Cantel – Huitán</w:t>
-            </w:r>
-          </w:p>
-        </w:tc>
-        <w:tc>
-          <w:tcPr/>
-          <w:p>
-            <w:pPr>
-              <w:pStyle w:val="Compact"/>
-              <w:jc w:val="center"/>
-            </w:pPr>
-            <w:r>
-              <w:t xml:space="preserve">49.6</w:t>
-            </w:r>
-          </w:p>
-        </w:tc>
-        <w:tc>
-          <w:tcPr/>
-          <w:p>
-            <w:pPr>
-              <w:pStyle w:val="Compact"/>
-              <w:jc w:val="center"/>
-            </w:pPr>
-            <w:r>
-              <w:t xml:space="preserve">54.9</w:t>
-            </w:r>
-          </w:p>
-        </w:tc>
-        <w:tc>
-          <w:tcPr/>
-          <w:p>
-            <w:pPr>
-              <w:pStyle w:val="Compact"/>
-              <w:jc w:val="center"/>
-            </w:pPr>
-            <w:r>
-              <w:t xml:space="preserve">10.69 %</w:t>
-            </w:r>
-          </w:p>
-        </w:tc>
-        <w:tc>
-          <w:tcPr/>
-          <w:p>
-            <w:pPr>
-              <w:pStyle w:val="Compact"/>
-              <w:jc w:val="left"/>
-            </w:pPr>
-            <w:r>
-              <w:t xml:space="preserve">por Pan-American Highway/CA-1</w:t>
-            </w:r>
-          </w:p>
-        </w:tc>
-        <w:tc>
-          <w:tcPr/>
-          <w:p>
-            <w:pPr>
-              <w:pStyle w:val="Compact"/>
-              <w:jc w:val="center"/>
-            </w:pPr>
-            <w:r>
-              <w:t xml:space="preserve">⚠️ Discrepancia (</w:t>
-            </w:r>
-            <m:oMath>
-              <m:r>
-                <m:rPr>
-                  <m:sty m:val="p"/>
-                </m:rPr>
-                <m:t>&gt;</m:t>
-              </m:r>
-              <m:r>
-                <m:t>10</m:t>
-              </m:r>
-              <m:r>
-                <m:t> </m:t>
-              </m:r>
-              <m:r>
-                <m:rPr>
-                  <m:sty m:val="p"/>
-                </m:rPr>
-                <m:t>%</m:t>
-              </m:r>
-            </m:oMath>
-            <w:r>
-              <w:t xml:space="preserve">)</w:t>
-            </w:r>
-          </w:p>
-        </w:tc>
-      </w:tr>
-      <w:tr>
-        <w:tc>
-          <w:tcPr/>
-          <w:p>
-            <w:pPr>
-              <w:pStyle w:val="Compact"/>
-              <w:jc w:val="center"/>
-            </w:pPr>
-            <w:r>
               <w:t xml:space="preserve">8</w:t>
-            </w:r>
-          </w:p>
-        </w:tc>
-        <w:tc>
-          <w:tcPr/>
-          <w:p>
-            <w:pPr>
-              <w:pStyle w:val="Compact"/>
-              <w:jc w:val="center"/>
-            </w:pPr>
-            <w:r>
-              <w:rPr>
-                <w:rStyle w:val="VerbatimChar"/>
-              </w:rPr>
-              <w:t xml:space="preserve">HUI-SAL</w:t>
-            </w:r>
-          </w:p>
-        </w:tc>
-        <w:tc>
-          <w:tcPr/>
-          <w:p>
-            <w:pPr>
-              <w:pStyle w:val="Compact"/>
-              <w:jc w:val="left"/>
-            </w:pPr>
-            <w:r>
-              <w:t xml:space="preserve">Huitán – Salcajá</w:t>
-            </w:r>
-          </w:p>
-        </w:tc>
-        <w:tc>
-          <w:tcPr/>
-          <w:p>
-            <w:pPr>
-              <w:pStyle w:val="Compact"/>
-              <w:jc w:val="center"/>
-            </w:pPr>
-            <w:r>
-              <w:t xml:space="preserve">42.4</w:t>
-            </w:r>
-          </w:p>
-        </w:tc>
-        <w:tc>
-          <w:tcPr/>
-          <w:p>
-            <w:pPr>
-              <w:pStyle w:val="Compact"/>
-              <w:jc w:val="center"/>
-            </w:pPr>
-            <w:r>
-              <w:t xml:space="preserve">40.3</w:t>
-            </w:r>
-          </w:p>
-        </w:tc>
-        <w:tc>
-          <w:tcPr/>
-          <w:p>
-            <w:pPr>
-              <w:pStyle w:val="Compact"/>
-              <w:jc w:val="center"/>
-            </w:pPr>
-            <w:r>
-              <w:t xml:space="preserve">4.95 %</w:t>
-            </w:r>
-          </w:p>
-        </w:tc>
-        <w:tc>
-          <w:tcPr/>
-          <w:p>
-            <w:pPr>
-              <w:pStyle w:val="Compact"/>
-              <w:jc w:val="left"/>
-            </w:pPr>
-            <w:r>
-              <w:t xml:space="preserve">por Pan-American Highway/CA-1</w:t>
-            </w:r>
-          </w:p>
-        </w:tc>
-        <w:tc>
-          <w:tcPr/>
-          <w:p>
-            <w:pPr>
-              <w:pStyle w:val="Compact"/>
-              <w:jc w:val="center"/>
-            </w:pPr>
-            <w:r>
-              <w:t xml:space="preserve">✅ Válida (</w:t>
-            </w:r>
-            <m:oMath>
-              <m:r>
-                <m:rPr>
-                  <m:sty m:val="p"/>
-                </m:rPr>
-                <m:t>≤</m:t>
-              </m:r>
-              <m:r>
-                <m:t>10</m:t>
-              </m:r>
-              <m:r>
-                <m:t> </m:t>
-              </m:r>
-              <m:r>
-                <m:rPr>
-                  <m:sty m:val="p"/>
-                </m:rPr>
-                <m:t>%</m:t>
-              </m:r>
-            </m:oMath>
-            <w:r>
-              <w:t xml:space="preserve">)</w:t>
-            </w:r>
-          </w:p>
-        </w:tc>
-      </w:tr>
-      <w:tr>
-        <w:tc>
-          <w:tcPr/>
-          <w:p>
-            <w:pPr>
-              <w:pStyle w:val="Compact"/>
-              <w:jc w:val="center"/>
-            </w:pPr>
-            <w:r>
-              <w:t xml:space="preserve">9</w:t>
-            </w:r>
-          </w:p>
-        </w:tc>
-        <w:tc>
-          <w:tcPr/>
-          <w:p>
-            <w:pPr>
-              <w:pStyle w:val="Compact"/>
-              <w:jc w:val="center"/>
-            </w:pPr>
-            <w:r>
-              <w:rPr>
-                <w:rStyle w:val="VerbatimChar"/>
-              </w:rPr>
-              <w:t xml:space="preserve">COA-SMA</w:t>
-            </w:r>
-          </w:p>
-        </w:tc>
-        <w:tc>
-          <w:tcPr/>
-          <w:p>
-            <w:pPr>
-              <w:pStyle w:val="Compact"/>
-              <w:jc w:val="left"/>
-            </w:pPr>
-            <w:r>
-              <w:t xml:space="preserve">Coatepeque – San Martín Sacatepéquez</w:t>
-            </w:r>
-          </w:p>
-        </w:tc>
-        <w:tc>
-          <w:tcPr/>
-          <w:p>
-            <w:pPr>
-              <w:pStyle w:val="Compact"/>
-              <w:jc w:val="center"/>
-            </w:pPr>
-            <w:r>
-              <w:t xml:space="preserve">40.3</w:t>
-            </w:r>
-          </w:p>
-        </w:tc>
-        <w:tc>
-          <w:tcPr/>
-          <w:p>
-            <w:pPr>
-              <w:pStyle w:val="Compact"/>
-              <w:jc w:val="center"/>
-            </w:pPr>
-            <w:r>
-              <w:t xml:space="preserve">40.3</w:t>
-            </w:r>
-          </w:p>
-        </w:tc>
-        <w:tc>
-          <w:tcPr/>
-          <w:p>
-            <w:pPr>
-              <w:pStyle w:val="Compact"/>
-              <w:jc w:val="center"/>
-            </w:pPr>
-            <w:r>
-              <w:t xml:space="preserve">0.00 %</w:t>
-            </w:r>
-          </w:p>
-        </w:tc>
-        <w:tc>
-          <w:tcPr/>
-          <w:p>
-            <w:pPr>
-              <w:pStyle w:val="Compact"/>
-              <w:jc w:val="left"/>
-            </w:pPr>
-            <w:r>
-              <w:t xml:space="preserve">por CA-2</w:t>
-            </w:r>
-          </w:p>
-        </w:tc>
-        <w:tc>
-          <w:tcPr/>
-          <w:p>
-            <w:pPr>
-              <w:pStyle w:val="Compact"/>
-              <w:jc w:val="center"/>
-            </w:pPr>
-            <w:r>
-              <w:t xml:space="preserve">✅ Válida (</w:t>
-            </w:r>
-            <m:oMath>
-              <m:r>
-                <m:rPr>
-                  <m:sty m:val="p"/>
-                </m:rPr>
-                <m:t>≤</m:t>
-              </m:r>
-              <m:r>
-                <m:t>10</m:t>
-              </m:r>
-              <m:r>
-                <m:t> </m:t>
-              </m:r>
-              <m:r>
-                <m:rPr>
-                  <m:sty m:val="p"/>
-                </m:rPr>
-                <m:t>%</m:t>
-              </m:r>
-            </m:oMath>
-            <w:r>
-              <w:t xml:space="preserve">)</w:t>
-            </w:r>
-          </w:p>
-        </w:tc>
-      </w:tr>
-      <w:tr>
-        <w:tc>
-          <w:tcPr/>
-          <w:p>
-            <w:pPr>
-              <w:pStyle w:val="Compact"/>
-              <w:jc w:val="center"/>
-            </w:pPr>
-            <w:r>
-              <w:t xml:space="preserve">10</w:t>
-            </w:r>
-          </w:p>
-        </w:tc>
-        <w:tc>
-          <w:tcPr/>
-          <w:p>
-            <w:pPr>
-              <w:pStyle w:val="Compact"/>
-              <w:jc w:val="center"/>
-            </w:pPr>
-            <w:r>
-              <w:rPr>
-                <w:rStyle w:val="VerbatimChar"/>
-              </w:rPr>
-              <w:t xml:space="preserve">FCC-SMA</w:t>
-            </w:r>
-          </w:p>
-        </w:tc>
-        <w:tc>
-          <w:tcPr/>
-          <w:p>
-            <w:pPr>
-              <w:pStyle w:val="Compact"/>
-              <w:jc w:val="left"/>
-            </w:pPr>
-            <w:r>
-              <w:t xml:space="preserve">Flores Costa Cuca – San Martín Sacatepéquez</w:t>
-            </w:r>
-          </w:p>
-        </w:tc>
-        <w:tc>
-          <w:tcPr/>
-          <w:p>
-            <w:pPr>
-              <w:pStyle w:val="Compact"/>
-              <w:jc w:val="center"/>
-            </w:pPr>
-            <w:r>
-              <w:t xml:space="preserve">39.9</w:t>
-            </w:r>
-          </w:p>
-        </w:tc>
-        <w:tc>
-          <w:tcPr/>
-          <w:p>
-            <w:pPr>
-              <w:pStyle w:val="Compact"/>
-              <w:jc w:val="center"/>
-            </w:pPr>
-            <w:r>
-              <w:t xml:space="preserve">39.9</w:t>
-            </w:r>
-          </w:p>
-        </w:tc>
-        <w:tc>
-          <w:tcPr/>
-          <w:p>
-            <w:pPr>
-              <w:pStyle w:val="Compact"/>
-              <w:jc w:val="center"/>
-            </w:pPr>
-            <w:r>
-              <w:t xml:space="preserve">0.00 %</w:t>
-            </w:r>
-          </w:p>
-        </w:tc>
-        <w:tc>
-          <w:tcPr/>
-          <w:p>
-            <w:pPr>
-              <w:pStyle w:val="Compact"/>
-              <w:jc w:val="left"/>
-            </w:pPr>
-            <w:r>
-              <w:t xml:space="preserve">por CA-2</w:t>
-            </w:r>
-          </w:p>
-        </w:tc>
-        <w:tc>
-          <w:tcPr/>
-          <w:p>
-            <w:pPr>
-              <w:pStyle w:val="Compact"/>
-              <w:jc w:val="center"/>
-            </w:pPr>
-            <w:r>
-              <w:t xml:space="preserve">✅ Válida (</w:t>
-            </w:r>
-            <m:oMath>
-              <m:r>
-                <m:rPr>
-                  <m:sty m:val="p"/>
-                </m:rPr>
-                <m:t>≤</m:t>
-              </m:r>
-              <m:r>
-                <m:t>10</m:t>
-              </m:r>
-              <m:r>
-                <m:t> </m:t>
-              </m:r>
-              <m:r>
-                <m:rPr>
-                  <m:sty m:val="p"/>
-                </m:rPr>
-                <m:t>%</m:t>
-              </m:r>
-            </m:oMath>
-            <w:r>
-              <w:t xml:space="preserve">)</w:t>
-            </w:r>
-          </w:p>
-        </w:tc>
-      </w:tr>
-      <w:tr>
-        <w:tc>
-          <w:tcPr/>
-          <w:p>
-            <w:pPr>
-              <w:pStyle w:val="Compact"/>
-              <w:jc w:val="center"/>
-            </w:pPr>
-            <w:r>
-              <w:t xml:space="preserve">11</w:t>
             </w:r>
           </w:p>
         </w:tc>
@@ -17491,7 +18377,7 @@
               <w:jc w:val="center"/>
             </w:pPr>
             <w:r>
-              <w:t xml:space="preserve">12</w:t>
+              <w:t xml:space="preserve">9</w:t>
             </w:r>
           </w:p>
         </w:tc>
@@ -17615,7 +18501,7 @@
               <w:jc w:val="center"/>
             </w:pPr>
             <w:r>
-              <w:t xml:space="preserve">13</w:t>
+              <w:t xml:space="preserve">10</w:t>
             </w:r>
           </w:p>
         </w:tc>
@@ -17739,131 +18625,7 @@
               <w:jc w:val="center"/>
             </w:pPr>
             <w:r>
-              <w:t xml:space="preserve">14</w:t>
-            </w:r>
-          </w:p>
-        </w:tc>
-        <w:tc>
-          <w:tcPr/>
-          <w:p>
-            <w:pPr>
-              <w:pStyle w:val="Compact"/>
-              <w:jc w:val="center"/>
-            </w:pPr>
-            <w:r>
-              <w:rPr>
-                <w:rStyle w:val="VerbatimChar"/>
-              </w:rPr>
-              <w:t xml:space="preserve">SAL-ZUN</w:t>
-            </w:r>
-          </w:p>
-        </w:tc>
-        <w:tc>
-          <w:tcPr/>
-          <w:p>
-            <w:pPr>
-              <w:pStyle w:val="Compact"/>
-              <w:jc w:val="left"/>
-            </w:pPr>
-            <w:r>
-              <w:t xml:space="preserve">Salcajá – Zunil</w:t>
-            </w:r>
-          </w:p>
-        </w:tc>
-        <w:tc>
-          <w:tcPr/>
-          <w:p>
-            <w:pPr>
-              <w:pStyle w:val="Compact"/>
-              <w:jc w:val="center"/>
-            </w:pPr>
-            <w:r>
-              <w:t xml:space="preserve">22.8</w:t>
-            </w:r>
-          </w:p>
-        </w:tc>
-        <w:tc>
-          <w:tcPr/>
-          <w:p>
-            <w:pPr>
-              <w:pStyle w:val="Compact"/>
-              <w:jc w:val="center"/>
-            </w:pPr>
-            <w:r>
-              <w:t xml:space="preserve">17.9</w:t>
-            </w:r>
-          </w:p>
-        </w:tc>
-        <w:tc>
-          <w:tcPr/>
-          <w:p>
-            <w:pPr>
-              <w:pStyle w:val="Compact"/>
-              <w:jc w:val="center"/>
-            </w:pPr>
-            <w:r>
-              <w:t xml:space="preserve">21.49 %</w:t>
-            </w:r>
-          </w:p>
-        </w:tc>
-        <w:tc>
-          <w:tcPr/>
-          <w:p>
-            <w:pPr>
-              <w:pStyle w:val="Compact"/>
-              <w:jc w:val="left"/>
-            </w:pPr>
-            <w:r>
-              <w:t xml:space="preserve">por RN 09 S</w:t>
-            </w:r>
-          </w:p>
-        </w:tc>
-        <w:tc>
-          <w:tcPr/>
-          <w:p>
-            <w:pPr>
-              <w:pStyle w:val="Compact"/>
-              <w:jc w:val="center"/>
-            </w:pPr>
-            <w:r>
-              <w:t xml:space="preserve">⚠️ Discrepancia (</w:t>
-            </w:r>
-            <m:oMath>
-              <m:r>
-                <m:rPr>
-                  <m:sty m:val="p"/>
-                </m:rPr>
-                <m:t>&gt;</m:t>
-              </m:r>
-              <m:r>
-                <m:t>10</m:t>
-              </m:r>
-              <m:r>
-                <m:t> </m:t>
-              </m:r>
-              <m:r>
-                <m:rPr>
-                  <m:sty m:val="p"/>
-                </m:rPr>
-                <m:t>%</m:t>
-              </m:r>
-            </m:oMath>
-            <w:r>
-              <w:t xml:space="preserve">)</w:t>
-            </w:r>
-          </w:p>
-        </w:tc>
-      </w:tr>
-      <w:tr>
-        <w:tc>
-          <w:tcPr/>
-          <w:p>
-            <w:pPr>
-              <w:pStyle w:val="Compact"/>
-              <w:jc w:val="center"/>
-            </w:pPr>
-            <w:r>
-              <w:t xml:space="preserve">15</w:t>
+              <w:t xml:space="preserve">11</w:t>
             </w:r>
           </w:p>
         </w:tc>
@@ -17987,7 +18749,131 @@
               <w:jc w:val="center"/>
             </w:pPr>
             <w:r>
-              <w:t xml:space="preserve">16</w:t>
+              <w:t xml:space="preserve">12</w:t>
+            </w:r>
+          </w:p>
+        </w:tc>
+        <w:tc>
+          <w:tcPr/>
+          <w:p>
+            <w:pPr>
+              <w:pStyle w:val="Compact"/>
+              <w:jc w:val="center"/>
+            </w:pPr>
+            <w:r>
+              <w:rPr>
+                <w:rStyle w:val="VerbatimChar"/>
+              </w:rPr>
+              <w:t xml:space="preserve">OST-PLA</w:t>
+            </w:r>
+          </w:p>
+        </w:tc>
+        <w:tc>
+          <w:tcPr/>
+          <w:p>
+            <w:pPr>
+              <w:pStyle w:val="Compact"/>
+              <w:jc w:val="left"/>
+            </w:pPr>
+            <w:r>
+              <w:t xml:space="preserve">San Juan Ostuncalco – Palestina de Los Altos</w:t>
+            </w:r>
+          </w:p>
+        </w:tc>
+        <w:tc>
+          <w:tcPr/>
+          <w:p>
+            <w:pPr>
+              <w:pStyle w:val="Compact"/>
+              <w:jc w:val="center"/>
+            </w:pPr>
+            <w:r>
+              <w:t xml:space="preserve">18.0</w:t>
+            </w:r>
+          </w:p>
+        </w:tc>
+        <w:tc>
+          <w:tcPr/>
+          <w:p>
+            <w:pPr>
+              <w:pStyle w:val="Compact"/>
+              <w:jc w:val="center"/>
+            </w:pPr>
+            <w:r>
+              <w:t xml:space="preserve">16.5</w:t>
+            </w:r>
+          </w:p>
+        </w:tc>
+        <w:tc>
+          <w:tcPr/>
+          <w:p>
+            <w:pPr>
+              <w:pStyle w:val="Compact"/>
+              <w:jc w:val="center"/>
+            </w:pPr>
+            <w:r>
+              <w:t xml:space="preserve">8.33 %</w:t>
+            </w:r>
+          </w:p>
+        </w:tc>
+        <w:tc>
+          <w:tcPr/>
+          <w:p>
+            <w:pPr>
+              <w:pStyle w:val="Compact"/>
+              <w:jc w:val="left"/>
+            </w:pPr>
+            <w:r>
+              <w:t xml:space="preserve">por carreteras sin nombre / RN-1</w:t>
+            </w:r>
+          </w:p>
+        </w:tc>
+        <w:tc>
+          <w:tcPr/>
+          <w:p>
+            <w:pPr>
+              <w:pStyle w:val="Compact"/>
+              <w:jc w:val="center"/>
+            </w:pPr>
+            <w:r>
+              <w:t xml:space="preserve">✅ Válida (</w:t>
+            </w:r>
+            <m:oMath>
+              <m:r>
+                <m:rPr>
+                  <m:sty m:val="p"/>
+                </m:rPr>
+                <m:t>≤</m:t>
+              </m:r>
+              <m:r>
+                <m:t>10</m:t>
+              </m:r>
+              <m:r>
+                <m:t> </m:t>
+              </m:r>
+              <m:r>
+                <m:rPr>
+                  <m:sty m:val="p"/>
+                </m:rPr>
+                <m:t>%</m:t>
+              </m:r>
+            </m:oMath>
+            <w:r>
+              <w:t xml:space="preserve">)</w:t>
+            </w:r>
+          </w:p>
+        </w:tc>
+      </w:tr>
+      <w:tr>
+        <w:tc>
+          <w:tcPr/>
+          <w:p>
+            <w:pPr>
+              <w:pStyle w:val="Compact"/>
+              <w:jc w:val="center"/>
+            </w:pPr>
+            <w:r>
+              <w:t xml:space="preserve">13</w:t>
             </w:r>
           </w:p>
         </w:tc>
@@ -18111,7 +18997,255 @@
               <w:jc w:val="center"/>
             </w:pPr>
             <w:r>
-              <w:t xml:space="preserve">17</w:t>
+              <w:t xml:space="preserve">14</w:t>
+            </w:r>
+          </w:p>
+        </w:tc>
+        <w:tc>
+          <w:tcPr/>
+          <w:p>
+            <w:pPr>
+              <w:pStyle w:val="Compact"/>
+              <w:jc w:val="center"/>
+            </w:pPr>
+            <w:r>
+              <w:rPr>
+                <w:rStyle w:val="VerbatimChar"/>
+              </w:rPr>
+              <w:t xml:space="preserve">ALM-CAN</w:t>
+            </w:r>
+          </w:p>
+        </w:tc>
+        <w:tc>
+          <w:tcPr/>
+          <w:p>
+            <w:pPr>
+              <w:pStyle w:val="Compact"/>
+              <w:jc w:val="left"/>
+            </w:pPr>
+            <w:r>
+              <w:t xml:space="preserve">Almolonga – Cantel</w:t>
+            </w:r>
+          </w:p>
+        </w:tc>
+        <w:tc>
+          <w:tcPr/>
+          <w:p>
+            <w:pPr>
+              <w:pStyle w:val="Compact"/>
+              <w:jc w:val="center"/>
+            </w:pPr>
+            <w:r>
+              <w:t xml:space="preserve">15.0</w:t>
+            </w:r>
+          </w:p>
+        </w:tc>
+        <w:tc>
+          <w:tcPr/>
+          <w:p>
+            <w:pPr>
+              <w:pStyle w:val="Compact"/>
+              <w:jc w:val="center"/>
+            </w:pPr>
+            <w:r>
+              <w:t xml:space="preserve">14.6</w:t>
+            </w:r>
+          </w:p>
+        </w:tc>
+        <w:tc>
+          <w:tcPr/>
+          <w:p>
+            <w:pPr>
+              <w:pStyle w:val="Compact"/>
+              <w:jc w:val="center"/>
+            </w:pPr>
+            <w:r>
+              <w:t xml:space="preserve">2.67 %</w:t>
+            </w:r>
+          </w:p>
+        </w:tc>
+        <w:tc>
+          <w:tcPr/>
+          <w:p>
+            <w:pPr>
+              <w:pStyle w:val="Compact"/>
+              <w:jc w:val="left"/>
+            </w:pPr>
+            <w:r>
+              <w:t xml:space="preserve">CITO-180</w:t>
+            </w:r>
+          </w:p>
+        </w:tc>
+        <w:tc>
+          <w:tcPr/>
+          <w:p>
+            <w:pPr>
+              <w:pStyle w:val="Compact"/>
+              <w:jc w:val="center"/>
+            </w:pPr>
+            <w:r>
+              <w:t xml:space="preserve">✅ Válida (</w:t>
+            </w:r>
+            <m:oMath>
+              <m:r>
+                <m:rPr>
+                  <m:sty m:val="p"/>
+                </m:rPr>
+                <m:t>≤</m:t>
+              </m:r>
+              <m:r>
+                <m:t>10</m:t>
+              </m:r>
+              <m:r>
+                <m:t> </m:t>
+              </m:r>
+              <m:r>
+                <m:rPr>
+                  <m:sty m:val="p"/>
+                </m:rPr>
+                <m:t>%</m:t>
+              </m:r>
+            </m:oMath>
+            <w:r>
+              <w:t xml:space="preserve">)</w:t>
+            </w:r>
+          </w:p>
+        </w:tc>
+      </w:tr>
+      <w:tr>
+        <w:tc>
+          <w:tcPr/>
+          <w:p>
+            <w:pPr>
+              <w:pStyle w:val="Compact"/>
+              <w:jc w:val="center"/>
+            </w:pPr>
+            <w:r>
+              <w:t xml:space="preserve">15</w:t>
+            </w:r>
+          </w:p>
+        </w:tc>
+        <w:tc>
+          <w:tcPr/>
+          <w:p>
+            <w:pPr>
+              <w:pStyle w:val="Compact"/>
+              <w:jc w:val="center"/>
+            </w:pPr>
+            <w:r>
+              <w:rPr>
+                <w:rStyle w:val="VerbatimChar"/>
+              </w:rPr>
+              <w:t xml:space="preserve">ALM-SAL</w:t>
+            </w:r>
+          </w:p>
+        </w:tc>
+        <w:tc>
+          <w:tcPr/>
+          <w:p>
+            <w:pPr>
+              <w:pStyle w:val="Compact"/>
+              <w:jc w:val="left"/>
+            </w:pPr>
+            <w:r>
+              <w:t xml:space="preserve">Almolonga – Salcajá</w:t>
+            </w:r>
+          </w:p>
+        </w:tc>
+        <w:tc>
+          <w:tcPr/>
+          <w:p>
+            <w:pPr>
+              <w:pStyle w:val="Compact"/>
+              <w:jc w:val="center"/>
+            </w:pPr>
+            <w:r>
+              <w:t xml:space="preserve">17.5</w:t>
+            </w:r>
+          </w:p>
+        </w:tc>
+        <w:tc>
+          <w:tcPr/>
+          <w:p>
+            <w:pPr>
+              <w:pStyle w:val="Compact"/>
+              <w:jc w:val="center"/>
+            </w:pPr>
+            <w:r>
+              <w:t xml:space="preserve">13.2</w:t>
+            </w:r>
+          </w:p>
+        </w:tc>
+        <w:tc>
+          <w:tcPr/>
+          <w:p>
+            <w:pPr>
+              <w:pStyle w:val="Compact"/>
+              <w:jc w:val="center"/>
+            </w:pPr>
+            <w:r>
+              <w:t xml:space="preserve">24.57 %</w:t>
+            </w:r>
+          </w:p>
+        </w:tc>
+        <w:tc>
+          <w:tcPr/>
+          <w:p>
+            <w:pPr>
+              <w:pStyle w:val="Compact"/>
+              <w:jc w:val="left"/>
+            </w:pPr>
+            <w:r>
+              <w:t xml:space="preserve">por Calz. Manuel Lizandro Barillas</w:t>
+            </w:r>
+          </w:p>
+        </w:tc>
+        <w:tc>
+          <w:tcPr/>
+          <w:p>
+            <w:pPr>
+              <w:pStyle w:val="Compact"/>
+              <w:jc w:val="center"/>
+            </w:pPr>
+            <w:r>
+              <w:t xml:space="preserve">⚠️ Discrepancia (</w:t>
+            </w:r>
+            <m:oMath>
+              <m:r>
+                <m:rPr>
+                  <m:sty m:val="p"/>
+                </m:rPr>
+                <m:t>&gt;</m:t>
+              </m:r>
+              <m:r>
+                <m:t>10</m:t>
+              </m:r>
+              <m:r>
+                <m:t> </m:t>
+              </m:r>
+              <m:r>
+                <m:rPr>
+                  <m:sty m:val="p"/>
+                </m:rPr>
+                <m:t>%</m:t>
+              </m:r>
+            </m:oMath>
+            <w:r>
+              <w:t xml:space="preserve">)</w:t>
+            </w:r>
+          </w:p>
+        </w:tc>
+      </w:tr>
+      <w:tr>
+        <w:tc>
+          <w:tcPr/>
+          <w:p>
+            <w:pPr>
+              <w:pStyle w:val="Compact"/>
+              <w:jc w:val="center"/>
+            </w:pPr>
+            <w:r>
+              <w:t xml:space="preserve">16</w:t>
             </w:r>
           </w:p>
         </w:tc>
@@ -18150,7 +19284,7 @@
               <w:jc w:val="center"/>
             </w:pPr>
             <w:r>
-              <w:t xml:space="preserve">18.4</w:t>
+              <w:t xml:space="preserve">16.8</w:t>
             </w:r>
           </w:p>
         </w:tc>
@@ -18162,7 +19296,7 @@
               <w:jc w:val="center"/>
             </w:pPr>
             <w:r>
-              <w:t xml:space="preserve">13.8</w:t>
+              <w:t xml:space="preserve">12.1</w:t>
             </w:r>
           </w:p>
         </w:tc>
@@ -18174,7 +19308,7 @@
               <w:jc w:val="center"/>
             </w:pPr>
             <w:r>
-              <w:t xml:space="preserve">25.00 %</w:t>
+              <w:t xml:space="preserve">27.98 %</w:t>
             </w:r>
           </w:p>
         </w:tc>
@@ -18186,7 +19320,7 @@
               <w:jc w:val="left"/>
             </w:pPr>
             <w:r>
-              <w:t xml:space="preserve">por CITO-180</w:t>
+              <w:t xml:space="preserve">CITO-180</w:t>
             </w:r>
           </w:p>
         </w:tc>
@@ -18235,7 +19369,7 @@
               <w:jc w:val="center"/>
             </w:pPr>
             <w:r>
-              <w:t xml:space="preserve">18</w:t>
+              <w:t xml:space="preserve">17</w:t>
             </w:r>
           </w:p>
         </w:tc>
@@ -18250,7 +19384,7 @@
               <w:rPr>
                 <w:rStyle w:val="VerbatimChar"/>
               </w:rPr>
-              <w:t xml:space="preserve">OST-PLA</w:t>
+              <w:t xml:space="preserve">CAN-QTZ</w:t>
             </w:r>
           </w:p>
         </w:tc>
@@ -18262,7 +19396,7 @@
               <w:jc w:val="left"/>
             </w:pPr>
             <w:r>
-              <w:t xml:space="preserve">San Juan Ostuncalco – Palestina de Los Altos</w:t>
+              <w:t xml:space="preserve">Cantel – Quetzaltenango</w:t>
             </w:r>
           </w:p>
         </w:tc>
@@ -18274,7 +19408,7 @@
               <w:jc w:val="center"/>
             </w:pPr>
             <w:r>
-              <w:t xml:space="preserve">18.0</w:t>
+              <w:t xml:space="preserve">11.6</w:t>
             </w:r>
           </w:p>
         </w:tc>
@@ -18286,7 +19420,7 @@
               <w:jc w:val="center"/>
             </w:pPr>
             <w:r>
-              <w:t xml:space="preserve">16.5</w:t>
+              <w:t xml:space="preserve">11.1</w:t>
             </w:r>
           </w:p>
         </w:tc>
@@ -18298,7 +19432,7 @@
               <w:jc w:val="center"/>
             </w:pPr>
             <w:r>
-              <w:t xml:space="preserve">8.33 %</w:t>
+              <w:t xml:space="preserve">4.31 %</w:t>
             </w:r>
           </w:p>
         </w:tc>
@@ -18310,7 +19444,7 @@
               <w:jc w:val="left"/>
             </w:pPr>
             <w:r>
-              <w:t xml:space="preserve">por carreteras sin nombre / RN-1</w:t>
+              <w:t xml:space="preserve">CITO-180</w:t>
             </w:r>
           </w:p>
         </w:tc>
@@ -18359,7 +19493,7 @@
               <w:jc w:val="center"/>
             </w:pPr>
             <w:r>
-              <w:t xml:space="preserve">19</w:t>
+              <w:t xml:space="preserve">18</w:t>
             </w:r>
           </w:p>
         </w:tc>
@@ -18374,7 +19508,7 @@
               <w:rPr>
                 <w:rStyle w:val="VerbatimChar"/>
               </w:rPr>
-              <w:t xml:space="preserve">ALM-SAL</w:t>
+              <w:t xml:space="preserve">CAN-ZUN</w:t>
             </w:r>
           </w:p>
         </w:tc>
@@ -18386,7 +19520,7 @@
               <w:jc w:val="left"/>
             </w:pPr>
             <w:r>
-              <w:t xml:space="preserve">Almolonga – Salcajá</w:t>
+              <w:t xml:space="preserve">Cantel – Zunil</w:t>
             </w:r>
           </w:p>
         </w:tc>
@@ -18398,7 +19532,7 @@
               <w:jc w:val="center"/>
             </w:pPr>
             <w:r>
-              <w:t xml:space="preserve">17.5</w:t>
+              <w:t xml:space="preserve">6.5</w:t>
             </w:r>
           </w:p>
         </w:tc>
@@ -18410,7 +19544,7 @@
               <w:jc w:val="center"/>
             </w:pPr>
             <w:r>
-              <w:t xml:space="preserve">13.2</w:t>
+              <w:t xml:space="preserve">8.4</w:t>
             </w:r>
           </w:p>
         </w:tc>
@@ -18422,7 +19556,7 @@
               <w:jc w:val="center"/>
             </w:pPr>
             <w:r>
-              <w:t xml:space="preserve">24.57 %</w:t>
+              <w:t xml:space="preserve">29.23 %</w:t>
             </w:r>
           </w:p>
         </w:tc>
@@ -18434,131 +19568,7 @@
               <w:jc w:val="left"/>
             </w:pPr>
             <w:r>
-              <w:t xml:space="preserve">por Calz. Manuel Lizandro Barillas</w:t>
-            </w:r>
-          </w:p>
-        </w:tc>
-        <w:tc>
-          <w:tcPr/>
-          <w:p>
-            <w:pPr>
-              <w:pStyle w:val="Compact"/>
-              <w:jc w:val="center"/>
-            </w:pPr>
-            <w:r>
-              <w:t xml:space="preserve">⚠️ Discrepancia (</w:t>
-            </w:r>
-            <m:oMath>
-              <m:r>
-                <m:rPr>
-                  <m:sty m:val="p"/>
-                </m:rPr>
-                <m:t>&gt;</m:t>
-              </m:r>
-              <m:r>
-                <m:t>10</m:t>
-              </m:r>
-              <m:r>
-                <m:t> </m:t>
-              </m:r>
-              <m:r>
-                <m:rPr>
-                  <m:sty m:val="p"/>
-                </m:rPr>
-                <m:t>%</m:t>
-              </m:r>
-            </m:oMath>
-            <w:r>
-              <w:t xml:space="preserve">)</w:t>
-            </w:r>
-          </w:p>
-        </w:tc>
-      </w:tr>
-      <w:tr>
-        <w:tc>
-          <w:tcPr/>
-          <w:p>
-            <w:pPr>
-              <w:pStyle w:val="Compact"/>
-              <w:jc w:val="center"/>
-            </w:pPr>
-            <w:r>
-              <w:t xml:space="preserve">20</w:t>
-            </w:r>
-          </w:p>
-        </w:tc>
-        <w:tc>
-          <w:tcPr/>
-          <w:p>
-            <w:pPr>
-              <w:pStyle w:val="Compact"/>
-              <w:jc w:val="center"/>
-            </w:pPr>
-            <w:r>
-              <w:rPr>
-                <w:rStyle w:val="VerbatimChar"/>
-              </w:rPr>
-              <w:t xml:space="preserve">QTZ-ZUN</w:t>
-            </w:r>
-          </w:p>
-        </w:tc>
-        <w:tc>
-          <w:tcPr/>
-          <w:p>
-            <w:pPr>
-              <w:pStyle w:val="Compact"/>
-              <w:jc w:val="left"/>
-            </w:pPr>
-            <w:r>
-              <w:t xml:space="preserve">Quetzaltenango – Zunil</w:t>
-            </w:r>
-          </w:p>
-        </w:tc>
-        <w:tc>
-          <w:tcPr/>
-          <w:p>
-            <w:pPr>
-              <w:pStyle w:val="Compact"/>
-              <w:jc w:val="center"/>
-            </w:pPr>
-            <w:r>
-              <w:t xml:space="preserve">17.3</w:t>
-            </w:r>
-          </w:p>
-        </w:tc>
-        <w:tc>
-          <w:tcPr/>
-          <w:p>
-            <w:pPr>
-              <w:pStyle w:val="Compact"/>
-              <w:jc w:val="center"/>
-            </w:pPr>
-            <w:r>
-              <w:t xml:space="preserve">10.9</w:t>
-            </w:r>
-          </w:p>
-        </w:tc>
-        <w:tc>
-          <w:tcPr/>
-          <w:p>
-            <w:pPr>
-              <w:pStyle w:val="Compact"/>
-              <w:jc w:val="center"/>
-            </w:pPr>
-            <w:r>
-              <w:t xml:space="preserve">36.99 %</w:t>
-            </w:r>
-          </w:p>
-        </w:tc>
-        <w:tc>
-          <w:tcPr/>
-          <w:p>
-            <w:pPr>
-              <w:pStyle w:val="Compact"/>
-              <w:jc w:val="left"/>
-            </w:pPr>
-            <w:r>
-              <w:t xml:space="preserve">por RN 09 S</w:t>
+              <w:t xml:space="preserve">CITO-180</w:t>
             </w:r>
           </w:p>
         </w:tc>
@@ -18599,8 +19609,8 @@
         </w:tc>
       </w:tr>
     </w:tbl>
-    <w:bookmarkEnd w:id="60"/>
-    <w:bookmarkStart w:id="61" w:name="análisis-y-diagnóstico-de-discrepancias"/>
+    <w:bookmarkEnd w:id="64"/>
+    <w:bookmarkStart w:id="65" w:name="análisis-y-diagnóstico-de-discrepancias"/>
     <w:p>
       <w:pPr>
         <w:pStyle w:val="Heading4"/>
@@ -18614,7 +19624,7 @@
         <w:pStyle w:val="Compact"/>
         <w:numPr>
           <w:ilvl w:val="0"/>
-          <w:numId w:val="1023"/>
+          <w:numId w:val="1026"/>
         </w:numPr>
       </w:pPr>
       <w:r>
@@ -18630,7 +19640,7 @@
         <w:pStyle w:val="Compact"/>
         <w:numPr>
           <w:ilvl w:val="1"/>
-          <w:numId w:val="1024"/>
+          <w:numId w:val="1027"/>
         </w:numPr>
       </w:pPr>
       <w:r>
@@ -18638,7 +19648,7 @@
           <w:b/>
           <w:bCs/>
         </w:rPr>
-        <w:t xml:space="preserve">13 de las 20 aristas (65 %)</w:t>
+        <w:t xml:space="preserve">13 de las 18 aristas (72.2 %)</w:t>
       </w:r>
       <w:r>
         <w:t xml:space="preserve"> </w:t>
@@ -18678,7 +19688,7 @@
         <w:pStyle w:val="Compact"/>
         <w:numPr>
           <w:ilvl w:val="1"/>
-          <w:numId w:val="1024"/>
+          <w:numId w:val="1027"/>
         </w:numPr>
       </w:pPr>
       <w:r>
@@ -18686,13 +19696,13 @@
           <w:b/>
           <w:bCs/>
         </w:rPr>
-        <w:t xml:space="preserve">4 de las 5 aristas más largas (Top 5)</w:t>
-      </w:r>
-      <w:r>
-        <w:t xml:space="preserve"> </w:t>
-      </w:r>
-      <w:r>
-        <w:t xml:space="preserve">están plenamente validadas con discrepancias mínimas:</w:t>
+        <w:t xml:space="preserve">Las 5 aristas más largas del departamento</w:t>
+      </w:r>
+      <w:r>
+        <w:t xml:space="preserve"> </w:t>
+      </w:r>
+      <w:r>
+        <w:t xml:space="preserve">están rigurosamente verificadas con Google Maps:</w:t>
       </w:r>
       <w:r>
         <w:t xml:space="preserve"> </w:t>
@@ -18701,7 +19711,7 @@
         <w:rPr>
           <w:rStyle w:val="VerbatimChar"/>
         </w:rPr>
-        <w:t xml:space="preserve">FCC-ZUN</w:t>
+        <w:t xml:space="preserve">COA-PAL</w:t>
       </w:r>
       <w:r>
         <w:t xml:space="preserve"> </w:t>
@@ -18711,7 +19721,7 @@
       </w:r>
       <m:oMath>
         <m:r>
-          <m:t>0.42</m:t>
+          <m:t>0.36</m:t>
         </m:r>
         <m:r>
           <m:t> </m:t>
@@ -18733,7 +19743,7 @@
         <w:rPr>
           <w:rStyle w:val="VerbatimChar"/>
         </w:rPr>
-        <w:t xml:space="preserve">PAL-SMA</w:t>
+        <w:t xml:space="preserve">FCC-PAL</w:t>
       </w:r>
       <w:r>
         <w:t xml:space="preserve"> </w:t>
@@ -18743,7 +19753,7 @@
       </w:r>
       <m:oMath>
         <m:r>
-          <m:t>4.86</m:t>
+          <m:t>0.20</m:t>
         </m:r>
         <m:r>
           <m:t> </m:t>
@@ -18765,7 +19775,7 @@
         <w:rPr>
           <w:rStyle w:val="VerbatimChar"/>
         </w:rPr>
-        <w:t xml:space="preserve">COA-PAL</w:t>
+        <w:t xml:space="preserve">COL-PAL</w:t>
       </w:r>
       <w:r>
         <w:t xml:space="preserve"> </w:t>
@@ -18775,7 +19785,7 @@
       </w:r>
       <m:oMath>
         <m:r>
-          <m:t>5.82</m:t>
+          <m:t>18.77</m:t>
         </m:r>
         <m:r>
           <m:t> </m:t>
@@ -18788,6 +19798,38 @@
         </m:r>
       </m:oMath>
       <w:r>
+        <w:t xml:space="preserve">, ajustada a Google Maps),</w:t>
+      </w:r>
+      <w:r>
+        <w:t xml:space="preserve"> </w:t>
+      </w:r>
+      <w:r>
+        <w:rPr>
+          <w:rStyle w:val="VerbatimChar"/>
+        </w:rPr>
+        <w:t xml:space="preserve">HUI-SAL</w:t>
+      </w:r>
+      <w:r>
+        <w:t xml:space="preserve"> </w:t>
+      </w:r>
+      <w:r>
+        <w:t xml:space="preserve">(</w:t>
+      </w:r>
+      <m:oMath>
+        <m:r>
+          <m:t>4.95</m:t>
+        </m:r>
+        <m:r>
+          <m:t> </m:t>
+        </m:r>
+        <m:r>
+          <m:rPr>
+            <m:sty m:val="p"/>
+          </m:rPr>
+          <m:t>%</m:t>
+        </m:r>
+      </m:oMath>
+      <w:r>
         <w:t xml:space="preserve">) y</w:t>
       </w:r>
       <w:r>
@@ -18797,6 +19839,70 @@
         <w:rPr>
           <w:rStyle w:val="VerbatimChar"/>
         </w:rPr>
+        <w:t xml:space="preserve">COA-SMA</w:t>
+      </w:r>
+      <w:r>
+        <w:t xml:space="preserve"> </w:t>
+      </w:r>
+      <w:r>
+        <w:t xml:space="preserve">(</w:t>
+      </w:r>
+      <m:oMath>
+        <m:r>
+          <m:t>0.00</m:t>
+        </m:r>
+        <m:r>
+          <m:t> </m:t>
+        </m:r>
+        <m:r>
+          <m:rPr>
+            <m:sty m:val="p"/>
+          </m:rPr>
+          <m:t>%</m:t>
+        </m:r>
+      </m:oMath>
+      <w:r>
+        <w:t xml:space="preserve">), además de enlaces clave como</w:t>
+      </w:r>
+      <w:r>
+        <w:t xml:space="preserve"> </w:t>
+      </w:r>
+      <w:r>
+        <w:rPr>
+          <w:rStyle w:val="VerbatimChar"/>
+        </w:rPr>
+        <w:t xml:space="preserve">FCC-SMA</w:t>
+      </w:r>
+      <w:r>
+        <w:t xml:space="preserve"> </w:t>
+      </w:r>
+      <w:r>
+        <w:t xml:space="preserve">(</w:t>
+      </w:r>
+      <m:oMath>
+        <m:r>
+          <m:t>0.00</m:t>
+        </m:r>
+        <m:r>
+          <m:t> </m:t>
+        </m:r>
+        <m:r>
+          <m:rPr>
+            <m:sty m:val="p"/>
+          </m:rPr>
+          <m:t>%</m:t>
+        </m:r>
+      </m:oMath>
+      <w:r>
+        <w:t xml:space="preserve">) y</w:t>
+      </w:r>
+      <w:r>
+        <w:t xml:space="preserve"> </w:t>
+      </w:r>
+      <w:r>
+        <w:rPr>
+          <w:rStyle w:val="VerbatimChar"/>
+        </w:rPr>
         <w:t xml:space="preserve">PAL-ZUN</w:t>
       </w:r>
       <w:r>
@@ -18807,7 +19913,7 @@
       </w:r>
       <m:oMath>
         <m:r>
-          <m:t>6.64</m:t>
+          <m:t>2.37</m:t>
         </m:r>
         <m:r>
           <m:t> </m:t>
@@ -18828,7 +19934,7 @@
         <w:pStyle w:val="Compact"/>
         <w:numPr>
           <w:ilvl w:val="1"/>
-          <w:numId w:val="1024"/>
+          <w:numId w:val="1027"/>
         </w:numPr>
       </w:pPr>
       <w:r>
@@ -18908,7 +20014,7 @@
         <w:pStyle w:val="Compact"/>
         <w:numPr>
           <w:ilvl w:val="0"/>
-          <w:numId w:val="1023"/>
+          <w:numId w:val="1026"/>
         </w:numPr>
       </w:pPr>
       <w:r>
@@ -18916,7 +20022,7 @@
           <w:b/>
           <w:bCs/>
         </w:rPr>
-        <w:t xml:space="preserve">Causas identificadas para las 7 aristas con discrepancia</w:t>
+        <w:t xml:space="preserve">Causas identificadas para las 5 aristas con discrepancia</w:t>
       </w:r>
       <w:r>
         <w:rPr>
@@ -18958,7 +20064,7 @@
         <w:pStyle w:val="Compact"/>
         <w:numPr>
           <w:ilvl w:val="1"/>
-          <w:numId w:val="1025"/>
+          <w:numId w:val="1028"/>
         </w:numPr>
       </w:pPr>
       <w:r>
@@ -18972,13 +20078,37 @@
         <w:t xml:space="preserve"> </w:t>
       </w:r>
       <w:r>
-        <w:t xml:space="preserve">En el área metropolitana de Quetzaltenango (</w:t>
+        <w:t xml:space="preserve">En el nudo metropolitano de Quetzaltenango y sus municipios conurbados (</w:t>
       </w:r>
       <w:r>
         <w:rPr>
           <w:rStyle w:val="VerbatimChar"/>
         </w:rPr>
-        <w:t xml:space="preserve">QTZ-ZUN</w:t>
+        <w:t xml:space="preserve">ESP-SAL</w:t>
+      </w:r>
+      <w:r>
+        <w:t xml:space="preserve"> </w:t>
+      </w:r>
+      <w:r>
+        <w:t xml:space="preserve">y</w:t>
+      </w:r>
+      <w:r>
+        <w:t xml:space="preserve"> </w:t>
+      </w:r>
+      <w:r>
+        <w:rPr>
+          <w:rStyle w:val="VerbatimChar"/>
+        </w:rPr>
+        <w:t xml:space="preserve">ALM-SAL</w:t>
+      </w:r>
+      <w:r>
+        <w:t xml:space="preserve">), el enrutamiento de OSRM priorizó circunvalaciones periféricas de mayor velocidad nominal (</w:t>
+      </w:r>
+      <w:r>
+        <w:rPr>
+          <w:rStyle w:val="VerbatimChar"/>
+        </w:rPr>
+        <w:t xml:space="preserve">RN-1B</w:t>
       </w:r>
       <w:r>
         <w:t xml:space="preserve">,</w:t>
@@ -18990,10 +20120,10 @@
         <w:rPr>
           <w:rStyle w:val="VerbatimChar"/>
         </w:rPr>
-        <w:t xml:space="preserve">SAL-ZUN</w:t>
-      </w:r>
-      <w:r>
-        <w:t xml:space="preserve">,</w:t>
+        <w:t xml:space="preserve">CITO-180</w:t>
+      </w:r>
+      <w:r>
+        <w:t xml:space="preserve">), mientras que Google Maps seleccionó travesías vehiculares céntricas directas (p. ej. travesía por 9a Calle para</w:t>
       </w:r>
       <w:r>
         <w:t xml:space="preserve"> </w:t>
@@ -19005,7 +20135,10 @@
         <w:t xml:space="preserve">ESP-SAL</w:t>
       </w:r>
       <w:r>
-        <w:t xml:space="preserve">,</w:t>
+        <w:t xml:space="preserve"> </w:t>
+      </w:r>
+      <w:r>
+        <w:t xml:space="preserve">con 15.0 km vs. 19.7 km, y Calzada Manuel Lizandro Barillas para</w:t>
       </w:r>
       <w:r>
         <w:t xml:space="preserve"> </w:t>
@@ -19017,55 +20150,10 @@
         <w:t xml:space="preserve">ALM-SAL</w:t>
       </w:r>
       <w:r>
-        <w:t xml:space="preserve">), el enrutamiento de OSRM priorizó anillos periféricos de alta velocidad (</w:t>
-      </w:r>
-      <w:r>
-        <w:rPr>
-          <w:rStyle w:val="VerbatimChar"/>
-        </w:rPr>
-        <w:t xml:space="preserve">CITO-180</w:t>
-      </w:r>
-      <w:r>
-        <w:t xml:space="preserve">,</w:t>
-      </w:r>
-      <w:r>
-        <w:t xml:space="preserve"> </w:t>
-      </w:r>
-      <w:r>
-        <w:rPr>
-          <w:rStyle w:val="VerbatimChar"/>
-        </w:rPr>
-        <w:t xml:space="preserve">RN-1B</w:t>
-      </w:r>
-      <w:r>
-        <w:t xml:space="preserve">), mientras que Google Maps seleccionó travesías vehiculares directas a través del casco urbano (p. ej. travesía por 9a Calle para</w:t>
-      </w:r>
-      <w:r>
-        <w:t xml:space="preserve"> </w:t>
-      </w:r>
-      <w:r>
-        <w:rPr>
-          <w:rStyle w:val="VerbatimChar"/>
-        </w:rPr>
-        <w:t xml:space="preserve">ESP-SAL</w:t>
-      </w:r>
-      <w:r>
-        <w:t xml:space="preserve"> </w:t>
-      </w:r>
-      <w:r>
-        <w:t xml:space="preserve">y cañón de Almolonga vía RN 09 S para</w:t>
-      </w:r>
-      <w:r>
-        <w:t xml:space="preserve"> </w:t>
-      </w:r>
-      <w:r>
-        <w:rPr>
-          <w:rStyle w:val="VerbatimChar"/>
-        </w:rPr>
-        <w:t xml:space="preserve">QTZ-ZUN</w:t>
-      </w:r>
-      <w:r>
-        <w:t xml:space="preserve">).</w:t>
+        <w:t xml:space="preserve"> </w:t>
+      </w:r>
+      <w:r>
+        <w:t xml:space="preserve">con 13.2 km vs. 17.5 km).</w:t>
       </w:r>
     </w:p>
     <w:p>
@@ -19073,7 +20161,7 @@
         <w:pStyle w:val="Compact"/>
         <w:numPr>
           <w:ilvl w:val="1"/>
-          <w:numId w:val="1025"/>
+          <w:numId w:val="1028"/>
         </w:numPr>
       </w:pPr>
       <w:r>
@@ -19081,7 +20169,7 @@
           <w:b/>
           <w:bCs/>
         </w:rPr>
-        <w:t xml:space="preserve">Rutas alternativas en la red troncal:</w:t>
+        <w:t xml:space="preserve">Atajos locales pavimentados y geometría de acceso:</w:t>
       </w:r>
       <w:r>
         <w:t xml:space="preserve"> </w:t>
@@ -19106,7 +20194,7 @@
       </w:r>
       <m:oMath>
         <m:r>
-          <m:t>46.6</m:t>
+          <m:t>46.3</m:t>
         </m:r>
         <m:r>
           <m:rPr>
@@ -19124,7 +20212,7 @@
       </w:r>
       <m:oMath>
         <m:r>
-          <m:t>60.5</m:t>
+          <m:t>57.0</m:t>
         </m:r>
         <m:r>
           <m:rPr>
@@ -19135,6 +20223,94 @@
         </m:r>
       </m:oMath>
       <w:r>
+        <w:t xml:space="preserve">, dif.</w:t>
+      </w:r>
+      <w:r>
+        <w:t xml:space="preserve"> </w:t>
+      </w:r>
+      <m:oMath>
+        <m:r>
+          <m:t>18.77</m:t>
+        </m:r>
+        <m:r>
+          <m:t> </m:t>
+        </m:r>
+        <m:r>
+          <m:rPr>
+            <m:sty m:val="p"/>
+          </m:rPr>
+          <m:t>%</m:t>
+        </m:r>
+      </m:oMath>
+      <w:r>
+        <w:t xml:space="preserve">),</w:t>
+      </w:r>
+      <w:r>
+        <w:t xml:space="preserve"> </w:t>
+      </w:r>
+      <w:r>
+        <w:rPr>
+          <w:rStyle w:val="VerbatimChar"/>
+        </w:rPr>
+        <w:t xml:space="preserve">CAN-SAL</w:t>
+      </w:r>
+      <w:r>
+        <w:t xml:space="preserve"> </w:t>
+      </w:r>
+      <w:r>
+        <w:t xml:space="preserve">(</w:t>
+      </w:r>
+      <m:oMath>
+        <m:r>
+          <m:t>12.1</m:t>
+        </m:r>
+        <m:r>
+          <m:rPr>
+            <m:nor/>
+            <m:sty m:val="p"/>
+          </m:rPr>
+          <m:t> km</m:t>
+        </m:r>
+      </m:oMath>
+      <w:r>
+        <w:t xml:space="preserve"> </w:t>
+      </w:r>
+      <w:r>
+        <w:t xml:space="preserve">vs. </w:t>
+      </w:r>
+      <m:oMath>
+        <m:r>
+          <m:t>16.8</m:t>
+        </m:r>
+        <m:r>
+          <m:rPr>
+            <m:nor/>
+            <m:sty m:val="p"/>
+          </m:rPr>
+          <m:t> km</m:t>
+        </m:r>
+      </m:oMath>
+      <w:r>
+        <w:t xml:space="preserve">, dif.</w:t>
+      </w:r>
+      <w:r>
+        <w:t xml:space="preserve"> </w:t>
+      </w:r>
+      <m:oMath>
+        <m:r>
+          <m:t>27.98</m:t>
+        </m:r>
+        <m:r>
+          <m:t> </m:t>
+        </m:r>
+        <m:r>
+          <m:rPr>
+            <m:sty m:val="p"/>
+          </m:rPr>
+          <m:t>%</m:t>
+        </m:r>
+      </m:oMath>
+      <w:r>
         <w:t xml:space="preserve">) y</w:t>
       </w:r>
       <w:r>
@@ -19144,7 +20320,7 @@
         <w:rPr>
           <w:rStyle w:val="VerbatimChar"/>
         </w:rPr>
-        <w:t xml:space="preserve">CAN-SAL</w:t>
+        <w:t xml:space="preserve">CAN-ZUN</w:t>
       </w:r>
       <w:r>
         <w:t xml:space="preserve"> </w:t>
@@ -19154,7 +20330,7 @@
       </w:r>
       <m:oMath>
         <m:r>
-          <m:t>13.8</m:t>
+          <m:t>8.4</m:t>
         </m:r>
         <m:r>
           <m:rPr>
@@ -19172,7 +20348,7 @@
       </w:r>
       <m:oMath>
         <m:r>
-          <m:t>18.4</m:t>
+          <m:t>6.5</m:t>
         </m:r>
         <m:r>
           <m:rPr>
@@ -19183,55 +20359,27 @@
         </m:r>
       </m:oMath>
       <w:r>
-        <w:t xml:space="preserve">), Google Maps seleccionó atajos locales directos, mientras que en</w:t>
-      </w:r>
-      <w:r>
-        <w:t xml:space="preserve"> </w:t>
-      </w:r>
-      <w:r>
-        <w:rPr>
-          <w:rStyle w:val="VerbatimChar"/>
-        </w:rPr>
-        <w:t xml:space="preserve">CAN-HUI</w:t>
-      </w:r>
-      <w:r>
-        <w:t xml:space="preserve"> </w:t>
-      </w:r>
-      <w:r>
-        <w:t xml:space="preserve">(</w:t>
+        <w:t xml:space="preserve">, dif.</w:t>
+      </w:r>
+      <w:r>
+        <w:t xml:space="preserve"> </w:t>
       </w:r>
       <m:oMath>
         <m:r>
-          <m:t>54.9</m:t>
-        </m:r>
-        <m:r>
-          <m:rPr>
-            <m:nor/>
-            <m:sty m:val="p"/>
-          </m:rPr>
-          <m:t> km</m:t>
+          <m:t>29.23</m:t>
+        </m:r>
+        <m:r>
+          <m:t> </m:t>
+        </m:r>
+        <m:r>
+          <m:rPr>
+            <m:sty m:val="p"/>
+          </m:rPr>
+          <m:t>%</m:t>
         </m:r>
       </m:oMath>
       <w:r>
-        <w:t xml:space="preserve"> </w:t>
-      </w:r>
-      <w:r>
-        <w:t xml:space="preserve">vs. </w:t>
-      </w:r>
-      <m:oMath>
-        <m:r>
-          <m:t>49.6</m:t>
-        </m:r>
-        <m:r>
-          <m:rPr>
-            <m:nor/>
-            <m:sty m:val="p"/>
-          </m:rPr>
-          <m:t> km</m:t>
-        </m:r>
-      </m:oMath>
-      <w:r>
-        <w:t xml:space="preserve">) Google Maps priorizó la autopista Panamericana CA-1.</w:t>
+        <w:t xml:space="preserve">), Google Maps seleccionó trazados viales alternativos pavimentados o consideró restricciones de acceso local a los nuevos centros urbanos.</w:t>
       </w:r>
     </w:p>
     <w:p>
@@ -19239,7 +20387,7 @@
         <w:pStyle w:val="Compact"/>
         <w:numPr>
           <w:ilvl w:val="1"/>
-          <w:numId w:val="1025"/>
+          <w:numId w:val="1028"/>
         </w:numPr>
       </w:pPr>
       <w:r>
@@ -19253,7 +20401,7 @@
         <w:t xml:space="preserve"> </w:t>
       </w:r>
       <w:r>
-        <w:t xml:space="preserve">Siguiendo la regla de decisión del plan de aseguramiento de calidad, para estas 7 aristas se adoptó como peso oficial de la red el valor medido en Google Maps (</w:t>
+        <w:t xml:space="preserve">Siguiendo la regla de decisión del plan de aseguramiento de calidad, para estas 5 aristas se adoptó como peso oficial de la red el valor medido en Google Maps (</w:t>
       </w:r>
       <m:oMath>
         <m:r>
@@ -19305,16 +20453,98 @@
       </w:r>
     </w:p>
     <w:p>
+      <w:pPr>
+        <w:pStyle w:val="Compact"/>
+        <w:numPr>
+          <w:ilvl w:val="1"/>
+          <w:numId w:val="1028"/>
+        </w:numPr>
+      </w:pPr>
+      <w:r>
+        <w:rPr>
+          <w:b/>
+          <w:bCs/>
+        </w:rPr>
+        <w:t xml:space="preserve">Pares reclasificados:</w:t>
+      </w:r>
+      <w:r>
+        <w:t xml:space="preserve"> </w:t>
+      </w:r>
+      <w:r>
+        <w:t xml:space="preserve">Las 4 mediciones históricas restantes de la tabla de validación (</w:t>
+      </w:r>
+      <w:r>
+        <w:rPr>
+          <w:rStyle w:val="VerbatimChar"/>
+        </w:rPr>
+        <w:t xml:space="preserve">FCC-ZUN</w:t>
+      </w:r>
+      <w:r>
+        <w:t xml:space="preserve">,</w:t>
+      </w:r>
+      <w:r>
+        <w:t xml:space="preserve"> </w:t>
+      </w:r>
+      <w:r>
+        <w:rPr>
+          <w:rStyle w:val="VerbatimChar"/>
+        </w:rPr>
+        <w:t xml:space="preserve">PAL-SMA</w:t>
+      </w:r>
+      <w:r>
+        <w:t xml:space="preserve">,</w:t>
+      </w:r>
+      <w:r>
+        <w:t xml:space="preserve"> </w:t>
+      </w:r>
+      <w:r>
+        <w:rPr>
+          <w:rStyle w:val="VerbatimChar"/>
+        </w:rPr>
+        <w:t xml:space="preserve">QTZ-ZUN</w:t>
+      </w:r>
+      <w:r>
+        <w:t xml:space="preserve"> </w:t>
+      </w:r>
+      <w:r>
+        <w:t xml:space="preserve">y</w:t>
+      </w:r>
+      <w:r>
+        <w:t xml:space="preserve"> </w:t>
+      </w:r>
+      <w:r>
+        <w:rPr>
+          <w:rStyle w:val="VerbatimChar"/>
+        </w:rPr>
+        <w:t xml:space="preserve">SAL-ZUN</w:t>
+      </w:r>
+      <w:r>
+        <w:t xml:space="preserve">) corresponden a aristas que formaban parte del grafo inicial pero que, tras la corrección de cascos urbanos, dejaron de ser aristas directas por cruzar Cantel o El Nuevo Palmar, quedando registradas como pares descartados en</w:t>
+      </w:r>
+      <w:r>
+        <w:t xml:space="preserve"> </w:t>
+      </w:r>
+      <w:r>
+        <w:rPr>
+          <w:rStyle w:val="VerbatimChar"/>
+        </w:rPr>
+        <w:t xml:space="preserve">docs/datos/aristas_descartadas.csv</w:t>
+      </w:r>
+      <w:r>
+        <w:t xml:space="preserve">.</w:t>
+      </w:r>
+    </w:p>
+    <w:p>
       <w:r>
         <w:pict>
           <v:rect style="width:0;height:1.5pt" o:hralign="center" o:hrstd="t" o:hr="t"/>
         </w:pict>
       </w:r>
     </w:p>
-    <w:bookmarkEnd w:id="61"/>
-    <w:bookmarkEnd w:id="62"/>
-    <w:bookmarkEnd w:id="63"/>
-    <w:bookmarkStart w:id="70" w:name="comparación-teórico-vs.-programa"/>
+    <w:bookmarkEnd w:id="65"/>
+    <w:bookmarkEnd w:id="66"/>
+    <w:bookmarkEnd w:id="67"/>
+    <w:bookmarkStart w:id="75" w:name="comparación-teórico-vs.-programa"/>
     <w:p>
       <w:pPr>
         <w:pStyle w:val="Heading2"/>
@@ -19331,7 +20561,7 @@
         <w:t xml:space="preserve">La verificación de la exactitud matemática del sistema RutaQ se fundamenta en dos demostraciones científicas: la equivalencia iteración por iteración en un grafo de control y la concordancia global al 100 % contra la biblioteca de referencia NetworkX.</w:t>
       </w:r>
     </w:p>
-    <w:bookmarkStart w:id="64" w:name="X35ecbe68608476fc14fbcde632cc8fbb3ccf746"/>
+    <w:bookmarkStart w:id="68" w:name="X35ecbe68608476fc14fbcde632cc8fbb3ccf746"/>
     <w:p>
       <w:pPr>
         <w:pStyle w:val="Heading3"/>
@@ -23131,8 +24361,8 @@
         </w:pict>
       </w:r>
     </w:p>
-    <w:bookmarkEnd w:id="64"/>
-    <w:bookmarkStart w:id="68" w:name="X50a1f949c42790fdd162eda796df9b2070ea829"/>
+    <w:bookmarkEnd w:id="68"/>
+    <w:bookmarkStart w:id="73" w:name="X50a1f949c42790fdd162eda796df9b2070ea829"/>
     <w:p>
       <w:pPr>
         <w:pStyle w:val="Heading3"/>
@@ -23146,7 +24376,31 @@
         <w:pStyle w:val="FirstParagraph"/>
       </w:pPr>
       <w:r>
-        <w:t xml:space="preserve">Para evaluar la totalidad de la red de Quetzaltenango, se ejecutó un script de verificación automatizada que calculó las distancias mínimas para todos los pares ordenados posibles:</w:t>
+        <w:t xml:space="preserve">Para evaluar la totalidad de la red de Quetzaltenango y los grafos de control del sistema, se ejecutó un script de verificación automatizada (</w:t>
+      </w:r>
+      <w:r>
+        <w:rPr>
+          <w:rStyle w:val="VerbatimChar"/>
+        </w:rPr>
+        <w:t xml:space="preserve">verification/verify.py</w:t>
+      </w:r>
+      <w:r>
+        <w:t xml:space="preserve"> </w:t>
+      </w:r>
+      <w:r>
+        <w:t xml:space="preserve">y</w:t>
+      </w:r>
+      <w:r>
+        <w:t xml:space="preserve"> </w:t>
+      </w:r>
+      <w:r>
+        <w:rPr>
+          <w:rStyle w:val="VerbatimChar"/>
+        </w:rPr>
+        <w:t xml:space="preserve">verification/export.ts</w:t>
+      </w:r>
+      <w:r>
+        <w:t xml:space="preserve">) que calculó las distancias mínimas para todos los pares ordenados posibles:</w:t>
       </w:r>
     </w:p>
     <w:p>
@@ -23159,32 +24413,14 @@
         </m:oMathParaPr>
         <m:oMath>
           <m:r>
-            <m:t>24</m:t>
-          </m:r>
-          <m:r>
-            <m:rPr>
-              <m:sty m:val="p"/>
-            </m:rPr>
-            <m:t>×</m:t>
-          </m:r>
-          <m:r>
-            <m:t>24</m:t>
-          </m:r>
-          <m:r>
-            <m:rPr>
-              <m:sty m:val="p"/>
-            </m:rPr>
-            <m:t>=</m:t>
-          </m:r>
-          <m:r>
-            <m:t>576</m:t>
+            <m:t>648</m:t>
           </m:r>
           <m:r>
             <m:rPr>
               <m:nor/>
               <m:sty m:val="p"/>
             </m:rPr>
-            <m:t> pares</m:t>
+            <m:t> pares evaluados</m:t>
           </m:r>
         </m:oMath>
       </m:oMathPara>
@@ -23194,7 +24430,85 @@
         <w:pStyle w:val="FirstParagraph"/>
       </w:pPr>
       <w:r>
-        <w:t xml:space="preserve">comparando la distancia calculada por la implementación de Dijkstra/Floyd de RutaQ contra la biblioteca científica</w:t>
+        <w:t xml:space="preserve">(compuestos por los</w:t>
+      </w:r>
+      <w:r>
+        <w:t xml:space="preserve"> </w:t>
+      </w:r>
+      <m:oMath>
+        <m:r>
+          <m:t>24</m:t>
+        </m:r>
+        <m:r>
+          <m:rPr>
+            <m:sty m:val="p"/>
+          </m:rPr>
+          <m:t>×</m:t>
+        </m:r>
+        <m:r>
+          <m:t>24</m:t>
+        </m:r>
+        <m:r>
+          <m:rPr>
+            <m:sty m:val="p"/>
+          </m:rPr>
+          <m:t>=</m:t>
+        </m:r>
+        <m:r>
+          <m:t>576</m:t>
+        </m:r>
+        <m:r>
+          <m:rPr>
+            <m:nor/>
+            <m:sty m:val="p"/>
+          </m:rPr>
+          <m:t> pares</m:t>
+        </m:r>
+      </m:oMath>
+      <w:r>
+        <w:t xml:space="preserve"> </w:t>
+      </w:r>
+      <w:r>
+        <w:t xml:space="preserve">de la red vial de Quetzaltenango y los</w:t>
+      </w:r>
+      <w:r>
+        <w:t xml:space="preserve"> </w:t>
+      </w:r>
+      <m:oMath>
+        <m:r>
+          <m:t>2</m:t>
+        </m:r>
+        <m:r>
+          <m:rPr>
+            <m:sty m:val="p"/>
+          </m:rPr>
+          <m:t>×</m:t>
+        </m:r>
+        <m:r>
+          <m:t>36</m:t>
+        </m:r>
+        <m:r>
+          <m:rPr>
+            <m:sty m:val="p"/>
+          </m:rPr>
+          <m:t>=</m:t>
+        </m:r>
+        <m:r>
+          <m:t>72</m:t>
+        </m:r>
+        <m:r>
+          <m:rPr>
+            <m:nor/>
+            <m:sty m:val="p"/>
+          </m:rPr>
+          <m:t> pares</m:t>
+        </m:r>
+      </m:oMath>
+      <w:r>
+        <w:t xml:space="preserve"> </w:t>
+      </w:r>
+      <w:r>
+        <w:t xml:space="preserve">correspondientes a los grafos pedagógicos de control), comparando la distancia calculada por la implementación de Dijkstra/Floyd de RutaQ contra la biblioteca científica</w:t>
       </w:r>
       <w:r>
         <w:t xml:space="preserve"> </w:t>
@@ -23251,13 +24565,13 @@
           <w:b/>
           <w:bCs/>
         </w:rPr>
-        <w:t xml:space="preserve">coincidencia del 100.0 % (576 de 576 pares)</w:t>
-      </w:r>
-      <w:r>
-        <w:t xml:space="preserve"> </w:t>
-      </w:r>
-      <w:r>
-        <w:t xml:space="preserve">sin discrepancia numérica alguna. A continuación, se presentan tres ejemplos representativos extraídos directamente del archivo oficial de verificación</w:t>
+        <w:t xml:space="preserve">coincidencia del 100.0 % (648 de 648 pares)</w:t>
+      </w:r>
+      <w:r>
+        <w:t xml:space="preserve"> </w:t>
+      </w:r>
+      <w:r>
+        <w:t xml:space="preserve">sin discrepancia numérica alguna. A continuación, se presentan cuatro ejemplos representativos extraídos directamente del archivo oficial de verificación</w:t>
       </w:r>
       <w:r>
         <w:t xml:space="preserve"> </w:t>
@@ -23272,7 +24586,7 @@
         <w:t xml:space="preserve">:</w:t>
       </w:r>
     </w:p>
-    <w:bookmarkStart w:id="65" w:name="Xff915b66e3b2263606eb71624f06386607cc627"/>
+    <w:bookmarkStart w:id="69" w:name="Xff915b66e3b2263606eb71624f06386607cc627"/>
     <w:p>
       <w:pPr>
         <w:pStyle w:val="Heading4"/>
@@ -23304,7 +24618,7 @@
         <w:pStyle w:val="Compact"/>
         <w:numPr>
           <w:ilvl w:val="0"/>
-          <w:numId w:val="1026"/>
+          <w:numId w:val="1029"/>
         </w:numPr>
       </w:pPr>
       <w:r>
@@ -23335,7 +24649,7 @@
         <w:pStyle w:val="Compact"/>
         <w:numPr>
           <w:ilvl w:val="0"/>
-          <w:numId w:val="1026"/>
+          <w:numId w:val="1029"/>
         </w:numPr>
       </w:pPr>
       <w:r>
@@ -23366,7 +24680,7 @@
         <w:pStyle w:val="Compact"/>
         <w:numPr>
           <w:ilvl w:val="0"/>
-          <w:numId w:val="1026"/>
+          <w:numId w:val="1029"/>
         </w:numPr>
       </w:pPr>
       <w:r>
@@ -23397,7 +24711,7 @@
         <w:pStyle w:val="Compact"/>
         <w:numPr>
           <w:ilvl w:val="0"/>
-          <w:numId w:val="1026"/>
+          <w:numId w:val="1029"/>
         </w:numPr>
       </w:pPr>
       <w:r>
@@ -23667,8 +24981,8 @@
         <w:t xml:space="preserve">Representa el enlace estratégico entre el altiplano metropolitano y la mayor urbe de la costa sur departamental.</w:t>
       </w:r>
     </w:p>
-    <w:bookmarkEnd w:id="65"/>
-    <w:bookmarkStart w:id="66" w:name="X503937e03f3265f3574ee98e580e9de21fb3757"/>
+    <w:bookmarkEnd w:id="69"/>
+    <w:bookmarkStart w:id="70" w:name="X503937e03f3265f3574ee98e580e9de21fb3757"/>
     <w:p>
       <w:pPr>
         <w:pStyle w:val="Heading4"/>
@@ -23700,7 +25014,7 @@
         <w:pStyle w:val="Compact"/>
         <w:numPr>
           <w:ilvl w:val="0"/>
-          <w:numId w:val="1027"/>
+          <w:numId w:val="1030"/>
         </w:numPr>
       </w:pPr>
       <w:r>
@@ -23731,7 +25045,7 @@
         <w:pStyle w:val="Compact"/>
         <w:numPr>
           <w:ilvl w:val="0"/>
-          <w:numId w:val="1027"/>
+          <w:numId w:val="1030"/>
         </w:numPr>
       </w:pPr>
       <w:r>
@@ -23762,7 +25076,7 @@
         <w:pStyle w:val="Compact"/>
         <w:numPr>
           <w:ilvl w:val="0"/>
-          <w:numId w:val="1027"/>
+          <w:numId w:val="1030"/>
         </w:numPr>
       </w:pPr>
       <w:r>
@@ -23793,7 +25107,7 @@
         <w:pStyle w:val="Compact"/>
         <w:numPr>
           <w:ilvl w:val="0"/>
-          <w:numId w:val="1027"/>
+          <w:numId w:val="1030"/>
         </w:numPr>
       </w:pPr>
       <w:r>
@@ -23867,8 +25181,8 @@
         <w:t xml:space="preserve">Conexión vial directa a través del corredor hortícola de la RN-9S.</w:t>
       </w:r>
     </w:p>
-    <w:bookmarkEnd w:id="66"/>
-    <w:bookmarkStart w:id="67" w:name="Xc836fc7097666d3abf23490d7196e2cf5436eb7"/>
+    <w:bookmarkEnd w:id="70"/>
+    <w:bookmarkStart w:id="71" w:name="Xc836fc7097666d3abf23490d7196e2cf5436eb7"/>
     <w:p>
       <w:pPr>
         <w:pStyle w:val="Heading4"/>
@@ -23900,7 +25214,7 @@
         <w:pStyle w:val="Compact"/>
         <w:numPr>
           <w:ilvl w:val="0"/>
-          <w:numId w:val="1028"/>
+          <w:numId w:val="1031"/>
         </w:numPr>
       </w:pPr>
       <w:r>
@@ -23931,7 +25245,7 @@
         <w:pStyle w:val="Compact"/>
         <w:numPr>
           <w:ilvl w:val="0"/>
-          <w:numId w:val="1028"/>
+          <w:numId w:val="1031"/>
         </w:numPr>
       </w:pPr>
       <w:r>
@@ -23962,7 +25276,7 @@
         <w:pStyle w:val="Compact"/>
         <w:numPr>
           <w:ilvl w:val="0"/>
-          <w:numId w:val="1028"/>
+          <w:numId w:val="1031"/>
         </w:numPr>
       </w:pPr>
       <w:r>
@@ -23993,7 +25307,7 @@
         <w:pStyle w:val="Compact"/>
         <w:numPr>
           <w:ilvl w:val="0"/>
-          <w:numId w:val="1028"/>
+          <w:numId w:val="1031"/>
         </w:numPr>
       </w:pPr>
       <w:r>
@@ -24259,6 +25573,326 @@
         <w:t xml:space="preserve">Comunica la cabecera departamental con el municipio más septentrional del departamento, demostrando la capacidad del algoritmo para encadenar hasta 6 aristas sucesivas optimizando trayectorias en terrenos de montaña.</w:t>
       </w:r>
     </w:p>
+    <w:bookmarkEnd w:id="71"/>
+    <w:bookmarkStart w:id="72" w:name="X9017e0bcb7659ff78081ea037b8377196014e17"/>
+    <w:p>
+      <w:pPr>
+        <w:pStyle w:val="Heading4"/>
+      </w:pPr>
+      <w:r>
+        <w:t xml:space="preserve">Caso 4: Ruta Quetzaltenango (</w:t>
+      </w:r>
+      <w:r>
+        <w:rPr>
+          <w:rStyle w:val="VerbatimChar"/>
+        </w:rPr>
+        <w:t xml:space="preserve">QTZ</w:t>
+      </w:r>
+      <w:r>
+        <w:t xml:space="preserve">) a El Palmar (</w:t>
+      </w:r>
+      <w:r>
+        <w:rPr>
+          <w:rStyle w:val="VerbatimChar"/>
+        </w:rPr>
+        <w:t xml:space="preserve">PAL</w:t>
+      </w:r>
+      <w:r>
+        <w:t xml:space="preserve">)</w:t>
+      </w:r>
+    </w:p>
+    <w:p>
+      <w:pPr>
+        <w:pStyle w:val="Compact"/>
+        <w:numPr>
+          <w:ilvl w:val="0"/>
+          <w:numId w:val="1032"/>
+        </w:numPr>
+      </w:pPr>
+      <w:r>
+        <w:rPr>
+          <w:b/>
+          <w:bCs/>
+        </w:rPr>
+        <w:t xml:space="preserve">Distancia NetworkX:</w:t>
+      </w:r>
+      <w:r>
+        <w:t xml:space="preserve"> </w:t>
+      </w:r>
+      <m:oMath>
+        <m:r>
+          <m:t>37.1</m:t>
+        </m:r>
+        <m:r>
+          <m:rPr>
+            <m:nor/>
+            <m:sty m:val="p"/>
+          </m:rPr>
+          <m:t> km</m:t>
+        </m:r>
+      </m:oMath>
+    </w:p>
+    <w:p>
+      <w:pPr>
+        <w:pStyle w:val="Compact"/>
+        <w:numPr>
+          <w:ilvl w:val="0"/>
+          <w:numId w:val="1032"/>
+        </w:numPr>
+      </w:pPr>
+      <w:r>
+        <w:rPr>
+          <w:b/>
+          <w:bCs/>
+        </w:rPr>
+        <w:t xml:space="preserve">Distancia Programa RutaQ:</w:t>
+      </w:r>
+      <w:r>
+        <w:t xml:space="preserve"> </w:t>
+      </w:r>
+      <m:oMath>
+        <m:r>
+          <m:t>37.1</m:t>
+        </m:r>
+        <m:r>
+          <m:rPr>
+            <m:nor/>
+            <m:sty m:val="p"/>
+          </m:rPr>
+          <m:t> km</m:t>
+        </m:r>
+      </m:oMath>
+    </w:p>
+    <w:p>
+      <w:pPr>
+        <w:pStyle w:val="Compact"/>
+        <w:numPr>
+          <w:ilvl w:val="0"/>
+          <w:numId w:val="1032"/>
+        </w:numPr>
+      </w:pPr>
+      <w:r>
+        <w:rPr>
+          <w:b/>
+          <w:bCs/>
+        </w:rPr>
+        <w:t xml:space="preserve">Estado de Coincidencia:</w:t>
+      </w:r>
+      <w:r>
+        <w:t xml:space="preserve"> </w:t>
+      </w:r>
+      <w:r>
+        <w:rPr>
+          <w:rStyle w:val="VerbatimChar"/>
+        </w:rPr>
+        <w:t xml:space="preserve">True</w:t>
+      </w:r>
+      <w:r>
+        <w:t xml:space="preserve"> </w:t>
+      </w:r>
+      <w:r>
+        <w:t xml:space="preserve">(Exacta)</w:t>
+      </w:r>
+    </w:p>
+    <w:p>
+      <w:pPr>
+        <w:pStyle w:val="Compact"/>
+        <w:numPr>
+          <w:ilvl w:val="0"/>
+          <w:numId w:val="1032"/>
+        </w:numPr>
+      </w:pPr>
+      <w:r>
+        <w:rPr>
+          <w:b/>
+          <w:bCs/>
+        </w:rPr>
+        <w:t xml:space="preserve">Secuencia de Vértices Óptima:</w:t>
+      </w:r>
+      <w:r>
+        <w:br/>
+      </w:r>
+    </w:p>
+    <w:p>
+      <w:pPr>
+        <w:pStyle w:val="Compact"/>
+      </w:pPr>
+      <m:oMathPara>
+        <m:oMathParaPr>
+          <m:jc m:val="center"/>
+        </m:oMathParaPr>
+        <m:oMath>
+          <m:r>
+            <m:rPr>
+              <m:nor/>
+              <m:sty m:val="p"/>
+            </m:rPr>
+            <m:t>QTZ</m:t>
+          </m:r>
+          <m:limUpp>
+            <m:e>
+              <m:r>
+                <m:rPr>
+                  <m:sty m:val="p"/>
+                </m:rPr>
+                <m:t>→</m:t>
+              </m:r>
+            </m:e>
+            <m:lim>
+              <m:r>
+                <m:t>7.0</m:t>
+              </m:r>
+              <m:r>
+                <m:rPr>
+                  <m:nor/>
+                  <m:sty m:val="p"/>
+                </m:rPr>
+                <m:t> km</m:t>
+              </m:r>
+            </m:lim>
+          </m:limUpp>
+          <m:r>
+            <m:rPr>
+              <m:nor/>
+              <m:sty m:val="p"/>
+            </m:rPr>
+            <m:t>ALM</m:t>
+          </m:r>
+          <m:limUpp>
+            <m:e>
+              <m:r>
+                <m:rPr>
+                  <m:sty m:val="p"/>
+                </m:rPr>
+                <m:t>→</m:t>
+              </m:r>
+            </m:e>
+            <m:lim>
+              <m:r>
+                <m:t>4.8</m:t>
+              </m:r>
+              <m:r>
+                <m:rPr>
+                  <m:nor/>
+                  <m:sty m:val="p"/>
+                </m:rPr>
+                <m:t> km</m:t>
+              </m:r>
+            </m:lim>
+          </m:limUpp>
+          <m:r>
+            <m:rPr>
+              <m:nor/>
+              <m:sty m:val="p"/>
+            </m:rPr>
+            <m:t>ZUN</m:t>
+          </m:r>
+          <m:limUpp>
+            <m:e>
+              <m:r>
+                <m:rPr>
+                  <m:sty m:val="p"/>
+                </m:rPr>
+                <m:t>→</m:t>
+              </m:r>
+            </m:e>
+            <m:lim>
+              <m:r>
+                <m:t>25.3</m:t>
+              </m:r>
+              <m:r>
+                <m:rPr>
+                  <m:nor/>
+                  <m:sty m:val="p"/>
+                </m:rPr>
+                <m:t> km</m:t>
+              </m:r>
+            </m:lim>
+          </m:limUpp>
+          <m:r>
+            <m:rPr>
+              <m:nor/>
+              <m:sty m:val="p"/>
+            </m:rPr>
+            <m:t>PAL</m:t>
+          </m:r>
+        </m:oMath>
+      </m:oMathPara>
+    </w:p>
+    <w:p>
+      <w:pPr>
+        <w:pStyle w:val="Compact"/>
+      </w:pPr>
+      <m:oMathPara>
+        <m:oMathParaPr>
+          <m:jc m:val="center"/>
+        </m:oMathParaPr>
+        <m:oMath>
+          <m:r>
+            <m:rPr>
+              <m:nor/>
+              <m:sty m:val="p"/>
+            </m:rPr>
+            <m:t>Distancia total</m:t>
+          </m:r>
+          <m:r>
+            <m:rPr>
+              <m:sty m:val="p"/>
+            </m:rPr>
+            <m:t>=</m:t>
+          </m:r>
+          <m:r>
+            <m:t>7.0</m:t>
+          </m:r>
+          <m:r>
+            <m:rPr>
+              <m:sty m:val="p"/>
+            </m:rPr>
+            <m:t>+</m:t>
+          </m:r>
+          <m:r>
+            <m:t>4.8</m:t>
+          </m:r>
+          <m:r>
+            <m:rPr>
+              <m:sty m:val="p"/>
+            </m:rPr>
+            <m:t>+</m:t>
+          </m:r>
+          <m:r>
+            <m:t>25.3</m:t>
+          </m:r>
+          <m:r>
+            <m:rPr>
+              <m:sty m:val="p"/>
+            </m:rPr>
+            <m:t>=</m:t>
+          </m:r>
+          <m:r>
+            <m:t>37.1</m:t>
+          </m:r>
+          <m:r>
+            <m:rPr>
+              <m:nor/>
+              <m:sty m:val="p"/>
+            </m:rPr>
+            <m:t> km</m:t>
+          </m:r>
+        </m:oMath>
+      </m:oMathPara>
+    </w:p>
+    <w:p>
+      <w:pPr>
+        <w:pStyle w:val="Compact"/>
+        <w:numPr>
+          <w:ilvl w:val="0"/>
+          <w:numId w:val="1000"/>
+        </w:numPr>
+      </w:pPr>
+      <w:r>
+        <w:t xml:space="preserve">Tras la reubicación de la cabecera municipal en El Nuevo Palmar, la ruta más corta desde la metrópoli desciende por el cañón de Almolonga y Zunil a lo largo de la CITO-180, optimizando la trayectoria frente al antiguo trazado por el altiplano de San Martín Sacatepéquez.</w:t>
+      </w:r>
+    </w:p>
     <w:p>
       <w:r>
         <w:pict>
@@ -24266,9 +25900,9 @@
         </w:pict>
       </w:r>
     </w:p>
-    <w:bookmarkEnd w:id="67"/>
-    <w:bookmarkEnd w:id="68"/>
-    <w:bookmarkStart w:id="69" w:name="X56f5fbc73f6b3802401828daab2d3ec3e15f33a"/>
+    <w:bookmarkEnd w:id="72"/>
+    <w:bookmarkEnd w:id="73"/>
+    <w:bookmarkStart w:id="74" w:name="X56f5fbc73f6b3802401828daab2d3ec3e15f33a"/>
     <w:p>
       <w:pPr>
         <w:pStyle w:val="Heading3"/>
@@ -24300,7 +25934,7 @@
         <w:pStyle w:val="Compact"/>
         <w:numPr>
           <w:ilvl w:val="0"/>
-          <w:numId w:val="1029"/>
+          <w:numId w:val="1033"/>
         </w:numPr>
       </w:pPr>
       <w:r>
@@ -24331,7 +25965,7 @@
         <w:pStyle w:val="Compact"/>
         <w:numPr>
           <w:ilvl w:val="1"/>
-          <w:numId w:val="1030"/>
+          <w:numId w:val="1034"/>
         </w:numPr>
       </w:pPr>
       <w:r>
@@ -24345,13 +25979,13 @@
           <w:b/>
           <w:bCs/>
         </w:rPr>
-        <w:t xml:space="preserve">99 pruebas pasadas y 0 fallidas</w:t>
-      </w:r>
-      <w:r>
-        <w:t xml:space="preserve"> </w:t>
-      </w:r>
-      <w:r>
-        <w:t xml:space="preserve">(con 9 pruebas omitidas deliberadamente por diseño, dado que el indicador de escala gráfica se desactiva intencionalmente en pantallas con ancho inferior a dispositivos medianos).</w:t>
+        <w:t xml:space="preserve">112 pruebas pasadas y 0 fallidas</w:t>
+      </w:r>
+      <w:r>
+        <w:t xml:space="preserve"> </w:t>
+      </w:r>
+      <w:r>
+        <w:t xml:space="preserve">(con 12 pruebas omitidas deliberadamente por diseño, al evaluar características exclusivas de escritorio como el panel lateral redimensionable tipo ventana y la escala fija).</w:t>
       </w:r>
     </w:p>
     <w:p>
@@ -24359,7 +25993,7 @@
         <w:pStyle w:val="Compact"/>
         <w:numPr>
           <w:ilvl w:val="1"/>
-          <w:numId w:val="1030"/>
+          <w:numId w:val="1034"/>
         </w:numPr>
       </w:pPr>
       <w:r>
@@ -24426,7 +26060,7 @@
         <w:pStyle w:val="Compact"/>
         <w:numPr>
           <w:ilvl w:val="0"/>
-          <w:numId w:val="1029"/>
+          <w:numId w:val="1033"/>
         </w:numPr>
       </w:pPr>
       <w:r>
@@ -24442,36 +26076,11 @@
         <w:pStyle w:val="Compact"/>
         <w:numPr>
           <w:ilvl w:val="1"/>
-          <w:numId w:val="1031"/>
+          <w:numId w:val="1035"/>
         </w:numPr>
       </w:pPr>
       <w:r>
-        <w:t xml:space="preserve">La suite E2E automatizada fue evaluada localmente en ejecuciones consecutivas mediante la directiva</w:t>
-      </w:r>
-      <w:r>
-        <w:t xml:space="preserve"> </w:t>
-      </w:r>
-      <w:r>
-        <w:rPr>
-          <w:rStyle w:val="VerbatimChar"/>
-        </w:rPr>
-        <w:t xml:space="preserve">--repeat-each=3</w:t>
-      </w:r>
-      <w:r>
-        <w:t xml:space="preserve">, logrando</w:t>
-      </w:r>
-      <w:r>
-        <w:t xml:space="preserve"> </w:t>
-      </w:r>
-      <w:r>
-        <w:rPr>
-          <w:b/>
-          <w:bCs/>
-        </w:rPr>
-        <w:t xml:space="preserve">297 de 297 pruebas exitosas (100 %)</w:t>
-      </w:r>
-      <w:r>
-        <w:t xml:space="preserve">, comprobando la ausencia de condiciones de carrera (</w:t>
+        <w:t xml:space="preserve">La suite E2E automatizada fue evaluada localmente en ejecuciones consecutivas, comprobando la ausencia total de condiciones de carrera (</w:t>
       </w:r>
       <w:r>
         <w:rPr>
@@ -24489,7 +26098,7 @@
         <w:pStyle w:val="Compact"/>
         <w:numPr>
           <w:ilvl w:val="0"/>
-          <w:numId w:val="1029"/>
+          <w:numId w:val="1033"/>
         </w:numPr>
       </w:pPr>
       <w:r>
@@ -24505,7 +26114,7 @@
         <w:pStyle w:val="Compact"/>
         <w:numPr>
           <w:ilvl w:val="1"/>
-          <w:numId w:val="1032"/>
+          <w:numId w:val="1036"/>
         </w:numPr>
       </w:pPr>
       <w:r>
@@ -24517,7 +26126,7 @@
         <w:pStyle w:val="Compact"/>
         <w:numPr>
           <w:ilvl w:val="2"/>
-          <w:numId w:val="1033"/>
+          <w:numId w:val="1037"/>
         </w:numPr>
       </w:pPr>
       <w:r>
@@ -24547,7 +26156,7 @@
         <w:t xml:space="preserve"> </w:t>
       </w:r>
       <w:r>
-        <w:t xml:space="preserve">95 / 100</w:t>
+        <w:t xml:space="preserve">92 / 100</w:t>
       </w:r>
     </w:p>
     <w:p>
@@ -24555,7 +26164,7 @@
         <w:pStyle w:val="Compact"/>
         <w:numPr>
           <w:ilvl w:val="2"/>
-          <w:numId w:val="1033"/>
+          <w:numId w:val="1037"/>
         </w:numPr>
       </w:pPr>
       <w:r>
@@ -24593,7 +26202,7 @@
         <w:pStyle w:val="Compact"/>
         <w:numPr>
           <w:ilvl w:val="2"/>
-          <w:numId w:val="1033"/>
+          <w:numId w:val="1037"/>
         </w:numPr>
       </w:pPr>
       <w:r>
@@ -24631,7 +26240,7 @@
         <w:pStyle w:val="Compact"/>
         <w:numPr>
           <w:ilvl w:val="2"/>
-          <w:numId w:val="1033"/>
+          <w:numId w:val="1037"/>
         </w:numPr>
       </w:pPr>
       <w:r>
@@ -24653,7 +26262,7 @@
         <w:pStyle w:val="Compact"/>
         <w:numPr>
           <w:ilvl w:val="1"/>
-          <w:numId w:val="1032"/>
+          <w:numId w:val="1036"/>
         </w:numPr>
       </w:pPr>
       <w:r>
@@ -24667,9 +26276,9 @@
         </w:pict>
       </w:r>
     </w:p>
-    <w:bookmarkEnd w:id="69"/>
-    <w:bookmarkEnd w:id="70"/>
-    <w:bookmarkStart w:id="74" w:name="análisis-y-discusión"/>
+    <w:bookmarkEnd w:id="74"/>
+    <w:bookmarkEnd w:id="75"/>
+    <w:bookmarkStart w:id="79" w:name="análisis-y-discusión"/>
     <w:p>
       <w:pPr>
         <w:pStyle w:val="Heading2"/>
@@ -24678,7 +26287,7 @@
         <w:t xml:space="preserve">8. Análisis y Discusión</w:t>
       </w:r>
     </w:p>
-    <w:bookmarkStart w:id="71" w:name="Xa4b1053f4f6446dac41996e75f56b3aaba6aa25"/>
+    <w:bookmarkStart w:id="76" w:name="Xa4b1053f4f6446dac41996e75f56b3aaba6aa25"/>
     <w:p>
       <w:pPr>
         <w:pStyle w:val="Heading3"/>
@@ -24700,7 +26309,7 @@
         <w:pStyle w:val="Compact"/>
         <w:numPr>
           <w:ilvl w:val="0"/>
-          <w:numId w:val="1034"/>
+          <w:numId w:val="1038"/>
         </w:numPr>
       </w:pPr>
       <w:r>
@@ -24799,7 +26408,7 @@
           <m:t>=</m:t>
         </m:r>
         <m:r>
-          <m:t>55</m:t>
+          <m:t>50</m:t>
         </m:r>
       </m:oMath>
       <w:r>
@@ -24825,7 +26434,7 @@
           <m:t>+</m:t>
         </m:r>
         <m:r>
-          <m:t>55</m:t>
+          <m:t>50</m:t>
         </m:r>
         <m:r>
           <m:rPr>
@@ -24876,7 +26485,7 @@
           <m:t>≈</m:t>
         </m:r>
         <m:r>
-          <m:t>79</m:t>
+          <m:t>74</m:t>
         </m:r>
         <m:r>
           <m:rPr>
@@ -24894,7 +26503,7 @@
           <m:t>≈</m:t>
         </m:r>
         <m:r>
-          <m:t>362</m:t>
+          <m:t>339</m:t>
         </m:r>
       </m:oMath>
       <w:r>
@@ -24926,7 +26535,7 @@
         <w:pStyle w:val="Compact"/>
         <w:numPr>
           <w:ilvl w:val="0"/>
-          <w:numId w:val="1034"/>
+          <w:numId w:val="1038"/>
         </w:numPr>
       </w:pPr>
       <w:r>
@@ -25019,8 +26628,8 @@
         <w:t xml:space="preserve">iteraciones internas de relajación). Su gran ventaja radica en computar simultáneamente la matriz de distancias de todos los pares y la matriz de reconstrucción de rutas. Resulta idóneo para alimentar el algoritmo de layout SMACOF y para responder de forma inmediata consultas repetitivas de matrices de viaje sin recalcular.</w:t>
       </w:r>
     </w:p>
-    <w:bookmarkEnd w:id="71"/>
-    <w:bookmarkStart w:id="72" w:name="Xd4a8427b62f1f3f0756a614c5a87cb25639af04"/>
+    <w:bookmarkEnd w:id="76"/>
+    <w:bookmarkStart w:id="77" w:name="Xd4a8427b62f1f3f0756a614c5a87cb25639af04"/>
     <w:p>
       <w:pPr>
         <w:pStyle w:val="Heading3"/>
@@ -25117,8 +26726,8 @@
         <w:t xml:space="preserve">metros de desnivel vertical. Modelar sistemas de logística con distancias euclidianas en geografías como la guatemalteca induciría a errores inaceptables en estimación de combustible, tiempos de entrega y desgaste de flotas.</w:t>
       </w:r>
     </w:p>
-    <w:bookmarkEnd w:id="72"/>
-    <w:bookmarkStart w:id="73" w:name="X252cdf1ea71d8fff7ebe9519426355af3f65aba"/>
+    <w:bookmarkEnd w:id="77"/>
+    <w:bookmarkStart w:id="78" w:name="X252cdf1ea71d8fff7ebe9519426355af3f65aba"/>
     <w:p>
       <w:pPr>
         <w:pStyle w:val="Heading3"/>
@@ -25164,637 +26773,15 @@
         </w:pict>
       </w:r>
     </w:p>
-    <w:bookmarkEnd w:id="73"/>
-    <w:bookmarkEnd w:id="74"/>
-    <w:bookmarkStart w:id="75" w:name="limitaciones"/>
+    <w:bookmarkEnd w:id="78"/>
+    <w:bookmarkEnd w:id="79"/>
+    <w:bookmarkStart w:id="80" w:name="limitaciones"/>
     <w:p>
       <w:pPr>
         <w:pStyle w:val="Heading2"/>
       </w:pPr>
       <w:r>
         <w:t xml:space="preserve">9. Limitaciones</w:t>
-      </w:r>
-    </w:p>
-    <w:p>
-      <w:pPr>
-        <w:pStyle w:val="Compact"/>
-        <w:numPr>
-          <w:ilvl w:val="0"/>
-          <w:numId w:val="1035"/>
-        </w:numPr>
-      </w:pPr>
-      <w:r>
-        <w:rPr>
-          <w:b/>
-          <w:bCs/>
-        </w:rPr>
-        <w:t xml:space="preserve">Topología Vial Estática:</w:t>
-      </w:r>
-      <w:r>
-        <w:t xml:space="preserve"> </w:t>
-      </w:r>
-      <w:r>
-        <w:t xml:space="preserve">El dataset modela distancias físicas estables en kilómetros por carretera. No incorpora variables dinámicas en tiempo real, tales como eventos de congestión vehicular, cierres por deslaves o bloqueos carreteros temporales.</w:t>
-      </w:r>
-    </w:p>
-    <w:p>
-      <w:pPr>
-        <w:pStyle w:val="Compact"/>
-        <w:numPr>
-          <w:ilvl w:val="0"/>
-          <w:numId w:val="1035"/>
-        </w:numPr>
-      </w:pPr>
-      <w:r>
-        <w:rPr>
-          <w:b/>
-          <w:bCs/>
-        </w:rPr>
-        <w:t xml:space="preserve">Perfil Homogéneo de Navegación:</w:t>
-      </w:r>
-      <w:r>
-        <w:t xml:space="preserve"> </w:t>
-      </w:r>
-      <w:r>
-        <w:t xml:space="preserve">Las distancias y tiempos fueron computados con el perfil de conducción para vehículo particular ligero (</w:t>
-      </w:r>
-      <w:r>
-        <w:rPr>
-          <w:rStyle w:val="VerbatimChar"/>
-        </w:rPr>
-        <w:t xml:space="preserve">driving</w:t>
-      </w:r>
-      <w:r>
-        <w:t xml:space="preserve"> </w:t>
-      </w:r>
-      <w:r>
-        <w:t xml:space="preserve">de OSRM). Rutas de transporte pesado de carga o transporte extraurbano colectivo pueden requerir radios de curvatura mayores o velocidades de crucero considerablemente inferiores.</w:t>
-      </w:r>
-    </w:p>
-    <w:p>
-      <w:pPr>
-        <w:pStyle w:val="Compact"/>
-        <w:numPr>
-          <w:ilvl w:val="0"/>
-          <w:numId w:val="1035"/>
-        </w:numPr>
-      </w:pPr>
-      <w:r>
-        <w:rPr>
-          <w:b/>
-          <w:bCs/>
-        </w:rPr>
-        <w:t xml:space="preserve">Simetría y Bidireccionalidad Vial:</w:t>
-      </w:r>
-      <w:r>
-        <w:t xml:space="preserve"> </w:t>
-      </w:r>
-      <w:r>
-        <w:t xml:space="preserve">El grafo asume aristas bidireccionales de idéntico costo en ambos sentidos (</w:t>
-      </w:r>
-      <m:oMath>
-        <m:r>
-          <m:t>w</m:t>
-        </m:r>
-        <m:r>
-          <m:rPr>
-            <m:sty m:val="p"/>
-          </m:rPr>
-          <m:t>(</m:t>
-        </m:r>
-        <m:r>
-          <m:t>u</m:t>
-        </m:r>
-        <m:r>
-          <m:rPr>
-            <m:sty m:val="p"/>
-          </m:rPr>
-          <m:t>,</m:t>
-        </m:r>
-        <m:r>
-          <m:t>v</m:t>
-        </m:r>
-        <m:r>
-          <m:rPr>
-            <m:sty m:val="p"/>
-          </m:rPr>
-          <m:t>)</m:t>
-        </m:r>
-        <m:r>
-          <m:rPr>
-            <m:sty m:val="p"/>
-          </m:rPr>
-          <m:t>=</m:t>
-        </m:r>
-        <m:r>
-          <m:t>w</m:t>
-        </m:r>
-        <m:r>
-          <m:rPr>
-            <m:sty m:val="p"/>
-          </m:rPr>
-          <m:t>(</m:t>
-        </m:r>
-        <m:r>
-          <m:t>v</m:t>
-        </m:r>
-        <m:r>
-          <m:rPr>
-            <m:sty m:val="p"/>
-          </m:rPr>
-          <m:t>,</m:t>
-        </m:r>
-        <m:r>
-          <m:t>u</m:t>
-        </m:r>
-        <m:r>
-          <m:rPr>
-            <m:sty m:val="p"/>
-          </m:rPr>
-          <m:t>)</m:t>
-        </m:r>
-      </m:oMath>
-      <w:r>
-        <w:t xml:space="preserve">). Si bien esto es rigurosamente cierto en carreteras intermunicipales de dos vías en el altiplano, dentro de cascos urbanos congestionados existen sentidos únicos de circulación que podrían requerir un refinamiento mediante digrafos dirigidos.</w:t>
-      </w:r>
-    </w:p>
-    <w:p>
-      <w:pPr>
-        <w:pStyle w:val="Compact"/>
-        <w:numPr>
-          <w:ilvl w:val="0"/>
-          <w:numId w:val="1035"/>
-        </w:numPr>
-      </w:pPr>
-      <w:r>
-        <w:rPr>
-          <w:b/>
-          <w:bCs/>
-        </w:rPr>
-        <w:t xml:space="preserve">Frontera Departamental Rígida:</w:t>
-      </w:r>
-      <w:r>
-        <w:t xml:space="preserve"> </w:t>
-      </w:r>
-      <w:r>
-        <w:t xml:space="preserve">El grafo restringe sus nodos estrictamente a las 24 cabeceras municipales de Quetzaltenango. En la práctica real, desplazarse entre ciertos municipios periféricos puede resultar más corto transitando por cabeceras de departamentos vecinos (como Totonicapán, San Marcos o Retalhuleu) que no forman parte del conjunto de nodos formal del sistema.</w:t>
-      </w:r>
-    </w:p>
-    <w:p>
-      <w:r>
-        <w:pict>
-          <v:rect style="width:0;height:1.5pt" o:hralign="center" o:hrstd="t" o:hr="t"/>
-        </w:pict>
-      </w:r>
-    </w:p>
-    <w:bookmarkEnd w:id="75"/>
-    <w:bookmarkStart w:id="76" w:name="conclusiones"/>
-    <w:p>
-      <w:pPr>
-        <w:pStyle w:val="Heading2"/>
-      </w:pPr>
-      <w:r>
-        <w:t xml:space="preserve">10. Conclusiones</w:t>
-      </w:r>
-    </w:p>
-    <w:p>
-      <w:pPr>
-        <w:pStyle w:val="Compact"/>
-        <w:numPr>
-          <w:ilvl w:val="0"/>
-          <w:numId w:val="1036"/>
-        </w:numPr>
-      </w:pPr>
-      <w:r>
-        <w:t xml:space="preserve">Se diseñó, implementó y validó exitosamente el sistema computacional</w:t>
-      </w:r>
-      <w:r>
-        <w:t xml:space="preserve"> </w:t>
-      </w:r>
-      <w:r>
-        <w:rPr>
-          <w:b/>
-          <w:bCs/>
-        </w:rPr>
-        <w:t xml:space="preserve">RutaQ</w:t>
-      </w:r>
-      <w:r>
-        <w:t xml:space="preserve">, demostrando la aplicabilidad de los algoritmos clásicos de teoría de grafos (Dijkstra, Floyd-Warshall y Yen) para resolver problemas de optimización de redes viales en el departamento de Quetzaltenango.</w:t>
-      </w:r>
-    </w:p>
-    <w:p>
-      <w:pPr>
-        <w:pStyle w:val="Compact"/>
-        <w:numPr>
-          <w:ilvl w:val="0"/>
-          <w:numId w:val="1036"/>
-        </w:numPr>
-      </w:pPr>
-      <w:r>
-        <w:t xml:space="preserve">La implementación del algoritmo de Dijkstra con montículo binario demostró un rendimiento asintótico óptimo (</w:t>
-      </w:r>
-      <m:oMath>
-        <m:r>
-          <m:t>O</m:t>
-        </m:r>
-        <m:r>
-          <m:rPr>
-            <m:sty m:val="p"/>
-          </m:rPr>
-          <m:t>(</m:t>
-        </m:r>
-        <m:r>
-          <m:rPr>
-            <m:sty m:val="p"/>
-          </m:rPr>
-          <m:t>(</m:t>
-        </m:r>
-        <m:r>
-          <m:t>V</m:t>
-        </m:r>
-        <m:r>
-          <m:rPr>
-            <m:sty m:val="p"/>
-          </m:rPr>
-          <m:t>+</m:t>
-        </m:r>
-        <m:r>
-          <m:t>E</m:t>
-        </m:r>
-        <m:r>
-          <m:rPr>
-            <m:sty m:val="p"/>
-          </m:rPr>
-          <m:t>)</m:t>
-        </m:r>
-        <m:r>
-          <m:rPr>
-            <m:sty m:val="p"/>
-          </m:rPr>
-          <m:t>log</m:t>
-        </m:r>
-        <m:r>
-          <m:t>V</m:t>
-        </m:r>
-        <m:r>
-          <m:rPr>
-            <m:sty m:val="p"/>
-          </m:rPr>
-          <m:t>)</m:t>
-        </m:r>
-      </m:oMath>
-      <w:r>
-        <w:t xml:space="preserve">).</w:t>
-      </w:r>
-    </w:p>
-    <w:p>
-      <w:pPr>
-        <w:pStyle w:val="Compact"/>
-        <w:numPr>
-          <w:ilvl w:val="0"/>
-          <w:numId w:val="1036"/>
-        </w:numPr>
-      </w:pPr>
-      <w:r>
-        <w:t xml:space="preserve">Se verificó formalmente la exigencia matemática de pesos estrictamente no negativos en el algoritmo de Dijkstra mediante un contraejemplo riguroso, confirmando que la red vial de Quetzaltenango cumple cabalmente con esta precondición al operar con distancias por carretera</w:t>
-      </w:r>
-      <w:r>
-        <w:t xml:space="preserve"> </w:t>
-      </w:r>
-      <m:oMath>
-        <m:r>
-          <m:t>k</m:t>
-        </m:r>
-        <m:r>
-          <m:t>m</m:t>
-        </m:r>
-        <m:r>
-          <m:rPr>
-            <m:sty m:val="p"/>
-          </m:rPr>
-          <m:t>&gt;</m:t>
-        </m:r>
-        <m:r>
-          <m:t>0</m:t>
-        </m:r>
-      </m:oMath>
-      <w:r>
-        <w:t xml:space="preserve">.</w:t>
-      </w:r>
-    </w:p>
-    <w:p>
-      <w:pPr>
-        <w:pStyle w:val="Compact"/>
-        <w:numPr>
-          <w:ilvl w:val="0"/>
-          <w:numId w:val="1036"/>
-        </w:numPr>
-      </w:pPr>
-      <w:r>
-        <w:t xml:space="preserve">El proceso de construcción del dataset geográfico, basado en 276 pares candidatos evaluados exhaustivamente en OSRM y filtrados mediante criterios objetivos de intermediación punto-segmento a 1.0 km, garantizó un grafo 100 % conexo de 24 nodos y 55 aristas, eliminando subjetividades manuales.</w:t>
-      </w:r>
-    </w:p>
-    <w:p>
-      <w:pPr>
-        <w:pStyle w:val="Compact"/>
-        <w:numPr>
-          <w:ilvl w:val="0"/>
-          <w:numId w:val="1036"/>
-        </w:numPr>
-      </w:pPr>
-      <w:r>
-        <w:t xml:space="preserve">Las pruebas automatizadas demostraron una concordancia absoluta: (1) coincidencia iteración por iteración al 100 % entre la solución analítica manual y la tabla computada del sistema sobre el grafo de control de 6 nodos, y (2) coincidencia exacta en las distancias del 100 % (576/576 pares) frente a la librería científica NetworkX.</w:t>
-      </w:r>
-    </w:p>
-    <w:p>
-      <w:r>
-        <w:pict>
-          <v:rect style="width:0;height:1.5pt" o:hralign="center" o:hrstd="t" o:hr="t"/>
-        </w:pict>
-      </w:r>
-    </w:p>
-    <w:bookmarkEnd w:id="76"/>
-    <w:bookmarkStart w:id="81" w:name="manual-de-usuario-breve"/>
-    <w:p>
-      <w:pPr>
-        <w:pStyle w:val="Heading2"/>
-      </w:pPr>
-      <w:r>
-        <w:t xml:space="preserve">11. Manual de Usuario Breve</w:t>
-      </w:r>
-    </w:p>
-    <w:bookmarkStart w:id="77" w:name="acceso-al-sistema-y-repositorio-oficial"/>
-    <w:p>
-      <w:pPr>
-        <w:pStyle w:val="Heading3"/>
-      </w:pPr>
-      <w:r>
-        <w:t xml:space="preserve">11.1 Acceso al Sistema y Repositorio Oficial</w:t>
-      </w:r>
-    </w:p>
-    <w:p>
-      <w:pPr>
-        <w:pStyle w:val="Compact"/>
-        <w:numPr>
-          <w:ilvl w:val="0"/>
-          <w:numId w:val="1037"/>
-        </w:numPr>
-      </w:pPr>
-      <w:r>
-        <w:rPr>
-          <w:b/>
-          <w:bCs/>
-        </w:rPr>
-        <w:t xml:space="preserve">Aplicación Web Desplegada en Producción:</w:t>
-      </w:r>
-      <w:r>
-        <w:t xml:space="preserve"> </w:t>
-      </w:r>
-      <w:r>
-        <w:rPr>
-          <w:b/>
-          <w:bCs/>
-        </w:rPr>
-        <w:t xml:space="preserve">https://criss-paz.github.io/rutaq/</w:t>
-      </w:r>
-      <w:r>
-        <w:br/>
-      </w:r>
-      <w:r>
-        <w:t xml:space="preserve">Disponible en línea sin necesidad de instalación previa. Totalmente responsiva y compatible con navegadores de escritorio, tabletas y teléfonos inteligentes.</w:t>
-      </w:r>
-    </w:p>
-    <w:p>
-      <w:pPr>
-        <w:pStyle w:val="Compact"/>
-        <w:numPr>
-          <w:ilvl w:val="0"/>
-          <w:numId w:val="1037"/>
-        </w:numPr>
-      </w:pPr>
-      <w:r>
-        <w:rPr>
-          <w:b/>
-          <w:bCs/>
-        </w:rPr>
-        <w:t xml:space="preserve">Repositorio de Código Fuente:</w:t>
-      </w:r>
-      <w:r>
-        <w:t xml:space="preserve"> </w:t>
-      </w:r>
-      <w:r>
-        <w:rPr>
-          <w:b/>
-          <w:bCs/>
-        </w:rPr>
-        <w:t xml:space="preserve">https://github.com/Criss-paz/rutaq</w:t>
-      </w:r>
-      <w:r>
-        <w:br/>
-      </w:r>
-      <w:r>
-        <w:t xml:space="preserve">Contiene la totalidad del código fuente en TypeScript/React, suites de pruebas unitarias y E2E, scripts de generación de datos y documentación técnica.</w:t>
-      </w:r>
-    </w:p>
-    <w:bookmarkEnd w:id="77"/>
-    <w:bookmarkStart w:id="78" w:name="requisitos-del-entorno-ejecución-local"/>
-    <w:p>
-      <w:pPr>
-        <w:pStyle w:val="Heading3"/>
-      </w:pPr>
-      <w:r>
-        <w:t xml:space="preserve">11.2 Requisitos del Entorno (Ejecución Local)</w:t>
-      </w:r>
-    </w:p>
-    <w:p>
-      <w:pPr>
-        <w:pStyle w:val="Compact"/>
-        <w:numPr>
-          <w:ilvl w:val="0"/>
-          <w:numId w:val="1038"/>
-        </w:numPr>
-      </w:pPr>
-      <w:r>
-        <w:t xml:space="preserve">Sistema Operativo: Windows 10/11, Linux o macOS.</w:t>
-      </w:r>
-    </w:p>
-    <w:p>
-      <w:pPr>
-        <w:pStyle w:val="Compact"/>
-        <w:numPr>
-          <w:ilvl w:val="0"/>
-          <w:numId w:val="1038"/>
-        </w:numPr>
-      </w:pPr>
-      <w:r>
-        <w:t xml:space="preserve">Entorno de ejecución: Node.js (versión 18.0 o superior) y gestor de paquetes</w:t>
-      </w:r>
-      <w:r>
-        <w:t xml:space="preserve"> </w:t>
-      </w:r>
-      <w:r>
-        <w:rPr>
-          <w:rStyle w:val="VerbatimChar"/>
-        </w:rPr>
-        <w:t xml:space="preserve">npm</w:t>
-      </w:r>
-      <w:r>
-        <w:t xml:space="preserve">.</w:t>
-      </w:r>
-    </w:p>
-    <w:p>
-      <w:pPr>
-        <w:pStyle w:val="Compact"/>
-        <w:numPr>
-          <w:ilvl w:val="0"/>
-          <w:numId w:val="1038"/>
-        </w:numPr>
-      </w:pPr>
-      <w:r>
-        <w:t xml:space="preserve">Navegador Web: Google Chrome, Mozilla Firefox, Microsoft Edge o Safari con soporte moderno de Canvas y Web Workers.</w:t>
-      </w:r>
-    </w:p>
-    <w:bookmarkEnd w:id="78"/>
-    <w:bookmarkStart w:id="79" w:name="puesta-en-marcha-local"/>
-    <w:p>
-      <w:pPr>
-        <w:pStyle w:val="Heading3"/>
-      </w:pPr>
-      <w:r>
-        <w:t xml:space="preserve">11.3 Puesta en Marcha Local</w:t>
-      </w:r>
-    </w:p>
-    <w:p>
-      <w:pPr>
-        <w:pStyle w:val="FirstParagraph"/>
-      </w:pPr>
-      <w:r>
-        <w:t xml:space="preserve">Para clonar el repositorio, instalar dependencias y ejecutar la aplicación en un servidor de desarrollo local:</w:t>
-      </w:r>
-    </w:p>
-    <w:p>
-      <w:pPr>
-        <w:pStyle w:val="SourceCode"/>
-      </w:pPr>
-      <w:r>
-        <w:rPr>
-          <w:rStyle w:val="CommentTok"/>
-        </w:rPr>
-        <w:t xml:space="preserve"># 1. Clonar el repositorio y acceder al directorio</w:t>
-      </w:r>
-      <w:r>
-        <w:br/>
-      </w:r>
-      <w:r>
-        <w:rPr>
-          <w:rStyle w:val="FunctionTok"/>
-        </w:rPr>
-        <w:t xml:space="preserve">git</w:t>
-      </w:r>
-      <w:r>
-        <w:rPr>
-          <w:rStyle w:val="NormalTok"/>
-        </w:rPr>
-        <w:t xml:space="preserve"> clone https://github.com/Criss-paz/rutaq.git</w:t>
-      </w:r>
-      <w:r>
-        <w:br/>
-      </w:r>
-      <w:r>
-        <w:rPr>
-          <w:rStyle w:val="BuiltInTok"/>
-        </w:rPr>
-        <w:t xml:space="preserve">cd</w:t>
-      </w:r>
-      <w:r>
-        <w:rPr>
-          <w:rStyle w:val="NormalTok"/>
-        </w:rPr>
-        <w:t xml:space="preserve"> rutaq</w:t>
-      </w:r>
-      <w:r>
-        <w:br/>
-      </w:r>
-      <w:r>
-        <w:br/>
-      </w:r>
-      <w:r>
-        <w:rPr>
-          <w:rStyle w:val="CommentTok"/>
-        </w:rPr>
-        <w:t xml:space="preserve"># 2. Instalar dependencias del proyecto</w:t>
-      </w:r>
-      <w:r>
-        <w:br/>
-      </w:r>
-      <w:r>
-        <w:rPr>
-          <w:rStyle w:val="ExtensionTok"/>
-        </w:rPr>
-        <w:t xml:space="preserve">npm</w:t>
-      </w:r>
-      <w:r>
-        <w:rPr>
-          <w:rStyle w:val="NormalTok"/>
-        </w:rPr>
-        <w:t xml:space="preserve"> install</w:t>
-      </w:r>
-      <w:r>
-        <w:br/>
-      </w:r>
-      <w:r>
-        <w:br/>
-      </w:r>
-      <w:r>
-        <w:rPr>
-          <w:rStyle w:val="CommentTok"/>
-        </w:rPr>
-        <w:t xml:space="preserve"># 3. Iniciar el servidor de desarrollo Vite</w:t>
-      </w:r>
-      <w:r>
-        <w:br/>
-      </w:r>
-      <w:r>
-        <w:rPr>
-          <w:rStyle w:val="ExtensionTok"/>
-        </w:rPr>
-        <w:t xml:space="preserve">npm</w:t>
-      </w:r>
-      <w:r>
-        <w:rPr>
-          <w:rStyle w:val="NormalTok"/>
-        </w:rPr>
-        <w:t xml:space="preserve"> run dev</w:t>
-      </w:r>
-    </w:p>
-    <w:p>
-      <w:pPr>
-        <w:pStyle w:val="FirstParagraph"/>
-      </w:pPr>
-      <w:r>
-        <w:t xml:space="preserve">Al finalizar la compilación, la terminal mostrará la dirección local (típicamente</w:t>
-      </w:r>
-      <w:r>
-        <w:t xml:space="preserve"> </w:t>
-      </w:r>
-      <w:r>
-        <w:rPr>
-          <w:rStyle w:val="VerbatimChar"/>
-        </w:rPr>
-        <w:t xml:space="preserve">http://localhost:5173/</w:t>
-      </w:r>
-      <w:r>
-        <w:t xml:space="preserve">). Abra dicha URL en su navegador web.</w:t>
-      </w:r>
-    </w:p>
-    <w:bookmarkEnd w:id="79"/>
-    <w:bookmarkStart w:id="80" w:name="guía-de-operación"/>
-    <w:p>
-      <w:pPr>
-        <w:pStyle w:val="Heading3"/>
-      </w:pPr>
-      <w:r>
-        <w:t xml:space="preserve">11.4 Guía de Operación</w:t>
       </w:r>
     </w:p>
     <w:p>
@@ -25810,89 +26797,13 @@
           <w:b/>
           <w:bCs/>
         </w:rPr>
-        <w:t xml:space="preserve">Selección de Origen y Destino:</w:t>
-      </w:r>
-    </w:p>
-    <w:p>
-      <w:pPr>
-        <w:pStyle w:val="Compact"/>
-        <w:numPr>
-          <w:ilvl w:val="1"/>
-          <w:numId w:val="1040"/>
-        </w:numPr>
-      </w:pPr>
-      <w:r>
-        <w:t xml:space="preserve">En la barra superior, seleccione el municipio de</w:t>
-      </w:r>
-      <w:r>
-        <w:t xml:space="preserve"> </w:t>
-      </w:r>
-      <w:r>
-        <w:rPr>
-          <w:b/>
-          <w:bCs/>
-        </w:rPr>
-        <w:t xml:space="preserve">Origen</w:t>
-      </w:r>
-      <w:r>
-        <w:t xml:space="preserve"> </w:t>
-      </w:r>
-      <w:r>
-        <w:t xml:space="preserve">(ej.</w:t>
-      </w:r>
-      <w:r>
-        <w:t xml:space="preserve"> </w:t>
-      </w:r>
-      <w:r>
-        <w:rPr>
-          <w:i/>
-          <w:iCs/>
-        </w:rPr>
-        <w:t xml:space="preserve">Quetzaltenango</w:t>
-      </w:r>
-      <w:r>
-        <w:t xml:space="preserve">) y el municipio de</w:t>
-      </w:r>
-      <w:r>
-        <w:t xml:space="preserve"> </w:t>
-      </w:r>
-      <w:r>
-        <w:rPr>
-          <w:b/>
-          <w:bCs/>
-        </w:rPr>
-        <w:t xml:space="preserve">Destino</w:t>
-      </w:r>
-      <w:r>
-        <w:t xml:space="preserve"> </w:t>
-      </w:r>
-      <w:r>
-        <w:t xml:space="preserve">(ej.</w:t>
-      </w:r>
-      <w:r>
-        <w:t xml:space="preserve"> </w:t>
-      </w:r>
-      <w:r>
-        <w:rPr>
-          <w:i/>
-          <w:iCs/>
-        </w:rPr>
-        <w:t xml:space="preserve">Coatepeque</w:t>
-      </w:r>
-      <w:r>
-        <w:t xml:space="preserve">), o haga clic directamente sobre los nodos en el mapa.</w:t>
-      </w:r>
-    </w:p>
-    <w:p>
-      <w:pPr>
-        <w:pStyle w:val="Compact"/>
-        <w:numPr>
-          <w:ilvl w:val="1"/>
-          <w:numId w:val="1040"/>
-        </w:numPr>
-      </w:pPr>
-      <w:r>
-        <w:t xml:space="preserve">Para consultar el árbol de rutas hacia todos los municipios, elija únicamente un nodo de origen y deje el destino vacío.</w:t>
+        <w:t xml:space="preserve">Topología Vial Estática:</w:t>
+      </w:r>
+      <w:r>
+        <w:t xml:space="preserve"> </w:t>
+      </w:r>
+      <w:r>
+        <w:t xml:space="preserve">El dataset modela distancias físicas estables en kilómetros por carretera. No incorpora variables dinámicas en tiempo real, tales como eventos de congestión vehicular, cierres por deslaves o bloqueos carreteros temporales.</w:t>
       </w:r>
     </w:p>
     <w:p>
@@ -25908,100 +26819,25 @@
           <w:b/>
           <w:bCs/>
         </w:rPr>
-        <w:t xml:space="preserve">Visualización Tabular Paso a Paso (Pestaña</w:t>
-      </w:r>
-      <w:r>
-        <w:rPr>
-          <w:b/>
-          <w:bCs/>
-        </w:rPr>
-        <w:t xml:space="preserve"> </w:t>
-      </w:r>
-      <w:r>
-        <w:rPr>
-          <w:b/>
-          <w:bCs/>
-        </w:rPr>
-        <w:t xml:space="preserve">“Tabla”</w:t>
-      </w:r>
-      <w:r>
-        <w:rPr>
-          <w:b/>
-          <w:bCs/>
-        </w:rPr>
-        <w:t xml:space="preserve">):</w:t>
-      </w:r>
-    </w:p>
-    <w:p>
-      <w:pPr>
-        <w:pStyle w:val="Compact"/>
-        <w:numPr>
-          <w:ilvl w:val="1"/>
-          <w:numId w:val="1041"/>
-        </w:numPr>
-      </w:pPr>
-      <w:r>
-        <w:t xml:space="preserve">Haga clic en la pestaña</w:t>
-      </w:r>
-      <w:r>
-        <w:t xml:space="preserve"> </w:t>
-      </w:r>
-      <w:r>
-        <w:rPr>
-          <w:b/>
-          <w:bCs/>
-        </w:rPr>
-        <w:t xml:space="preserve">Tabla</w:t>
-      </w:r>
-      <w:r>
-        <w:t xml:space="preserve"> </w:t>
-      </w:r>
-      <w:r>
-        <w:t xml:space="preserve">para auditar el funcionamiento de Dijkstra.</w:t>
-      </w:r>
-    </w:p>
-    <w:p>
-      <w:pPr>
-        <w:pStyle w:val="Compact"/>
-        <w:numPr>
-          <w:ilvl w:val="1"/>
-          <w:numId w:val="1041"/>
-        </w:numPr>
-      </w:pPr>
-      <w:r>
-        <w:t xml:space="preserve">Use los botones</w:t>
-      </w:r>
-      <w:r>
-        <w:t xml:space="preserve"> </w:t>
-      </w:r>
-      <w:r>
-        <w:rPr>
-          <w:b/>
-          <w:bCs/>
-        </w:rPr>
-        <w:t xml:space="preserve">▶ Reproducir</w:t>
-      </w:r>
-      <w:r>
-        <w:t xml:space="preserve"> </w:t>
-      </w:r>
-      <w:r>
-        <w:t xml:space="preserve">o</w:t>
-      </w:r>
-      <w:r>
-        <w:t xml:space="preserve"> </w:t>
-      </w:r>
-      <w:r>
-        <w:rPr>
-          <w:b/>
-          <w:bCs/>
-        </w:rPr>
-        <w:t xml:space="preserve">Paso Siguiente</w:t>
-      </w:r>
-      <w:r>
-        <w:t xml:space="preserve"> </w:t>
-      </w:r>
-      <w:r>
-        <w:t xml:space="preserve">para avanzar por las iteraciones. Observe cómo se fijan los nodos permanentes (en dorado) y se tachan sus columnas.</w:t>
+        <w:t xml:space="preserve">Perfil Homogéneo de Navegación:</w:t>
+      </w:r>
+      <w:r>
+        <w:t xml:space="preserve"> </w:t>
+      </w:r>
+      <w:r>
+        <w:t xml:space="preserve">Las distancias y tiempos fueron computados con el perfil de conducción para vehículo particular ligero (</w:t>
+      </w:r>
+      <w:r>
+        <w:rPr>
+          <w:rStyle w:val="VerbatimChar"/>
+        </w:rPr>
+        <w:t xml:space="preserve">driving</w:t>
+      </w:r>
+      <w:r>
+        <w:t xml:space="preserve"> </w:t>
+      </w:r>
+      <w:r>
+        <w:t xml:space="preserve">de OSRM). Rutas de transporte pesado de carga o transporte extraurbano colectivo pueden requerir radios de curvatura mayores o velocidades de crucero considerablemente inferiores.</w:t>
       </w:r>
     </w:p>
     <w:p>
@@ -26017,13 +26853,131 @@
           <w:b/>
           <w:bCs/>
         </w:rPr>
-        <w:t xml:space="preserve">Exploración de la Matriz de Floyd-Warshall (Pestaña</w:t>
-      </w:r>
+        <w:t xml:space="preserve">Simetría y Bidireccionalidad Vial:</w:t>
+      </w:r>
+      <w:r>
+        <w:t xml:space="preserve"> </w:t>
+      </w:r>
+      <w:r>
+        <w:t xml:space="preserve">El grafo asume aristas bidireccionales de idéntico costo en ambos sentidos (</w:t>
+      </w:r>
+      <m:oMath>
+        <m:r>
+          <m:t>w</m:t>
+        </m:r>
+        <m:r>
+          <m:rPr>
+            <m:sty m:val="p"/>
+          </m:rPr>
+          <m:t>(</m:t>
+        </m:r>
+        <m:r>
+          <m:t>u</m:t>
+        </m:r>
+        <m:r>
+          <m:rPr>
+            <m:sty m:val="p"/>
+          </m:rPr>
+          <m:t>,</m:t>
+        </m:r>
+        <m:r>
+          <m:t>v</m:t>
+        </m:r>
+        <m:r>
+          <m:rPr>
+            <m:sty m:val="p"/>
+          </m:rPr>
+          <m:t>)</m:t>
+        </m:r>
+        <m:r>
+          <m:rPr>
+            <m:sty m:val="p"/>
+          </m:rPr>
+          <m:t>=</m:t>
+        </m:r>
+        <m:r>
+          <m:t>w</m:t>
+        </m:r>
+        <m:r>
+          <m:rPr>
+            <m:sty m:val="p"/>
+          </m:rPr>
+          <m:t>(</m:t>
+        </m:r>
+        <m:r>
+          <m:t>v</m:t>
+        </m:r>
+        <m:r>
+          <m:rPr>
+            <m:sty m:val="p"/>
+          </m:rPr>
+          <m:t>,</m:t>
+        </m:r>
+        <m:r>
+          <m:t>u</m:t>
+        </m:r>
+        <m:r>
+          <m:rPr>
+            <m:sty m:val="p"/>
+          </m:rPr>
+          <m:t>)</m:t>
+        </m:r>
+      </m:oMath>
+      <w:r>
+        <w:t xml:space="preserve">). Si bien esto es rigurosamente cierto en carreteras intermunicipales de dos vías en el altiplano, dentro de cascos urbanos congestionados existen sentidos únicos de circulación que podrían requerir un refinamiento mediante digrafos dirigidos.</w:t>
+      </w:r>
+    </w:p>
+    <w:p>
+      <w:pPr>
+        <w:pStyle w:val="Compact"/>
+        <w:numPr>
+          <w:ilvl w:val="0"/>
+          <w:numId w:val="1039"/>
+        </w:numPr>
+      </w:pPr>
       <w:r>
         <w:rPr>
           <w:b/>
           <w:bCs/>
         </w:rPr>
+        <w:t xml:space="preserve">Frontera Departamental Rígida:</w:t>
+      </w:r>
+      <w:r>
+        <w:t xml:space="preserve"> </w:t>
+      </w:r>
+      <w:r>
+        <w:t xml:space="preserve">El grafo restringe sus nodos estrictamente a las 24 cabeceras municipales de Quetzaltenango. En la práctica real, desplazarse entre ciertos municipios periféricos puede resultar más corto transitando por cabeceras de departamentos vecinos (como Totonicapán, San Marcos o Retalhuleu) que no forman parte del conjunto de nodos formal del sistema.</w:t>
+      </w:r>
+    </w:p>
+    <w:p>
+      <w:r>
+        <w:pict>
+          <v:rect style="width:0;height:1.5pt" o:hralign="center" o:hrstd="t" o:hr="t"/>
+        </w:pict>
+      </w:r>
+    </w:p>
+    <w:bookmarkEnd w:id="80"/>
+    <w:bookmarkStart w:id="81" w:name="conclusiones"/>
+    <w:p>
+      <w:pPr>
+        <w:pStyle w:val="Heading2"/>
+      </w:pPr>
+      <w:r>
+        <w:t xml:space="preserve">10. Conclusiones</w:t>
+      </w:r>
+    </w:p>
+    <w:p>
+      <w:pPr>
+        <w:pStyle w:val="Compact"/>
+        <w:numPr>
+          <w:ilvl w:val="0"/>
+          <w:numId w:val="1040"/>
+        </w:numPr>
+      </w:pPr>
+      <w:r>
+        <w:t xml:space="preserve">Se diseñó, implementó y validó exitosamente el sistema computacional</w:t>
+      </w:r>
+      <w:r>
         <w:t xml:space="preserve"> </w:t>
       </w:r>
       <w:r>
@@ -26031,14 +26985,441 @@
           <w:b/>
           <w:bCs/>
         </w:rPr>
-        <w:t xml:space="preserve">“Floyd”</w:t>
-      </w:r>
+        <w:t xml:space="preserve">RutaQ</w:t>
+      </w:r>
+      <w:r>
+        <w:t xml:space="preserve">, demostrando la aplicabilidad de los algoritmos clásicos de teoría de grafos (Dijkstra, Floyd-Warshall y Yen) para resolver problemas de optimización de redes viales en el departamento de Quetzaltenango.</w:t>
+      </w:r>
+    </w:p>
+    <w:p>
+      <w:pPr>
+        <w:pStyle w:val="Compact"/>
+        <w:numPr>
+          <w:ilvl w:val="0"/>
+          <w:numId w:val="1040"/>
+        </w:numPr>
+      </w:pPr>
+      <w:r>
+        <w:t xml:space="preserve">La implementación del algoritmo de Dijkstra con montículo binario demostró un rendimiento asintótico óptimo (</w:t>
+      </w:r>
+      <m:oMath>
+        <m:r>
+          <m:t>O</m:t>
+        </m:r>
+        <m:r>
+          <m:rPr>
+            <m:sty m:val="p"/>
+          </m:rPr>
+          <m:t>(</m:t>
+        </m:r>
+        <m:r>
+          <m:rPr>
+            <m:sty m:val="p"/>
+          </m:rPr>
+          <m:t>(</m:t>
+        </m:r>
+        <m:r>
+          <m:t>V</m:t>
+        </m:r>
+        <m:r>
+          <m:rPr>
+            <m:sty m:val="p"/>
+          </m:rPr>
+          <m:t>+</m:t>
+        </m:r>
+        <m:r>
+          <m:t>E</m:t>
+        </m:r>
+        <m:r>
+          <m:rPr>
+            <m:sty m:val="p"/>
+          </m:rPr>
+          <m:t>)</m:t>
+        </m:r>
+        <m:r>
+          <m:rPr>
+            <m:sty m:val="p"/>
+          </m:rPr>
+          <m:t>log</m:t>
+        </m:r>
+        <m:r>
+          <m:t>V</m:t>
+        </m:r>
+        <m:r>
+          <m:rPr>
+            <m:sty m:val="p"/>
+          </m:rPr>
+          <m:t>)</m:t>
+        </m:r>
+      </m:oMath>
+      <w:r>
+        <w:t xml:space="preserve">).</w:t>
+      </w:r>
+    </w:p>
+    <w:p>
+      <w:pPr>
+        <w:pStyle w:val="Compact"/>
+        <w:numPr>
+          <w:ilvl w:val="0"/>
+          <w:numId w:val="1040"/>
+        </w:numPr>
+      </w:pPr>
+      <w:r>
+        <w:t xml:space="preserve">Se verificó formalmente la exigencia matemática de pesos estrictamente no negativos en el algoritmo de Dijkstra mediante un contraejemplo riguroso, confirmando que la red vial de Quetzaltenango cumple cabalmente con esta precondición al operar con distancias por carretera</w:t>
+      </w:r>
+      <w:r>
+        <w:t xml:space="preserve"> </w:t>
+      </w:r>
+      <m:oMath>
+        <m:r>
+          <m:t>k</m:t>
+        </m:r>
+        <m:r>
+          <m:t>m</m:t>
+        </m:r>
+        <m:r>
+          <m:rPr>
+            <m:sty m:val="p"/>
+          </m:rPr>
+          <m:t>&gt;</m:t>
+        </m:r>
+        <m:r>
+          <m:t>0</m:t>
+        </m:r>
+      </m:oMath>
+      <w:r>
+        <w:t xml:space="preserve">.</w:t>
+      </w:r>
+    </w:p>
+    <w:p>
+      <w:pPr>
+        <w:pStyle w:val="Compact"/>
+        <w:numPr>
+          <w:ilvl w:val="0"/>
+          <w:numId w:val="1040"/>
+        </w:numPr>
+      </w:pPr>
+      <w:r>
+        <w:t xml:space="preserve">El proceso de construcción del dataset geográfico, basado en 276 pares candidatos evaluados exhaustivamente en OSRM, la auditoría sistemática de coordenadas de las 24 cabeceras con corrección de cascos urbanos (El Nuevo Palmar y Cantel), y el filtrado geométrico punto-segmento a 1.0 km, garantizó un grafo 100 % conexo de 24 nodos y 50 aristas directas (con 226 pares descartados), eliminando subjetividades manuales.</w:t>
+      </w:r>
+    </w:p>
+    <w:p>
+      <w:pPr>
+        <w:pStyle w:val="Compact"/>
+        <w:numPr>
+          <w:ilvl w:val="0"/>
+          <w:numId w:val="1040"/>
+        </w:numPr>
+      </w:pPr>
+      <w:r>
+        <w:t xml:space="preserve">Las pruebas automatizadas demostraron una concordancia absoluta: (1) coincidencia iteración por iteración al 100 % entre la solución analítica manual y la tabla computada del sistema sobre el grafo de control de 6 nodos, (2) coincidencia exacta del 100.0 % (648/648 pares evaluados) frente a la librería científica NetworkX, (3) 18 aristas directas validadas con Google Maps (13 dentro de tolerancia y 5 ajustadas con el valor de Google Maps), y (4) 112/112 pruebas de aceptación E2E en producción sobre navegadores de escritorio y móviles, con calificaciones Lighthouse móvil de 92 en rendimiento, 95 en accesibilidad, 100 en buenas prácticas y 100 en SEO.</w:t>
+      </w:r>
+    </w:p>
+    <w:p>
+      <w:r>
+        <w:pict>
+          <v:rect style="width:0;height:1.5pt" o:hralign="center" o:hrstd="t" o:hr="t"/>
+        </w:pict>
+      </w:r>
+    </w:p>
+    <w:bookmarkEnd w:id="81"/>
+    <w:bookmarkStart w:id="86" w:name="manual-de-usuario-breve"/>
+    <w:p>
+      <w:pPr>
+        <w:pStyle w:val="Heading2"/>
+      </w:pPr>
+      <w:r>
+        <w:t xml:space="preserve">11. Manual de Usuario Breve</w:t>
+      </w:r>
+    </w:p>
+    <w:bookmarkStart w:id="82" w:name="acceso-al-sistema-y-repositorio-oficial"/>
+    <w:p>
+      <w:pPr>
+        <w:pStyle w:val="Heading3"/>
+      </w:pPr>
+      <w:r>
+        <w:t xml:space="preserve">11.1 Acceso al Sistema y Repositorio Oficial</w:t>
+      </w:r>
+    </w:p>
+    <w:p>
+      <w:pPr>
+        <w:pStyle w:val="Compact"/>
+        <w:numPr>
+          <w:ilvl w:val="0"/>
+          <w:numId w:val="1041"/>
+        </w:numPr>
+      </w:pPr>
       <w:r>
         <w:rPr>
           <w:b/>
           <w:bCs/>
         </w:rPr>
-        <w:t xml:space="preserve">):</w:t>
+        <w:t xml:space="preserve">Aplicación Web Desplegada en Producción:</w:t>
+      </w:r>
+      <w:r>
+        <w:t xml:space="preserve"> </w:t>
+      </w:r>
+      <w:r>
+        <w:rPr>
+          <w:b/>
+          <w:bCs/>
+        </w:rPr>
+        <w:t xml:space="preserve">https://criss-paz.github.io/rutaq/</w:t>
+      </w:r>
+      <w:r>
+        <w:br/>
+      </w:r>
+      <w:r>
+        <w:t xml:space="preserve">Disponible en línea sin necesidad de instalación previa. Totalmente responsiva y compatible con navegadores de escritorio, tabletas y teléfonos inteligentes.</w:t>
+      </w:r>
+    </w:p>
+    <w:p>
+      <w:pPr>
+        <w:pStyle w:val="Compact"/>
+        <w:numPr>
+          <w:ilvl w:val="0"/>
+          <w:numId w:val="1041"/>
+        </w:numPr>
+      </w:pPr>
+      <w:r>
+        <w:rPr>
+          <w:b/>
+          <w:bCs/>
+        </w:rPr>
+        <w:t xml:space="preserve">Repositorio de Código Fuente:</w:t>
+      </w:r>
+      <w:r>
+        <w:t xml:space="preserve"> </w:t>
+      </w:r>
+      <w:r>
+        <w:rPr>
+          <w:b/>
+          <w:bCs/>
+        </w:rPr>
+        <w:t xml:space="preserve">https://github.com/Criss-paz/rutaq</w:t>
+      </w:r>
+      <w:r>
+        <w:br/>
+      </w:r>
+      <w:r>
+        <w:t xml:space="preserve">Contiene la totalidad del código fuente en TypeScript/React, suites de pruebas unitarias y E2E, scripts de generación de datos y documentación técnica.</w:t>
+      </w:r>
+    </w:p>
+    <w:bookmarkEnd w:id="82"/>
+    <w:bookmarkStart w:id="83" w:name="requisitos-del-entorno-ejecución-local"/>
+    <w:p>
+      <w:pPr>
+        <w:pStyle w:val="Heading3"/>
+      </w:pPr>
+      <w:r>
+        <w:t xml:space="preserve">11.2 Requisitos del Entorno (Ejecución Local)</w:t>
+      </w:r>
+    </w:p>
+    <w:p>
+      <w:pPr>
+        <w:pStyle w:val="Compact"/>
+        <w:numPr>
+          <w:ilvl w:val="0"/>
+          <w:numId w:val="1042"/>
+        </w:numPr>
+      </w:pPr>
+      <w:r>
+        <w:t xml:space="preserve">Sistema Operativo: Windows 10/11, Linux o macOS.</w:t>
+      </w:r>
+    </w:p>
+    <w:p>
+      <w:pPr>
+        <w:pStyle w:val="Compact"/>
+        <w:numPr>
+          <w:ilvl w:val="0"/>
+          <w:numId w:val="1042"/>
+        </w:numPr>
+      </w:pPr>
+      <w:r>
+        <w:t xml:space="preserve">Entorno de ejecución: Node.js (versión 18.0 o superior) y gestor de paquetes</w:t>
+      </w:r>
+      <w:r>
+        <w:t xml:space="preserve"> </w:t>
+      </w:r>
+      <w:r>
+        <w:rPr>
+          <w:rStyle w:val="VerbatimChar"/>
+        </w:rPr>
+        <w:t xml:space="preserve">npm</w:t>
+      </w:r>
+      <w:r>
+        <w:t xml:space="preserve">.</w:t>
+      </w:r>
+    </w:p>
+    <w:p>
+      <w:pPr>
+        <w:pStyle w:val="Compact"/>
+        <w:numPr>
+          <w:ilvl w:val="0"/>
+          <w:numId w:val="1042"/>
+        </w:numPr>
+      </w:pPr>
+      <w:r>
+        <w:t xml:space="preserve">Navegador Web: Google Chrome, Mozilla Firefox, Microsoft Edge o Safari con soporte moderno de Canvas y Web Workers.</w:t>
+      </w:r>
+    </w:p>
+    <w:bookmarkEnd w:id="83"/>
+    <w:bookmarkStart w:id="84" w:name="puesta-en-marcha-local"/>
+    <w:p>
+      <w:pPr>
+        <w:pStyle w:val="Heading3"/>
+      </w:pPr>
+      <w:r>
+        <w:t xml:space="preserve">11.3 Puesta en Marcha Local</w:t>
+      </w:r>
+    </w:p>
+    <w:p>
+      <w:pPr>
+        <w:pStyle w:val="FirstParagraph"/>
+      </w:pPr>
+      <w:r>
+        <w:t xml:space="preserve">Para clonar el repositorio, instalar dependencias y ejecutar la aplicación en un servidor de desarrollo local:</w:t>
+      </w:r>
+    </w:p>
+    <w:p>
+      <w:pPr>
+        <w:pStyle w:val="SourceCode"/>
+      </w:pPr>
+      <w:r>
+        <w:rPr>
+          <w:rStyle w:val="CommentTok"/>
+        </w:rPr>
+        <w:t xml:space="preserve"># 1. Clonar el repositorio y acceder al directorio</w:t>
+      </w:r>
+      <w:r>
+        <w:br/>
+      </w:r>
+      <w:r>
+        <w:rPr>
+          <w:rStyle w:val="FunctionTok"/>
+        </w:rPr>
+        <w:t xml:space="preserve">git</w:t>
+      </w:r>
+      <w:r>
+        <w:rPr>
+          <w:rStyle w:val="NormalTok"/>
+        </w:rPr>
+        <w:t xml:space="preserve"> clone https://github.com/Criss-paz/rutaq.git</w:t>
+      </w:r>
+      <w:r>
+        <w:br/>
+      </w:r>
+      <w:r>
+        <w:rPr>
+          <w:rStyle w:val="BuiltInTok"/>
+        </w:rPr>
+        <w:t xml:space="preserve">cd</w:t>
+      </w:r>
+      <w:r>
+        <w:rPr>
+          <w:rStyle w:val="NormalTok"/>
+        </w:rPr>
+        <w:t xml:space="preserve"> rutaq</w:t>
+      </w:r>
+      <w:r>
+        <w:br/>
+      </w:r>
+      <w:r>
+        <w:br/>
+      </w:r>
+      <w:r>
+        <w:rPr>
+          <w:rStyle w:val="CommentTok"/>
+        </w:rPr>
+        <w:t xml:space="preserve"># 2. Instalar dependencias del proyecto</w:t>
+      </w:r>
+      <w:r>
+        <w:br/>
+      </w:r>
+      <w:r>
+        <w:rPr>
+          <w:rStyle w:val="ExtensionTok"/>
+        </w:rPr>
+        <w:t xml:space="preserve">npm</w:t>
+      </w:r>
+      <w:r>
+        <w:rPr>
+          <w:rStyle w:val="NormalTok"/>
+        </w:rPr>
+        <w:t xml:space="preserve"> install</w:t>
+      </w:r>
+      <w:r>
+        <w:br/>
+      </w:r>
+      <w:r>
+        <w:br/>
+      </w:r>
+      <w:r>
+        <w:rPr>
+          <w:rStyle w:val="CommentTok"/>
+        </w:rPr>
+        <w:t xml:space="preserve"># 3. Iniciar el servidor de desarrollo Vite</w:t>
+      </w:r>
+      <w:r>
+        <w:br/>
+      </w:r>
+      <w:r>
+        <w:rPr>
+          <w:rStyle w:val="ExtensionTok"/>
+        </w:rPr>
+        <w:t xml:space="preserve">npm</w:t>
+      </w:r>
+      <w:r>
+        <w:rPr>
+          <w:rStyle w:val="NormalTok"/>
+        </w:rPr>
+        <w:t xml:space="preserve"> run dev</w:t>
+      </w:r>
+    </w:p>
+    <w:p>
+      <w:pPr>
+        <w:pStyle w:val="FirstParagraph"/>
+      </w:pPr>
+      <w:r>
+        <w:t xml:space="preserve">Al finalizar la compilación, la terminal mostrará la dirección local (típicamente</w:t>
+      </w:r>
+      <w:r>
+        <w:t xml:space="preserve"> </w:t>
+      </w:r>
+      <w:r>
+        <w:rPr>
+          <w:rStyle w:val="VerbatimChar"/>
+        </w:rPr>
+        <w:t xml:space="preserve">http://localhost:5173/</w:t>
+      </w:r>
+      <w:r>
+        <w:t xml:space="preserve">). Abra dicha URL en su navegador web.</w:t>
+      </w:r>
+    </w:p>
+    <w:bookmarkEnd w:id="84"/>
+    <w:bookmarkStart w:id="85" w:name="guía-de-operación"/>
+    <w:p>
+      <w:pPr>
+        <w:pStyle w:val="Heading3"/>
+      </w:pPr>
+      <w:r>
+        <w:t xml:space="preserve">11.4 Guía de Operación</w:t>
+      </w:r>
+    </w:p>
+    <w:p>
+      <w:pPr>
+        <w:pStyle w:val="Compact"/>
+        <w:numPr>
+          <w:ilvl w:val="0"/>
+          <w:numId w:val="1043"/>
+        </w:numPr>
+      </w:pPr>
+      <w:r>
+        <w:rPr>
+          <w:b/>
+          <w:bCs/>
+        </w:rPr>
+        <w:t xml:space="preserve">Navegación en el Mapa y Selección de Origen y Destino:</w:t>
       </w:r>
     </w:p>
     <w:p>
@@ -26046,7 +27427,477 @@
         <w:pStyle w:val="Compact"/>
         <w:numPr>
           <w:ilvl w:val="1"/>
-          <w:numId w:val="1042"/>
+          <w:numId w:val="1044"/>
+        </w:numPr>
+      </w:pPr>
+      <w:r>
+        <w:t xml:space="preserve">En el modo</w:t>
+      </w:r>
+      <w:r>
+        <w:t xml:space="preserve"> </w:t>
+      </w:r>
+      <w:r>
+        <w:rPr>
+          <w:b/>
+          <w:bCs/>
+        </w:rPr>
+        <w:t xml:space="preserve">Quetzaltenango</w:t>
+      </w:r>
+      <w:r>
+        <w:t xml:space="preserve">, los municipios se proyectan en sus coordenadas geográficas reales. La</w:t>
+      </w:r>
+      <w:r>
+        <w:t xml:space="preserve"> </w:t>
+      </w:r>
+      <w:r>
+        <w:rPr>
+          <w:b/>
+          <w:bCs/>
+        </w:rPr>
+        <w:t xml:space="preserve">rosa de los vientos</w:t>
+      </w:r>
+      <w:r>
+        <w:t xml:space="preserve"> </w:t>
+      </w:r>
+      <w:r>
+        <w:t xml:space="preserve">(arriba a la derecha) indica el norte cardinal y la</w:t>
+      </w:r>
+      <w:r>
+        <w:t xml:space="preserve"> </w:t>
+      </w:r>
+      <w:r>
+        <w:rPr>
+          <w:b/>
+          <w:bCs/>
+        </w:rPr>
+        <w:t xml:space="preserve">barra de escala en km</w:t>
+      </w:r>
+      <w:r>
+        <w:t xml:space="preserve"> </w:t>
+      </w:r>
+      <w:r>
+        <w:t xml:space="preserve">se adapta dinámicamente al nivel de zoom.</w:t>
+      </w:r>
+    </w:p>
+    <w:p>
+      <w:pPr>
+        <w:pStyle w:val="Compact"/>
+        <w:numPr>
+          <w:ilvl w:val="1"/>
+          <w:numId w:val="1044"/>
+        </w:numPr>
+      </w:pPr>
+      <w:r>
+        <w:t xml:space="preserve">En la barra superior, seleccione el municipio de</w:t>
+      </w:r>
+      <w:r>
+        <w:t xml:space="preserve"> </w:t>
+      </w:r>
+      <w:r>
+        <w:rPr>
+          <w:b/>
+          <w:bCs/>
+        </w:rPr>
+        <w:t xml:space="preserve">Origen</w:t>
+      </w:r>
+      <w:r>
+        <w:t xml:space="preserve"> </w:t>
+      </w:r>
+      <w:r>
+        <w:t xml:space="preserve">(ej.</w:t>
+      </w:r>
+      <w:r>
+        <w:t xml:space="preserve"> </w:t>
+      </w:r>
+      <w:r>
+        <w:rPr>
+          <w:i/>
+          <w:iCs/>
+        </w:rPr>
+        <w:t xml:space="preserve">Quetzaltenango</w:t>
+      </w:r>
+      <w:r>
+        <w:t xml:space="preserve">) y el municipio de</w:t>
+      </w:r>
+      <w:r>
+        <w:t xml:space="preserve"> </w:t>
+      </w:r>
+      <w:r>
+        <w:rPr>
+          <w:b/>
+          <w:bCs/>
+        </w:rPr>
+        <w:t xml:space="preserve">Destino</w:t>
+      </w:r>
+      <w:r>
+        <w:t xml:space="preserve"> </w:t>
+      </w:r>
+      <w:r>
+        <w:t xml:space="preserve">(ej.</w:t>
+      </w:r>
+      <w:r>
+        <w:t xml:space="preserve"> </w:t>
+      </w:r>
+      <w:r>
+        <w:rPr>
+          <w:i/>
+          <w:iCs/>
+        </w:rPr>
+        <w:t xml:space="preserve">Coatepeque</w:t>
+      </w:r>
+      <w:r>
+        <w:t xml:space="preserve">), o haga clic directamente sobre los nodos en el lienzo.</w:t>
+      </w:r>
+    </w:p>
+    <w:p>
+      <w:pPr>
+        <w:pStyle w:val="Compact"/>
+        <w:numPr>
+          <w:ilvl w:val="1"/>
+          <w:numId w:val="1044"/>
+        </w:numPr>
+      </w:pPr>
+      <w:r>
+        <w:t xml:space="preserve">Use el selector</w:t>
+      </w:r>
+      <w:r>
+        <w:t xml:space="preserve"> </w:t>
+      </w:r>
+      <w:r>
+        <w:rPr>
+          <w:b/>
+          <w:bCs/>
+        </w:rPr>
+        <w:t xml:space="preserve">Pesos</w:t>
+      </w:r>
+      <w:r>
+        <w:t xml:space="preserve"> </w:t>
+      </w:r>
+      <w:r>
+        <w:t xml:space="preserve">(«automático», «todos», «ocultos») para controlar la visibilidad de los kilometrajes sobre las carreteras.</w:t>
+      </w:r>
+    </w:p>
+    <w:p>
+      <w:pPr>
+        <w:pStyle w:val="Compact"/>
+        <w:numPr>
+          <w:ilvl w:val="1"/>
+          <w:numId w:val="1044"/>
+        </w:numPr>
+      </w:pPr>
+      <w:r>
+        <w:t xml:space="preserve">Para consultar el árbol de rutas hacia todos los municipios, elija únicamente un nodo de origen y pulse el botón</w:t>
+      </w:r>
+      <w:r>
+        <w:t xml:space="preserve"> </w:t>
+      </w:r>
+      <w:r>
+        <w:rPr>
+          <w:b/>
+          <w:bCs/>
+        </w:rPr>
+        <w:t xml:space="preserve">Árbol (F2)</w:t>
+      </w:r>
+      <w:r>
+        <w:t xml:space="preserve">.</w:t>
+      </w:r>
+    </w:p>
+    <w:p>
+      <w:pPr>
+        <w:pStyle w:val="Compact"/>
+        <w:numPr>
+          <w:ilvl w:val="0"/>
+          <w:numId w:val="1043"/>
+        </w:numPr>
+      </w:pPr>
+      <w:r>
+        <w:rPr>
+          <w:b/>
+          <w:bCs/>
+        </w:rPr>
+        <w:t xml:space="preserve">Panel de Resultados Tipo Ventana (Escritorio y Móvil):</w:t>
+      </w:r>
+    </w:p>
+    <w:p>
+      <w:pPr>
+        <w:pStyle w:val="Compact"/>
+        <w:numPr>
+          <w:ilvl w:val="1"/>
+          <w:numId w:val="1045"/>
+        </w:numPr>
+      </w:pPr>
+      <w:r>
+        <w:t xml:space="preserve">En monitores de escritorio, arrastre el tirador izquierdo del panel para</w:t>
+      </w:r>
+      <w:r>
+        <w:t xml:space="preserve"> </w:t>
+      </w:r>
+      <w:r>
+        <w:rPr>
+          <w:b/>
+          <w:bCs/>
+        </w:rPr>
+        <w:t xml:space="preserve">redimensionar</w:t>
+      </w:r>
+      <w:r>
+        <w:t xml:space="preserve"> </w:t>
+      </w:r>
+      <w:r>
+        <w:t xml:space="preserve">su anchura entre 320 px y el 75 % de la pantalla. Use los botones superiores para</w:t>
+      </w:r>
+      <w:r>
+        <w:t xml:space="preserve"> </w:t>
+      </w:r>
+      <w:r>
+        <w:rPr>
+          <w:b/>
+          <w:bCs/>
+        </w:rPr>
+        <w:t xml:space="preserve">minimizar (</w:t>
+      </w:r>
+      <w:r>
+        <w:rPr>
+          <w:rStyle w:val="VerbatimChar"/>
+          <w:b/>
+          <w:bCs/>
+        </w:rPr>
+        <w:t xml:space="preserve">—</w:t>
+      </w:r>
+      <w:r>
+        <w:rPr>
+          <w:b/>
+          <w:bCs/>
+        </w:rPr>
+        <w:t xml:space="preserve">)</w:t>
+      </w:r>
+      <w:r>
+        <w:t xml:space="preserve"> </w:t>
+      </w:r>
+      <w:r>
+        <w:t xml:space="preserve">el panel a una franja vertical lateral o</w:t>
+      </w:r>
+      <w:r>
+        <w:t xml:space="preserve"> </w:t>
+      </w:r>
+      <w:r>
+        <w:rPr>
+          <w:b/>
+          <w:bCs/>
+        </w:rPr>
+        <w:t xml:space="preserve">maximizar (</w:t>
+      </w:r>
+      <w:r>
+        <w:rPr>
+          <w:rStyle w:val="VerbatimChar"/>
+          <w:b/>
+          <w:bCs/>
+        </w:rPr>
+        <w:t xml:space="preserve">▢</w:t>
+      </w:r>
+      <w:r>
+        <w:rPr>
+          <w:b/>
+          <w:bCs/>
+        </w:rPr>
+        <w:t xml:space="preserve">)</w:t>
+      </w:r>
+      <w:r>
+        <w:t xml:space="preserve"> </w:t>
+      </w:r>
+      <w:r>
+        <w:t xml:space="preserve">a pantalla completa.</w:t>
+      </w:r>
+    </w:p>
+    <w:p>
+      <w:pPr>
+        <w:pStyle w:val="Compact"/>
+        <w:numPr>
+          <w:ilvl w:val="1"/>
+          <w:numId w:val="1045"/>
+        </w:numPr>
+      </w:pPr>
+      <w:r>
+        <w:t xml:space="preserve">En celulares y tabletas, interactúe con la</w:t>
+      </w:r>
+      <w:r>
+        <w:t xml:space="preserve"> </w:t>
+      </w:r>
+      <w:r>
+        <w:rPr>
+          <w:b/>
+          <w:bCs/>
+        </w:rPr>
+        <w:t xml:space="preserve">hoja inferior deslizable</w:t>
+      </w:r>
+      <w:r>
+        <w:t xml:space="preserve"> </w:t>
+      </w:r>
+      <w:r>
+        <w:t xml:space="preserve">(</w:t>
+      </w:r>
+      <w:r>
+        <w:rPr>
+          <w:i/>
+          <w:iCs/>
+        </w:rPr>
+        <w:t xml:space="preserve">bottom sheet</w:t>
+      </w:r>
+      <w:r>
+        <w:t xml:space="preserve">) arrastrando el tirador táctil para alternar entre vista compacta, media o pantalla completa.</w:t>
+      </w:r>
+    </w:p>
+    <w:p>
+      <w:pPr>
+        <w:pStyle w:val="Compact"/>
+        <w:numPr>
+          <w:ilvl w:val="0"/>
+          <w:numId w:val="1043"/>
+        </w:numPr>
+      </w:pPr>
+      <w:r>
+        <w:rPr>
+          <w:b/>
+          <w:bCs/>
+        </w:rPr>
+        <w:t xml:space="preserve">Visualización Tabular Paso a Paso (Pestaña</w:t>
+      </w:r>
+      <w:r>
+        <w:rPr>
+          <w:b/>
+          <w:bCs/>
+        </w:rPr>
+        <w:t xml:space="preserve"> </w:t>
+      </w:r>
+      <w:r>
+        <w:rPr>
+          <w:b/>
+          <w:bCs/>
+        </w:rPr>
+        <w:t xml:space="preserve">“Tabla S1”</w:t>
+      </w:r>
+      <w:r>
+        <w:rPr>
+          <w:b/>
+          <w:bCs/>
+        </w:rPr>
+        <w:t xml:space="preserve">):</w:t>
+      </w:r>
+    </w:p>
+    <w:p>
+      <w:pPr>
+        <w:pStyle w:val="Compact"/>
+        <w:numPr>
+          <w:ilvl w:val="1"/>
+          <w:numId w:val="1046"/>
+        </w:numPr>
+      </w:pPr>
+      <w:r>
+        <w:t xml:space="preserve">Haga clic en la pestaña</w:t>
+      </w:r>
+      <w:r>
+        <w:t xml:space="preserve"> </w:t>
+      </w:r>
+      <w:r>
+        <w:rPr>
+          <w:b/>
+          <w:bCs/>
+        </w:rPr>
+        <w:t xml:space="preserve">Tabla (S1)</w:t>
+      </w:r>
+      <w:r>
+        <w:t xml:space="preserve"> </w:t>
+      </w:r>
+      <w:r>
+        <w:t xml:space="preserve">para auditar el funcionamiento de Dijkstra.</w:t>
+      </w:r>
+    </w:p>
+    <w:p>
+      <w:pPr>
+        <w:pStyle w:val="Compact"/>
+        <w:numPr>
+          <w:ilvl w:val="1"/>
+          <w:numId w:val="1046"/>
+        </w:numPr>
+      </w:pPr>
+      <w:r>
+        <w:t xml:space="preserve">Use los botones</w:t>
+      </w:r>
+      <w:r>
+        <w:t xml:space="preserve"> </w:t>
+      </w:r>
+      <w:r>
+        <w:rPr>
+          <w:b/>
+          <w:bCs/>
+        </w:rPr>
+        <w:t xml:space="preserve">▶ Reproducir</w:t>
+      </w:r>
+      <w:r>
+        <w:t xml:space="preserve"> </w:t>
+      </w:r>
+      <w:r>
+        <w:t xml:space="preserve">o</w:t>
+      </w:r>
+      <w:r>
+        <w:t xml:space="preserve"> </w:t>
+      </w:r>
+      <w:r>
+        <w:rPr>
+          <w:b/>
+          <w:bCs/>
+        </w:rPr>
+        <w:t xml:space="preserve">Paso Siguiente</w:t>
+      </w:r>
+      <w:r>
+        <w:t xml:space="preserve"> </w:t>
+      </w:r>
+      <w:r>
+        <w:t xml:space="preserve">para avanzar por las iteraciones. Observe cómo se fijan los nodos permanentes (en dorado) y se tachan sus columnas.</w:t>
+      </w:r>
+    </w:p>
+    <w:p>
+      <w:pPr>
+        <w:pStyle w:val="Compact"/>
+        <w:numPr>
+          <w:ilvl w:val="0"/>
+          <w:numId w:val="1043"/>
+        </w:numPr>
+      </w:pPr>
+      <w:r>
+        <w:rPr>
+          <w:b/>
+          <w:bCs/>
+        </w:rPr>
+        <w:t xml:space="preserve">Exploración de la Matriz de Floyd-Warshall (Pestaña</w:t>
+      </w:r>
+      <w:r>
+        <w:rPr>
+          <w:b/>
+          <w:bCs/>
+        </w:rPr>
+        <w:t xml:space="preserve"> </w:t>
+      </w:r>
+      <w:r>
+        <w:rPr>
+          <w:b/>
+          <w:bCs/>
+        </w:rPr>
+        <w:t xml:space="preserve">“Floyd”</w:t>
+      </w:r>
+      <w:r>
+        <w:rPr>
+          <w:b/>
+          <w:bCs/>
+        </w:rPr>
+        <w:t xml:space="preserve">):</w:t>
+      </w:r>
+    </w:p>
+    <w:p>
+      <w:pPr>
+        <w:pStyle w:val="Compact"/>
+        <w:numPr>
+          <w:ilvl w:val="1"/>
+          <w:numId w:val="1047"/>
         </w:numPr>
       </w:pPr>
       <w:r>
@@ -26115,7 +27966,7 @@
         <w:t xml:space="preserve"> </w:t>
       </w:r>
       <w:r>
-        <w:t xml:space="preserve">actualiza los costos globales.</w:t>
+        <w:t xml:space="preserve">actualiza los costos globales, resaltando en verde las trayectorias optimizadas.</w:t>
       </w:r>
     </w:p>
     <w:p>
@@ -26123,7 +27974,7 @@
         <w:pStyle w:val="Compact"/>
         <w:numPr>
           <w:ilvl w:val="0"/>
-          <w:numId w:val="1039"/>
+          <w:numId w:val="1043"/>
         </w:numPr>
       </w:pPr>
       <w:r>
@@ -26145,7 +27996,7 @@
           <w:b/>
           <w:bCs/>
         </w:rPr>
-        <w:t xml:space="preserve">“Todas las Rutas”</w:t>
+        <w:t xml:space="preserve">“Rutas S3”</w:t>
       </w:r>
       <w:r>
         <w:rPr>
@@ -26160,7 +28011,7 @@
         <w:pStyle w:val="Compact"/>
         <w:numPr>
           <w:ilvl w:val="1"/>
-          <w:numId w:val="1043"/>
+          <w:numId w:val="1048"/>
         </w:numPr>
       </w:pPr>
       <w:r>
@@ -26174,13 +28025,13 @@
           <w:b/>
           <w:bCs/>
         </w:rPr>
-        <w:t xml:space="preserve">Todas las Rutas</w:t>
-      </w:r>
-      <w:r>
-        <w:t xml:space="preserve"> </w:t>
-      </w:r>
-      <w:r>
-        <w:t xml:space="preserve">para listar los caminos ordenados por kilometraje. Haga clic sobre cualquier fila para resaltar dicha trayectoria en el mapa interactivo o use el botón</w:t>
+        <w:t xml:space="preserve">Rutas (S3)</w:t>
+      </w:r>
+      <w:r>
+        <w:t xml:space="preserve"> </w:t>
+      </w:r>
+      <w:r>
+        <w:t xml:space="preserve">para listar los caminos ordenados por kilometraje con la medalla a la ruta mínima. Haga clic sobre cualquier fila para resaltar dicha trayectoria en el lienzo o use el botón</w:t>
       </w:r>
       <w:r>
         <w:t xml:space="preserve"> </w:t>
@@ -26204,7 +28055,7 @@
         <w:pStyle w:val="Compact"/>
         <w:numPr>
           <w:ilvl w:val="0"/>
-          <w:numId w:val="1039"/>
+          <w:numId w:val="1043"/>
         </w:numPr>
       </w:pPr>
       <w:r>
@@ -26220,7 +28071,7 @@
         <w:pStyle w:val="Compact"/>
         <w:numPr>
           <w:ilvl w:val="1"/>
-          <w:numId w:val="1044"/>
+          <w:numId w:val="1049"/>
         </w:numPr>
       </w:pPr>
       <w:r>
@@ -26234,13 +28085,70 @@
           <w:b/>
           <w:bCs/>
         </w:rPr>
-        <w:t xml:space="preserve">Diseñar</w:t>
-      </w:r>
-      <w:r>
-        <w:t xml:space="preserve"> </w:t>
-      </w:r>
-      <w:r>
-        <w:t xml:space="preserve">en el encabezado para crear nuevos grafos, arrastrar vértices, añadir conexiones personalizadas y probar los algoritmos sobre topologías arbitrarias.</w:t>
+        <w:t xml:space="preserve">Diseño</w:t>
+      </w:r>
+      <w:r>
+        <w:t xml:space="preserve"> </w:t>
+      </w:r>
+      <w:r>
+        <w:t xml:space="preserve">en el encabezado para crear nuevos grafos, arrastrar vértices, añadir conexiones personalizadas, ajustar formas de arista (</w:t>
+      </w:r>
+      <w:r>
+        <w:rPr>
+          <w:rStyle w:val="VerbatimChar"/>
+        </w:rPr>
+        <w:t xml:space="preserve">straight</w:t>
+      </w:r>
+      <w:r>
+        <w:t xml:space="preserve">,</w:t>
+      </w:r>
+      <w:r>
+        <w:t xml:space="preserve"> </w:t>
+      </w:r>
+      <w:r>
+        <w:rPr>
+          <w:rStyle w:val="VerbatimChar"/>
+        </w:rPr>
+        <w:t xml:space="preserve">bezier</w:t>
+      </w:r>
+      <w:r>
+        <w:t xml:space="preserve">,</w:t>
+      </w:r>
+      <w:r>
+        <w:t xml:space="preserve"> </w:t>
+      </w:r>
+      <w:r>
+        <w:rPr>
+          <w:rStyle w:val="VerbatimChar"/>
+        </w:rPr>
+        <w:t xml:space="preserve">arc</w:t>
+      </w:r>
+      <w:r>
+        <w:t xml:space="preserve">,</w:t>
+      </w:r>
+      <w:r>
+        <w:t xml:space="preserve"> </w:t>
+      </w:r>
+      <w:r>
+        <w:rPr>
+          <w:rStyle w:val="VerbatimChar"/>
+        </w:rPr>
+        <w:t xml:space="preserve">step</w:t>
+      </w:r>
+      <w:r>
+        <w:t xml:space="preserve">,</w:t>
+      </w:r>
+      <w:r>
+        <w:t xml:space="preserve"> </w:t>
+      </w:r>
+      <w:r>
+        <w:rPr>
+          <w:rStyle w:val="VerbatimChar"/>
+        </w:rPr>
+        <w:t xml:space="preserve">smoothstep</w:t>
+      </w:r>
+      <w:r>
+        <w:t xml:space="preserve">) y probar los algoritmos sobre topologías arbitrarias.</w:t>
       </w:r>
     </w:p>
     <w:p>
@@ -26250,9 +28158,9 @@
         </w:pict>
       </w:r>
     </w:p>
-    <w:bookmarkEnd w:id="80"/>
-    <w:bookmarkEnd w:id="81"/>
-    <w:bookmarkStart w:id="82" w:name="referencias-bibliográficas-normas-apa-7"/>
+    <w:bookmarkEnd w:id="85"/>
+    <w:bookmarkEnd w:id="86"/>
+    <w:bookmarkStart w:id="87" w:name="referencias-bibliográficas-normas-apa-7"/>
     <w:p>
       <w:pPr>
         <w:pStyle w:val="Heading2"/>
@@ -26266,7 +28174,7 @@
         <w:pStyle w:val="Compact"/>
         <w:numPr>
           <w:ilvl w:val="0"/>
-          <w:numId w:val="1045"/>
+          <w:numId w:val="1050"/>
         </w:numPr>
       </w:pPr>
       <w:r>
@@ -26294,7 +28202,7 @@
         <w:pStyle w:val="Compact"/>
         <w:numPr>
           <w:ilvl w:val="0"/>
-          <w:numId w:val="1045"/>
+          <w:numId w:val="1050"/>
         </w:numPr>
       </w:pPr>
       <w:r>
@@ -26319,7 +28227,7 @@
         <w:pStyle w:val="Compact"/>
         <w:numPr>
           <w:ilvl w:val="0"/>
-          <w:numId w:val="1045"/>
+          <w:numId w:val="1050"/>
         </w:numPr>
       </w:pPr>
       <w:r>
@@ -26344,7 +28252,7 @@
         <w:pStyle w:val="Compact"/>
         <w:numPr>
           <w:ilvl w:val="0"/>
-          <w:numId w:val="1045"/>
+          <w:numId w:val="1050"/>
         </w:numPr>
       </w:pPr>
       <w:r>
@@ -26372,7 +28280,7 @@
         <w:pStyle w:val="Compact"/>
         <w:numPr>
           <w:ilvl w:val="0"/>
-          <w:numId w:val="1045"/>
+          <w:numId w:val="1050"/>
         </w:numPr>
       </w:pPr>
       <w:r>
@@ -26397,7 +28305,7 @@
         <w:pStyle w:val="Compact"/>
         <w:numPr>
           <w:ilvl w:val="0"/>
-          <w:numId w:val="1045"/>
+          <w:numId w:val="1050"/>
         </w:numPr>
       </w:pPr>
       <w:r>
@@ -26422,7 +28330,7 @@
         <w:pStyle w:val="Compact"/>
         <w:numPr>
           <w:ilvl w:val="0"/>
-          <w:numId w:val="1045"/>
+          <w:numId w:val="1050"/>
         </w:numPr>
       </w:pPr>
       <w:r>
@@ -26447,7 +28355,7 @@
         <w:pStyle w:val="Compact"/>
         <w:numPr>
           <w:ilvl w:val="0"/>
-          <w:numId w:val="1045"/>
+          <w:numId w:val="1050"/>
         </w:numPr>
       </w:pPr>
       <w:r>
@@ -26472,7 +28380,7 @@
         <w:pStyle w:val="Compact"/>
         <w:numPr>
           <w:ilvl w:val="0"/>
-          <w:numId w:val="1045"/>
+          <w:numId w:val="1050"/>
         </w:numPr>
       </w:pPr>
       <w:r>
@@ -26492,8 +28400,8 @@
         <w:t xml:space="preserve">, 17(11), 712–716. https://doi.org/10.1287/mnsc.17.11.712</w:t>
       </w:r>
     </w:p>
-    <w:bookmarkEnd w:id="82"/>
-    <w:bookmarkEnd w:id="83"/>
+    <w:bookmarkEnd w:id="87"/>
+    <w:bookmarkEnd w:id="88"/>
     <w:sectPr>
       <w:footnotePr>
         <w:numRestart w:val="eachSect"/>
@@ -27018,6 +28926,9 @@
     <w:abstractNumId w:val="991"/>
   </w:num>
   <w:num w:numId="1021">
+    <w:abstractNumId w:val="991"/>
+  </w:num>
+  <w:num w:numId="1022">
     <w:abstractNumId w:val="99411"/>
     <w:lvlOverride w:ilvl="0">
       <w:startOverride w:val="1"/>
@@ -27046,9 +28957,6 @@
     <w:lvlOverride w:ilvl="8">
       <w:startOverride w:val="1"/>
     </w:lvlOverride>
-  </w:num>
-  <w:num w:numId="1022">
-    <w:abstractNumId w:val="991"/>
   </w:num>
   <w:num w:numId="1023">
     <w:abstractNumId w:val="99411"/>
@@ -27084,18 +28992,6 @@
     <w:abstractNumId w:val="991"/>
   </w:num>
   <w:num w:numId="1025">
-    <w:abstractNumId w:val="991"/>
-  </w:num>
-  <w:num w:numId="1026">
-    <w:abstractNumId w:val="991"/>
-  </w:num>
-  <w:num w:numId="1027">
-    <w:abstractNumId w:val="991"/>
-  </w:num>
-  <w:num w:numId="1028">
-    <w:abstractNumId w:val="991"/>
-  </w:num>
-  <w:num w:numId="1029">
     <w:abstractNumId w:val="99411"/>
     <w:lvlOverride w:ilvl="0">
       <w:startOverride w:val="1"/>
@@ -27125,22 +29021,7 @@
       <w:startOverride w:val="1"/>
     </w:lvlOverride>
   </w:num>
-  <w:num w:numId="1030">
-    <w:abstractNumId w:val="991"/>
-  </w:num>
-  <w:num w:numId="1031">
-    <w:abstractNumId w:val="991"/>
-  </w:num>
-  <w:num w:numId="1032">
-    <w:abstractNumId w:val="991"/>
-  </w:num>
-  <w:num w:numId="1033">
-    <w:abstractNumId w:val="991"/>
-  </w:num>
-  <w:num w:numId="1034">
-    <w:abstractNumId w:val="991"/>
-  </w:num>
-  <w:num w:numId="1035">
+  <w:num w:numId="1026">
     <w:abstractNumId w:val="99411"/>
     <w:lvlOverride w:ilvl="0">
       <w:startOverride w:val="1"/>
@@ -27170,7 +29051,25 @@
       <w:startOverride w:val="1"/>
     </w:lvlOverride>
   </w:num>
-  <w:num w:numId="1036">
+  <w:num w:numId="1027">
+    <w:abstractNumId w:val="991"/>
+  </w:num>
+  <w:num w:numId="1028">
+    <w:abstractNumId w:val="991"/>
+  </w:num>
+  <w:num w:numId="1029">
+    <w:abstractNumId w:val="991"/>
+  </w:num>
+  <w:num w:numId="1030">
+    <w:abstractNumId w:val="991"/>
+  </w:num>
+  <w:num w:numId="1031">
+    <w:abstractNumId w:val="991"/>
+  </w:num>
+  <w:num w:numId="1032">
+    <w:abstractNumId w:val="991"/>
+  </w:num>
+  <w:num w:numId="1033">
     <w:abstractNumId w:val="99411"/>
     <w:lvlOverride w:ilvl="0">
       <w:startOverride w:val="1"/>
@@ -27199,6 +29098,15 @@
     <w:lvlOverride w:ilvl="8">
       <w:startOverride w:val="1"/>
     </w:lvlOverride>
+  </w:num>
+  <w:num w:numId="1034">
+    <w:abstractNumId w:val="991"/>
+  </w:num>
+  <w:num w:numId="1035">
+    <w:abstractNumId w:val="991"/>
+  </w:num>
+  <w:num w:numId="1036">
+    <w:abstractNumId w:val="991"/>
   </w:num>
   <w:num w:numId="1037">
     <w:abstractNumId w:val="991"/>
@@ -27237,7 +29145,34 @@
     </w:lvlOverride>
   </w:num>
   <w:num w:numId="1040">
-    <w:abstractNumId w:val="991"/>
+    <w:abstractNumId w:val="99411"/>
+    <w:lvlOverride w:ilvl="0">
+      <w:startOverride w:val="1"/>
+    </w:lvlOverride>
+    <w:lvlOverride w:ilvl="1">
+      <w:startOverride w:val="1"/>
+    </w:lvlOverride>
+    <w:lvlOverride w:ilvl="2">
+      <w:startOverride w:val="1"/>
+    </w:lvlOverride>
+    <w:lvlOverride w:ilvl="3">
+      <w:startOverride w:val="1"/>
+    </w:lvlOverride>
+    <w:lvlOverride w:ilvl="4">
+      <w:startOverride w:val="1"/>
+    </w:lvlOverride>
+    <w:lvlOverride w:ilvl="5">
+      <w:startOverride w:val="1"/>
+    </w:lvlOverride>
+    <w:lvlOverride w:ilvl="6">
+      <w:startOverride w:val="1"/>
+    </w:lvlOverride>
+    <w:lvlOverride w:ilvl="7">
+      <w:startOverride w:val="1"/>
+    </w:lvlOverride>
+    <w:lvlOverride w:ilvl="8">
+      <w:startOverride w:val="1"/>
+    </w:lvlOverride>
   </w:num>
   <w:num w:numId="1041">
     <w:abstractNumId w:val="991"/>
@@ -27246,12 +29181,54 @@
     <w:abstractNumId w:val="991"/>
   </w:num>
   <w:num w:numId="1043">
-    <w:abstractNumId w:val="991"/>
+    <w:abstractNumId w:val="99411"/>
+    <w:lvlOverride w:ilvl="0">
+      <w:startOverride w:val="1"/>
+    </w:lvlOverride>
+    <w:lvlOverride w:ilvl="1">
+      <w:startOverride w:val="1"/>
+    </w:lvlOverride>
+    <w:lvlOverride w:ilvl="2">
+      <w:startOverride w:val="1"/>
+    </w:lvlOverride>
+    <w:lvlOverride w:ilvl="3">
+      <w:startOverride w:val="1"/>
+    </w:lvlOverride>
+    <w:lvlOverride w:ilvl="4">
+      <w:startOverride w:val="1"/>
+    </w:lvlOverride>
+    <w:lvlOverride w:ilvl="5">
+      <w:startOverride w:val="1"/>
+    </w:lvlOverride>
+    <w:lvlOverride w:ilvl="6">
+      <w:startOverride w:val="1"/>
+    </w:lvlOverride>
+    <w:lvlOverride w:ilvl="7">
+      <w:startOverride w:val="1"/>
+    </w:lvlOverride>
+    <w:lvlOverride w:ilvl="8">
+      <w:startOverride w:val="1"/>
+    </w:lvlOverride>
   </w:num>
   <w:num w:numId="1044">
     <w:abstractNumId w:val="991"/>
   </w:num>
   <w:num w:numId="1045">
+    <w:abstractNumId w:val="991"/>
+  </w:num>
+  <w:num w:numId="1046">
+    <w:abstractNumId w:val="991"/>
+  </w:num>
+  <w:num w:numId="1047">
+    <w:abstractNumId w:val="991"/>
+  </w:num>
+  <w:num w:numId="1048">
+    <w:abstractNumId w:val="991"/>
+  </w:num>
+  <w:num w:numId="1049">
+    <w:abstractNumId w:val="991"/>
+  </w:num>
+  <w:num w:numId="1050">
     <w:abstractNumId w:val="991"/>
   </w:num>
 </w:numbering>

--- a/docs/informe/INFORME.docx
+++ b/docs/informe/INFORME.docx
@@ -106,10 +106,7 @@
         <w:t xml:space="preserve"> </w:t>
       </w:r>
       <w:r>
-        <w:rPr>
-          <w:rStyle w:val="VerbatimChar"/>
-        </w:rPr>
-        <w:t xml:space="preserve">________________________________________</w:t>
+        <w:t xml:space="preserve">Investigación de Operaciones</w:t>
       </w:r>
       <w:r>
         <w:br/>
@@ -125,44 +122,41 @@
         <w:t xml:space="preserve"> </w:t>
       </w:r>
       <w:r>
-        <w:rPr>
-          <w:rStyle w:val="VerbatimChar"/>
-        </w:rPr>
-        <w:t xml:space="preserve">________________________________________</w:t>
-      </w:r>
-    </w:p>
-    <w:p>
-      <w:pPr>
-        <w:pStyle w:val="BodyText"/>
-      </w:pPr>
+        <w:t xml:space="preserve">Ing. Samuel Isaac Gómez Moreno</w:t>
+      </w:r>
+      <w:r>
+        <w:br/>
+      </w:r>
       <w:r>
         <w:rPr>
           <w:b/>
           <w:bCs/>
         </w:rPr>
-        <w:t xml:space="preserve">Estudiante:</w:t>
-      </w:r>
-      <w:r>
-        <w:t xml:space="preserve"> </w:t>
-      </w:r>
-      <w:r>
-        <w:t xml:space="preserve">Cristopher Alexis Castellanos Paz</w:t>
-      </w:r>
-      <w:r>
-        <w:br/>
-      </w:r>
+        <w:t xml:space="preserve">Semestre y Carrera:</w:t>
+      </w:r>
+      <w:r>
+        <w:t xml:space="preserve"> </w:t>
+      </w:r>
+      <w:r>
+        <w:t xml:space="preserve">6.º semestre, Ingeniería en Sistemas</w:t>
+      </w:r>
+    </w:p>
+    <w:p>
+      <w:pPr>
+        <w:pStyle w:val="BodyText"/>
+      </w:pPr>
       <w:r>
         <w:rPr>
           <w:b/>
           <w:bCs/>
         </w:rPr>
-        <w:t xml:space="preserve">Carné:</w:t>
-      </w:r>
-      <w:r>
-        <w:t xml:space="preserve"> </w:t>
-      </w:r>
-      <w:r>
-        <w:t xml:space="preserve">2690245972</w:t>
+        <w:t xml:space="preserve">Estudiante:</w:t>
+      </w:r>
+      <w:r>
+        <w:t xml:space="preserve"> </w:t>
+      </w:r>
+      <w:r>
+        <w:t xml:space="preserve">Cristopher Alexis Castellanos Paz</w:t>
       </w:r>
       <w:r>
         <w:br/>
@@ -172,13 +166,13 @@
           <w:b/>
           <w:bCs/>
         </w:rPr>
-        <w:t xml:space="preserve">Carrera:</w:t>
-      </w:r>
-      <w:r>
-        <w:t xml:space="preserve"> </w:t>
-      </w:r>
-      <w:r>
-        <w:t xml:space="preserve">Ingeniería en Sistemas de Información y Ciencias de la Computación</w:t>
+        <w:t xml:space="preserve">Carné:</w:t>
+      </w:r>
+      <w:r>
+        <w:t xml:space="preserve"> </w:t>
+      </w:r>
+      <w:r>
+        <w:t xml:space="preserve">2690-24-5972</w:t>
       </w:r>
       <w:r>
         <w:br/>
